--- a/docs/คู่มือ-Social-MKT-Data-Hub.docx
+++ b/docs/คู่มือ-Social-MKT-Data-Hub.docx
@@ -29,7 +29,7 @@
           <w:cs/>
           <w:lang w:val="th-TH" w:eastAsia="th-TH" w:bidi="th-TH"/>
         </w:rPr>
-        <w:t>เอกสารนี้อธิบายว่า Dashboard และตารางใน Lark Base ใช้ดูอะไร ข้อมูลมาจากไหน และมีเงื่อนไขอะไรที่ควรรู้ ระบบเก็บประวัติหลักไว้ใน Cloudflare D1 แล้วส่งข้อมูลที่ใช้ดูงานไปยัง Lark Base</w:t>
+        <w:t>คู่มือนี้อธิบายวิธีอ่าน Dashboard และตารางใน Lark Base รวมถึงที่มาของข้อมูลและเงื่อนไขสำคัญที่ควรรู้ ระบบเก็บประวัติหลักไว้ใน Cloudflare D1 และส่งข้อมูลที่ใช้ดูงานไปยัง Lark Base</w:t>
       </w:r>
     </w:p>
     <w:p>
@@ -43,7 +43,7 @@
           <w:cs/>
           <w:lang w:val="th-TH" w:eastAsia="th-TH" w:bidi="th-TH"/>
         </w:rPr>
-        <w:t>อ่านวันที่ให้ถูก</w:t>
+        <w:t>วิธีอ่านวันที่</w:t>
       </w:r>
     </w:p>
     <w:p>
@@ -70,7 +70,7 @@
           <w:cs/>
           <w:lang w:val="th-TH" w:eastAsia="th-TH" w:bidi="th-TH"/>
         </w:rPr>
-        <w:t xml:space="preserve"> = วันที่ของข้อมูล โดยรอบรายวันทั่วไปใช้วันล่าสุดที่จบสมบูรณ์แล้ว</w:t>
+        <w:t xml:space="preserve"> = วันที่ที่ตัวเลขนั้นเกิดขึ้น โดยรอบรายวันใช้วันล่าสุดที่ข้อมูลเสร็จสมบูรณ์แล้ว</w:t>
       </w:r>
     </w:p>
     <w:p>
@@ -97,7 +97,7 @@
           <w:cs/>
           <w:lang w:val="th-TH" w:eastAsia="th-TH" w:bidi="th-TH"/>
         </w:rPr>
-        <w:t xml:space="preserve"> = วันที่และเวลาที่ระบบเขียนข้อมูลปลายทางสำเร็จ จึงอาจใหม่กว่า </w:t>
+        <w:t xml:space="preserve"> = วันที่และเวลาที่เขียนข้อมูลลงปลายทางสำเร็จ จึงอาจเป็นวันถัดจาก </w:t>
       </w:r>
       <w:r>
         <w:rPr>
@@ -108,16 +108,6 @@
           <w:lang w:val="th-TH" w:eastAsia="th-TH" w:bidi="th-TH"/>
         </w:rPr>
         <w:t>metric_date</w:t>
-      </w:r>
-      <w:r>
-        <w:rPr>
-          <w:rFonts w:ascii="Arial Unicode MS" w:hAnsi="Arial Unicode MS" w:eastAsia="Arial Unicode MS" w:cs="Arial Unicode MS"/>
-          <w:color w:val="202020"/>
-          <w:sz w:val="19"/>
-          <w:cs/>
-          <w:lang w:val="th-TH" w:eastAsia="th-TH" w:bidi="th-TH"/>
-        </w:rPr>
-        <w:t xml:space="preserve"> 1 วัน</w:t>
       </w:r>
     </w:p>
     <w:p>
@@ -164,7 +154,7 @@
           <w:cs/>
           <w:lang w:val="th-TH" w:eastAsia="th-TH" w:bidi="th-TH"/>
         </w:rPr>
-        <w:t xml:space="preserve"> = ช่วงข้อมูลที่รายงานหรือสรุปใช้คำนวณ</w:t>
+        <w:t xml:space="preserve"> = วันแรกและวันสุดท้ายของช่วงที่ใช้คำนวณรายงาน</w:t>
       </w:r>
     </w:p>
     <w:p>
@@ -201,7 +191,7 @@
           <w:cs/>
           <w:lang w:val="th-TH" w:eastAsia="th-TH" w:bidi="th-TH"/>
         </w:rPr>
-        <w:t xml:space="preserve"> คือแหล่งข้อมูลยืนยันว่าเป็นศูนย์ ส่วนข้อมูลที่ไม่มีหรือยังไม่พร้อมจะแสดงเป็นว่าง/</w:t>
+        <w:t xml:space="preserve"> หมายถึงแหล่งข้อมูลยืนยันว่าเป็นศูนย์ ส่วนข้อมูลที่ไม่มีหรือยังไม่พร้อมจะแสดงเป็นช่องว่างหรือ </w:t>
       </w:r>
       <w:r>
         <w:rPr>
@@ -240,7 +230,7 @@
           <w:cs/>
           <w:lang w:val="th-TH" w:eastAsia="th-TH" w:bidi="th-TH"/>
         </w:rPr>
-        <w:t xml:space="preserve">Dashboard อ่านจากชุดรายงานที่ระบบคำนวณและตรวจความครบถ้วนแล้ว ไม่ได้อ่านข้อมูลดิบโดยตรง ตัวกรองหลักคือ Platform, Account และช่วงเวลา </w:t>
+        <w:t xml:space="preserve">ตัวเลขบน Dashboard มาจากรายงานที่ระบบคำนวณและตรวจความครบถ้วนแล้ว ผู้ใช้กรองข้อมูลตาม Platform, Account และช่วงเวลา </w:t>
       </w:r>
       <w:r>
         <w:rPr>
@@ -312,7 +302,7 @@
           <w:cs/>
           <w:lang w:val="th-TH" w:eastAsia="th-TH" w:bidi="th-TH"/>
         </w:rPr>
-        <w:t xml:space="preserve"> หากข้อมูลฐานสำหรับเปรียบเทียบยังไม่ครบ ระบบจะแสดงว่างหรือ </w:t>
+        <w:t xml:space="preserve"> ได้ หากข้อมูลฐานสำหรับเปรียบเทียบยังไม่ครบ ช่องนั้นจะแสดงเป็นช่องว่างหรือ </w:t>
       </w:r>
       <w:r>
         <w:rPr>
@@ -330,7 +320,7 @@
           <w:cs/>
           <w:lang w:val="th-TH" w:eastAsia="th-TH" w:bidi="th-TH"/>
         </w:rPr>
-        <w:t xml:space="preserve"> แทนการใส่ศูนย์</w:t>
+        <w:t xml:space="preserve"> โดยไม่ใช้เลขศูนย์แทนข้อมูลที่ขาด</w:t>
       </w:r>
     </w:p>
     <w:p>
@@ -364,7 +354,7 @@
           <w:cs/>
           <w:lang w:val="th-TH" w:eastAsia="th-TH" w:bidi="th-TH"/>
         </w:rPr>
-        <w:t>หน้าสรุปสำหรับดูภาพรวมทุกด้านในหน้าเดียว</w:t>
+        <w:t>ใช้ดูภาพรวม Organic, Paid Ads, ยอดขาย และงานบริการลูกค้าในหน้าเดียว</w:t>
       </w:r>
     </w:p>
     <w:tbl>
@@ -897,7 +887,7 @@
                 <w:cs/>
                 <w:lang w:val="th-TH" w:eastAsia="th-TH" w:bidi="th-TH"/>
               </w:rPr>
-              <w:t>ยอดขายสุทธิหลังหักรายการที่ระบบกำหนด หน่วยเป็นสกุลเงินของร้าน</w:t>
+              <w:t>ยอดขายสุทธิหลังหักส่วนลด คืนเงิน และรายการปรับปรุงตามนิยามของร้าน</w:t>
             </w:r>
           </w:p>
         </w:tc>
@@ -1597,7 +1587,7 @@
                 <w:cs/>
                 <w:lang w:val="th-TH" w:eastAsia="th-TH" w:bidi="th-TH"/>
               </w:rPr>
-              <w:t xml:space="preserve">ความครบถ้วนของช่วงข้อมูลและเหตุผลเมื่อบาง Metric ยังเป็น </w:t>
+              <w:t xml:space="preserve">ความครบถ้วนของช่วงข้อมูลและสาเหตุที่บางค่าแสดงเป็น </w:t>
             </w:r>
             <w:r>
               <w:rPr>
@@ -2865,7 +2855,7 @@
                 <w:cs/>
                 <w:lang w:val="th-TH" w:eastAsia="th-TH" w:bidi="th-TH"/>
               </w:rPr>
-              <w:t>ตัวเลขตรวจข้อมูล</w:t>
+              <w:t>จำนวนรายการ</w:t>
             </w:r>
           </w:p>
         </w:tc>
@@ -2953,7 +2943,7 @@
                 <w:cs/>
                 <w:lang w:val="th-TH" w:eastAsia="th-TH" w:bidi="th-TH"/>
               </w:rPr>
-              <w:t>ตัวเลขตรวจข้อมูล</w:t>
+              <w:t>จำนวนรายการ</w:t>
             </w:r>
           </w:p>
         </w:tc>
@@ -3040,7 +3030,7 @@
                 <w:cs/>
                 <w:lang w:val="th-TH" w:eastAsia="th-TH" w:bidi="th-TH"/>
               </w:rPr>
-              <w:t>ตัวเลขตรวจข้อมูล</w:t>
+              <w:t>จำนวนรายการ</w:t>
             </w:r>
           </w:p>
         </w:tc>
@@ -3128,7 +3118,7 @@
                 <w:cs/>
                 <w:lang w:val="th-TH" w:eastAsia="th-TH" w:bidi="th-TH"/>
               </w:rPr>
-              <w:t>ตัวเลขตรวจข้อมูล</w:t>
+              <w:t>จำนวนรายการ</w:t>
             </w:r>
           </w:p>
         </w:tc>
@@ -5294,7 +5284,7 @@
                 <w:cs/>
                 <w:lang w:val="th-TH" w:eastAsia="th-TH" w:bidi="th-TH"/>
               </w:rPr>
-              <w:t>ยอดขายก่อนหักรายการ แยกตามช่วงที่เลือก</w:t>
+              <w:t>ยอดขายก่อนหักส่วนลด คืนเงิน และรายการปรับปรุง แยกตามช่วงที่เลือก</w:t>
             </w:r>
           </w:p>
         </w:tc>
@@ -5586,7 +5576,7 @@
                 <w:cs/>
                 <w:lang w:val="th-TH" w:eastAsia="th-TH" w:bidi="th-TH"/>
               </w:rPr>
-              <w:t>อันดับสินค้า/ช่องทางชำระ/การจัดส่ง</w:t>
+              <w:t>อันดับสินค้า วิธีชำระเงิน และวิธีจัดส่ง</w:t>
             </w:r>
           </w:p>
         </w:tc>
@@ -5644,7 +5634,7 @@
                 <w:cs/>
                 <w:lang w:val="th-TH" w:eastAsia="th-TH" w:bidi="th-TH"/>
               </w:rPr>
-              <w:t>รายการอันดับและยอดขายที่เกี่ยวข้อง เมื่อชุดรายงานมีข้อมูลส่วนนั้น</w:t>
+              <w:t>อันดับและยอดขายที่เกี่ยวข้อง เมื่อแหล่งข้อมูลมีรายละเอียดส่วนนั้น</w:t>
             </w:r>
           </w:p>
         </w:tc>
@@ -5767,7 +5757,7 @@
           <w:cs/>
           <w:lang w:val="th-TH" w:eastAsia="th-TH" w:bidi="th-TH"/>
         </w:rPr>
-        <w:t>ใช้ดูงานบริการลูกค้าจาก Chatwoot โดยดึงเฉพาะ Conversation ใหม่หรือรายการที่มีการเปลี่ยนแปลง</w:t>
+        <w:t>ใช้ดูงานบริการลูกค้าจาก Chatwoot โดยนำเข้าเฉพาะ Conversation ใหม่และรายการเดิมที่มีการอัปเดต</w:t>
       </w:r>
     </w:p>
     <w:tbl>
@@ -6230,7 +6220,7 @@
                 <w:cs/>
                 <w:lang w:val="th-TH" w:eastAsia="th-TH" w:bidi="th-TH"/>
               </w:rPr>
-              <w:t>จำนวน Conversation ที่ปิดหรือแก้ไขเสร็จในช่วงที่เลือก</w:t>
+              <w:t>จำนวน Conversation ที่ปิดงานแล้วในช่วงที่เลือก</w:t>
             </w:r>
           </w:p>
         </w:tc>
@@ -6405,7 +6395,7 @@
                 <w:cs/>
                 <w:lang w:val="th-TH" w:eastAsia="th-TH" w:bidi="th-TH"/>
               </w:rPr>
-              <w:t>เวลาเฉลี่ยก่อนตอบลูกค้าครั้งแรก</w:t>
+              <w:t>เวลาเฉลี่ยตั้งแต่ลูกค้าเริ่ม Conversation จนได้รับคำตอบครั้งแรก</w:t>
             </w:r>
           </w:p>
         </w:tc>
@@ -6491,7 +6481,7 @@
                 <w:cs/>
                 <w:lang w:val="th-TH" w:eastAsia="th-TH" w:bidi="th-TH"/>
               </w:rPr>
-              <w:t>เวลาเฉลี่ยตั้งแต่เปิดจนปิด Conversation</w:t>
+              <w:t>เวลาเฉลี่ยตั้งแต่เปิด Conversation จนปิดงาน</w:t>
             </w:r>
           </w:p>
         </w:tc>
@@ -6666,7 +6656,7 @@
                 <w:cs/>
                 <w:lang w:val="th-TH" w:eastAsia="th-TH" w:bidi="th-TH"/>
               </w:rPr>
-              <w:t>จำนวนงานและเวลาตอบของ Agent หรือ Inbox เมื่อชุดรายงานมีข้อมูลจัดอันดับ</w:t>
+              <w:t>จำนวนงานและเวลาตอบแยกตาม Agent หรือ Inbox เมื่อมีข้อมูลเพียงพอ</w:t>
             </w:r>
           </w:p>
         </w:tc>
@@ -6792,7 +6782,7 @@
           <w:cs/>
           <w:lang w:val="th-TH" w:eastAsia="th-TH" w:bidi="th-TH"/>
         </w:rPr>
-        <w:t>หน้าตรวจสุขภาพระบบ ใช้แยกกรณี “ไม่มีข้อมูลจริง” ออกจาก “ข้อมูลยังมาไม่ครบ”</w:t>
+        <w:t>ใช้ตรวจสุขภาพระบบ และช่วยแยกว่าค่าเป็นศูนย์จริงหรือข้อมูลยังมาไม่ครบ</w:t>
       </w:r>
     </w:p>
     <w:tbl>
@@ -7325,7 +7315,7 @@
                 <w:cs/>
                 <w:lang w:val="th-TH" w:eastAsia="th-TH" w:bidi="th-TH"/>
               </w:rPr>
-              <w:t>ผล Sync ล่าสุดของแต่ละช่องทาง งานที่กำลังทำ และงานที่ต้องตรวจ</w:t>
+              <w:t>สถานะ Sync ล่าสุดของแต่ละช่องทาง รวมถึงงานที่กำลังทำและงานที่ควรตรวจสอบ</w:t>
             </w:r>
           </w:p>
         </w:tc>
@@ -7411,7 +7401,7 @@
                 <w:cs/>
                 <w:lang w:val="th-TH" w:eastAsia="th-TH" w:bidi="th-TH"/>
               </w:rPr>
-              <w:t>ระดับความสำคัญ สาเหตุ เวลาเกิด สถานะเปิด/แก้แล้ว และช่องทางที่เกี่ยวข้อง</w:t>
+              <w:t>ระดับความสำคัญ สาเหตุ เวลาเกิด สถานะปัจจุบัน และช่องทางที่เกี่ยวข้อง</w:t>
             </w:r>
           </w:p>
         </w:tc>
@@ -7434,7 +7424,7 @@
           <w:cs/>
           <w:lang w:val="th-TH" w:eastAsia="th-TH" w:bidi="th-TH"/>
         </w:rPr>
-        <w:t xml:space="preserve">ค่าบน Dashboard มาจาก </w:t>
+        <w:t xml:space="preserve">ตัวเลขบน Dashboard มาจาก </w:t>
       </w:r>
       <w:r>
         <w:rPr>
@@ -7506,7 +7496,7 @@
           <w:cs/>
           <w:lang w:val="th-TH" w:eastAsia="th-TH" w:bidi="th-TH"/>
         </w:rPr>
-        <w:t xml:space="preserve"> ส่วนสถานะงานและปัญหาอ้างอิง </w:t>
+        <w:t xml:space="preserve"> ส่วนสถานะการ Sync และปัญหาของระบบอ้างอิงจาก </w:t>
       </w:r>
       <w:r>
         <w:rPr>
@@ -7524,7 +7514,7 @@
           <w:cs/>
           <w:lang w:val="th-TH" w:eastAsia="th-TH" w:bidi="th-TH"/>
         </w:rPr>
-        <w:t xml:space="preserve"> กับ </w:t>
+        <w:t xml:space="preserve"> และ </w:t>
       </w:r>
       <w:r>
         <w:rPr>
@@ -7932,7 +7922,7 @@
                 <w:cs/>
                 <w:lang w:val="th-TH" w:eastAsia="th-TH" w:bidi="th-TH"/>
               </w:rPr>
-              <w:t>ความหมาย หน่วย และวิธีอ่านแต่ละ Metric</w:t>
+              <w:t>คำอธิบาย หน่วย และวิธีอ่านแต่ละ Metric</w:t>
             </w:r>
           </w:p>
         </w:tc>
@@ -8020,7 +8010,7 @@
                 <w:cs/>
                 <w:lang w:val="th-TH" w:eastAsia="th-TH" w:bidi="th-TH"/>
               </w:rPr>
-              <w:t>กฎ/คำสำหรับจัดหมวดหมู่ Content หรือ Campaign</w:t>
+              <w:t>คำและกฎที่ใช้จัดหมวดหมู่ Content หรือ Campaign</w:t>
             </w:r>
           </w:p>
         </w:tc>
@@ -8330,7 +8320,7 @@
                 <w:cs/>
                 <w:lang w:val="th-TH" w:eastAsia="th-TH" w:bidi="th-TH"/>
               </w:rPr>
-              <w:t>Snapshot ตัวเลขของแต่ละ Content ในแต่ละวัน</w:t>
+              <w:t>ตัวเลขของแต่ละ Content แยกตามวัน</w:t>
             </w:r>
           </w:p>
         </w:tc>
@@ -8417,7 +8407,7 @@
                 <w:cs/>
                 <w:lang w:val="th-TH" w:eastAsia="th-TH" w:bidi="th-TH"/>
               </w:rPr>
-              <w:t>แหล่งข้อมูล TikTok Native ที่เชื่อมกับ Lark</w:t>
+              <w:t>ข้อมูล TikTok ที่เชื่อมผ่าน Lark Native</w:t>
             </w:r>
           </w:p>
         </w:tc>
@@ -8445,7 +8435,7 @@
                 <w:cs/>
                 <w:lang w:val="th-TH" w:eastAsia="th-TH" w:bidi="th-TH"/>
               </w:rPr>
-              <w:t>อ่านอย่างเดียว ห้ามแก้ schema หรือข้อมูลด้วยระบบ Sync</w:t>
+              <w:t>อ่านอย่างเดียว ห้ามแก้ Schema หรือข้อมูลด้วยระบบ Sync</w:t>
             </w:r>
           </w:p>
         </w:tc>
@@ -9191,7 +9181,7 @@
                 <w:cs/>
                 <w:lang w:val="th-TH" w:eastAsia="th-TH" w:bidi="th-TH"/>
               </w:rPr>
-              <w:t>Lark เก็บช่วงล่าสุดแบบ bounded cache; เป้าหมาย 90 วัน และ D1 เก็บประวัติเต็ม</w:t>
+              <w:t>Lark เก็บข้อมูลช่วงล่าสุด โดยมีเป้าหมายย้อนหลัง 90 วัน ส่วนประวัติเต็มยังอยู่ใน D1</w:t>
             </w:r>
           </w:p>
         </w:tc>
@@ -9280,7 +9270,7 @@
                 <w:cs/>
                 <w:lang w:val="th-TH" w:eastAsia="th-TH" w:bidi="th-TH"/>
               </w:rPr>
-              <w:t>เดือนปัจจุบันเป็น MTD และอัปเดตรายวัน; เดือนปิดแล้วคงเดิม; มี Views Overview/Meta/Google/TikTok และไม่สร้าง duplicate</w:t>
+              <w:t>เดือนปัจจุบันเป็น MTD และอัปเดตรายวัน; เดือนที่ปิดแล้วจะคงเดิม; มี Views Overview/Meta/Google/TikTok และไม่สร้างแถวซ้ำ</w:t>
             </w:r>
           </w:p>
         </w:tc>
@@ -9648,7 +9638,7 @@
                 <w:cs/>
                 <w:lang w:val="th-TH" w:eastAsia="th-TH" w:bidi="th-TH"/>
               </w:rPr>
-              <w:t>ลูกค้าและยอดสะสมที่ระบบอนุญาตให้แสดง</w:t>
+              <w:t>ข้อมูลลูกค้าและยอดสะสมที่ใช้ในรายงาน</w:t>
             </w:r>
           </w:p>
         </w:tc>
@@ -9676,7 +9666,7 @@
                 <w:cs/>
                 <w:lang w:val="th-TH" w:eastAsia="th-TH" w:bidi="th-TH"/>
               </w:rPr>
-              <w:t>1 แถวต่อลูกค้า; ไม่แสดง Secret/Credential</w:t>
+              <w:t>1 แถวต่อลูกค้า; ไม่แสดง Secret หรือ Credential</w:t>
             </w:r>
           </w:p>
         </w:tc>
@@ -10072,7 +10062,7 @@
                 <w:cs/>
                 <w:lang w:val="th-TH" w:eastAsia="th-TH" w:bidi="th-TH"/>
               </w:rPr>
-              <w:t>อ่านเฉพาะรายการใหม่หรือรายการที่มี revision ใหม่กว่า D1</w:t>
+              <w:t>นำเข้าเฉพาะรายการใหม่หรือรายการที่มี Revision ใหม่กว่าใน D1</w:t>
             </w:r>
           </w:p>
         </w:tc>
@@ -10132,7 +10122,7 @@
                 <w:cs/>
                 <w:lang w:val="th-TH" w:eastAsia="th-TH" w:bidi="th-TH"/>
               </w:rPr>
-              <w:t>สถิติ Conversation รายวัน</w:t>
+              <w:t>ตัวเลขของแต่ละ Conversation แยกตามวัน</w:t>
             </w:r>
           </w:p>
         </w:tc>
@@ -10161,7 +10151,7 @@
                 <w:cs/>
                 <w:lang w:val="th-TH" w:eastAsia="th-TH" w:bidi="th-TH"/>
               </w:rPr>
-              <w:t>สรุปตามวันที่และ Conversation</w:t>
+              <w:t>1 แถวต่อ Conversation ต่อวันที่ข้อมูล</w:t>
             </w:r>
           </w:p>
         </w:tc>
@@ -10703,7 +10693,7 @@
                 <w:cs/>
                 <w:lang w:val="th-TH" w:eastAsia="th-TH" w:bidi="th-TH"/>
               </w:rPr>
-              <w:t>หัวรายงานของแต่ละ Platform/ช่วงเวลา</w:t>
+              <w:t>ข้อมูลหลักของรายงานแต่ละ Platform และช่วงเวลา</w:t>
             </w:r>
           </w:p>
         </w:tc>
@@ -10732,7 +10722,7 @@
                 <w:cs/>
                 <w:lang w:val="th-TH" w:eastAsia="th-TH" w:bidi="th-TH"/>
               </w:rPr>
-              <w:t>สร้างจากข้อมูล D1 ที่ผ่าน Coverage gate</w:t>
+              <w:t>สร้างจากข้อมูล D1 ที่ผ่านการตรวจความครบถ้วนแล้ว</w:t>
             </w:r>
           </w:p>
         </w:tc>
@@ -11073,7 +11063,7 @@
                 <w:cs/>
                 <w:lang w:val="th-TH" w:eastAsia="th-TH" w:bidi="th-TH"/>
               </w:rPr>
-              <w:t>สรุป AI สถานะการสร้าง และหลักฐานอ้างอิง</w:t>
+              <w:t>สรุปจาก AI สถานะการสร้าง และข้อมูลอ้างอิง</w:t>
             </w:r>
           </w:p>
         </w:tc>
@@ -11102,7 +11092,7 @@
                 <w:cs/>
                 <w:lang w:val="th-TH" w:eastAsia="th-TH" w:bidi="th-TH"/>
               </w:rPr>
-              <w:t>AI อธิบายตัวเลขที่ระบบคำนวณแล้ว ไม่คำนวณตัวเลขเอง</w:t>
+              <w:t>AI เขียนคำอธิบายจากตัวเลขที่ระบบคำนวณแล้ว ไม่ได้คำนวณตัวเลขเอง</w:t>
             </w:r>
           </w:p>
         </w:tc>
@@ -11188,7 +11178,7 @@
                 <w:cs/>
                 <w:lang w:val="th-TH" w:eastAsia="th-TH" w:bidi="th-TH"/>
               </w:rPr>
-              <w:t>1 รายการต่อเอกลักษณ์การส่ง; ป้องกันการส่งซ้ำ</w:t>
+              <w:t>การส่งแต่ละครั้งมีรหัสเฉพาะเพื่อป้องกันข้อความซ้ำ</w:t>
             </w:r>
           </w:p>
         </w:tc>
@@ -11409,7 +11399,7 @@
                 <w:cs/>
                 <w:lang w:val="th-TH" w:eastAsia="th-TH" w:bidi="th-TH"/>
               </w:rPr>
-              <w:t>ใช้ตรวจย้อนหลัง ไม่ใช่ข้อมูลธุรกิจ</w:t>
+              <w:t>ใช้ตรวจประวัติการทำงาน ไม่ใช่ข้อมูลธุรกิจ</w:t>
             </w:r>
           </w:p>
         </w:tc>
@@ -11535,7 +11525,7 @@
           <w:cs/>
           <w:lang w:val="th-TH" w:eastAsia="th-TH" w:bidi="th-TH"/>
         </w:rPr>
-        <w:t>Cloudflare เป็นฝั่งประมวลผลและเก็บประวัติหลัก ลูกค้าไม่ควรแก้ข้อมูลใน D1 ด้วยมือ.</w:t>
+        <w:t>Cloudflare เป็นส่วนที่ประมวลผลและเก็บประวัติหลัก จึงไม่ควรแก้ข้อมูลใน D1 ด้วยมือ</w:t>
       </w:r>
     </w:p>
     <w:tbl>
@@ -11923,7 +11913,7 @@
                 <w:cs/>
                 <w:lang w:val="th-TH" w:eastAsia="th-TH" w:bidi="th-TH"/>
               </w:rPr>
-              <w:t>Campaign/Ad ปัจจุบัน, Metric รายวัน และ Conversion revision</w:t>
+              <w:t>สถานะ Campaign/Ad ล่าสุด, Metric รายวัน และประวัติการเปลี่ยนแปลงของ Conversion</w:t>
             </w:r>
           </w:p>
         </w:tc>
@@ -12353,7 +12343,7 @@
                 <w:cs/>
                 <w:lang w:val="th-TH" w:eastAsia="th-TH" w:bidi="th-TH"/>
               </w:rPr>
-              <w:t>สถานะ claim/send/mirror เพื่อให้ส่งข้อความ exactly once</w:t>
+              <w:t>สถานะการจองงาน ส่งข้อความ และบันทึกผล เพื่อป้องกันการส่งซ้ำ</w:t>
             </w:r>
           </w:p>
         </w:tc>
@@ -12668,7 +12658,7 @@
                 <w:cs/>
                 <w:lang w:val="th-TH" w:eastAsia="th-TH" w:bidi="th-TH"/>
               </w:rPr>
-              <w:t>งาน Sync, checkpoint, lock และความคืบหน้าแบบทำต่อจากจุดเดิมได้</w:t>
+              <w:t>งาน Sync จุดบันทึกความคืบหน้า และสถานะล็อก เพื่อให้ระบบทำต่อจากจุดเดิมได้</w:t>
             </w:r>
           </w:p>
         </w:tc>
@@ -12834,7 +12824,7 @@
                 <w:cs/>
                 <w:lang w:val="th-TH" w:eastAsia="th-TH" w:bidi="th-TH"/>
               </w:rPr>
-              <w:t>ความพยายามของ Queue, งานที่ล้มเหลว และ Alert สำหรับกู้คืนแบบควบคุม</w:t>
+              <w:t>ประวัติการทำงานของ Queue งานที่ล้มเหลว และการแจ้งเตือนสำหรับการกู้คืนแบบควบคุม</w:t>
             </w:r>
           </w:p>
         </w:tc>
@@ -13003,7 +12993,7 @@
                 <w:cs/>
                 <w:lang w:val="th-TH" w:eastAsia="th-TH" w:bidi="th-TH"/>
               </w:rPr>
-              <w:t>การเชื่อมบัญชีและ credential ที่เข้ารหัสแล้ว</w:t>
+              <w:t>ข้อมูลการเชื่อมบัญชีและ Credential ที่เข้ารหัสแล้ว</w:t>
             </w:r>
           </w:p>
         </w:tc>
@@ -13129,7 +13119,7 @@
                 <w:cs/>
                 <w:lang w:val="th-TH" w:eastAsia="th-TH" w:bidi="th-TH"/>
               </w:rPr>
-              <w:t>การรับ batch จาก Manager Script, nonce และหลักฐานการยืนยันตัวตน</w:t>
+              <w:t>ชุดข้อมูลที่รับจาก Manager Script และหลักฐานยืนยันคำขอ</w:t>
             </w:r>
           </w:p>
         </w:tc>
@@ -13168,7 +13158,7 @@
           <w:cs/>
           <w:lang w:val="th-TH" w:eastAsia="th-TH" w:bidi="th-TH"/>
         </w:rPr>
-        <w:t>อย่าแก้ Primary/Stable key, Platform, Account ID หรือวันที่ด้วยมือ เพราะใช้กันข้อมูลซ้ำและใช้ reconcile กับ D1</w:t>
+        <w:t>อย่าแก้ Primary/Stable key, Platform, Account ID หรือวันที่ด้วยมือ เพราะระบบใช้ข้อมูลเหล่านี้ป้องกันแถวซ้ำและตรวจเทียบกับ D1</w:t>
       </w:r>
     </w:p>
     <w:p>
@@ -13185,7 +13175,7 @@
           <w:cs/>
           <w:lang w:val="th-TH" w:eastAsia="th-TH" w:bidi="th-TH"/>
         </w:rPr>
-        <w:t>ตาราง Daily ใน Lark เป็นชั้นแสดงผล/แคช; การลดจำนวนแถวใน Lark ไม่ใช่การลบประวัติจาก D1</w:t>
+        <w:t>ตาราง Daily ใน Lark ใช้แสดงผลและเก็บข้อมูลช่วงล่าสุด การลดจำนวนแถวใน Lark ไม่ได้ลบประวัติที่เก็บไว้ใน D1</w:t>
       </w:r>
     </w:p>
     <w:p>

--- a/docs/คู่มือ-Social-MKT-Data-Hub.docx
+++ b/docs/คู่มือ-Social-MKT-Data-Hub.docx
@@ -8,7 +8,7 @@
       </w:pPr>
       <w:r>
         <w:rPr>
-          <w:rFonts w:ascii="Arial Unicode MS" w:hAnsi="Arial Unicode MS" w:eastAsia="Arial Unicode MS" w:cs="Arial Unicode MS"/>
+          <w:rFonts w:ascii="Tahoma" w:hAnsi="Tahoma" w:eastAsia="Tahoma" w:cs="Tahoma"/>
           <w:color w:val="202020"/>
           <w:sz w:val="48"/>
           <w:cs/>
@@ -24,7 +24,7 @@
       </w:pPr>
       <w:r>
         <w:rPr>
-          <w:rFonts w:ascii="Arial Unicode MS" w:hAnsi="Arial Unicode MS" w:eastAsia="Arial Unicode MS" w:cs="Arial Unicode MS"/>
+          <w:rFonts w:ascii="Tahoma" w:hAnsi="Tahoma" w:eastAsia="Tahoma" w:cs="Tahoma"/>
           <w:color w:val="202020"/>
           <w:cs/>
           <w:lang w:val="th-TH" w:eastAsia="th-TH" w:bidi="th-TH"/>
@@ -38,7 +38,7 @@
       </w:pPr>
       <w:r>
         <w:rPr>
-          <w:rFonts w:ascii="Arial Unicode MS" w:hAnsi="Arial Unicode MS" w:eastAsia="Arial Unicode MS" w:cs="Arial Unicode MS"/>
+          <w:rFonts w:ascii="Tahoma" w:hAnsi="Tahoma" w:eastAsia="Tahoma" w:cs="Tahoma"/>
           <w:color w:val="202020"/>
           <w:cs/>
           <w:lang w:val="th-TH" w:eastAsia="th-TH" w:bidi="th-TH"/>
@@ -54,7 +54,7 @@
       </w:pPr>
       <w:r>
         <w:rPr>
-          <w:rFonts w:ascii="Aptos Mono" w:hAnsi="Aptos Mono" w:eastAsia="Arial Unicode MS" w:cs="Arial Unicode MS"/>
+          <w:rFonts w:ascii="Aptos Mono" w:hAnsi="Aptos Mono" w:eastAsia="Tahoma" w:cs="Tahoma"/>
           <w:color w:val="1F4E79"/>
           <w:sz w:val="19"/>
           <w:cs/>
@@ -64,7 +64,7 @@
       </w:r>
       <w:r>
         <w:rPr>
-          <w:rFonts w:ascii="Arial Unicode MS" w:hAnsi="Arial Unicode MS" w:eastAsia="Arial Unicode MS" w:cs="Arial Unicode MS"/>
+          <w:rFonts w:ascii="Tahoma" w:hAnsi="Tahoma" w:eastAsia="Tahoma" w:cs="Tahoma"/>
           <w:color w:val="202020"/>
           <w:sz w:val="19"/>
           <w:cs/>
@@ -81,7 +81,7 @@
       </w:pPr>
       <w:r>
         <w:rPr>
-          <w:rFonts w:ascii="Aptos Mono" w:hAnsi="Aptos Mono" w:eastAsia="Arial Unicode MS" w:cs="Arial Unicode MS"/>
+          <w:rFonts w:ascii="Aptos Mono" w:hAnsi="Aptos Mono" w:eastAsia="Tahoma" w:cs="Tahoma"/>
           <w:color w:val="1F4E79"/>
           <w:sz w:val="19"/>
           <w:cs/>
@@ -91,7 +91,7 @@
       </w:r>
       <w:r>
         <w:rPr>
-          <w:rFonts w:ascii="Arial Unicode MS" w:hAnsi="Arial Unicode MS" w:eastAsia="Arial Unicode MS" w:cs="Arial Unicode MS"/>
+          <w:rFonts w:ascii="Tahoma" w:hAnsi="Tahoma" w:eastAsia="Tahoma" w:cs="Tahoma"/>
           <w:color w:val="202020"/>
           <w:sz w:val="19"/>
           <w:cs/>
@@ -101,7 +101,7 @@
       </w:r>
       <w:r>
         <w:rPr>
-          <w:rFonts w:ascii="Aptos Mono" w:hAnsi="Aptos Mono" w:eastAsia="Arial Unicode MS" w:cs="Arial Unicode MS"/>
+          <w:rFonts w:ascii="Aptos Mono" w:hAnsi="Aptos Mono" w:eastAsia="Tahoma" w:cs="Tahoma"/>
           <w:color w:val="1F4E79"/>
           <w:sz w:val="19"/>
           <w:cs/>
@@ -118,7 +118,7 @@
       </w:pPr>
       <w:r>
         <w:rPr>
-          <w:rFonts w:ascii="Aptos Mono" w:hAnsi="Aptos Mono" w:eastAsia="Arial Unicode MS" w:cs="Arial Unicode MS"/>
+          <w:rFonts w:ascii="Aptos Mono" w:hAnsi="Aptos Mono" w:eastAsia="Tahoma" w:cs="Tahoma"/>
           <w:color w:val="1F4E79"/>
           <w:sz w:val="19"/>
           <w:cs/>
@@ -128,7 +128,7 @@
       </w:r>
       <w:r>
         <w:rPr>
-          <w:rFonts w:ascii="Arial Unicode MS" w:hAnsi="Arial Unicode MS" w:eastAsia="Arial Unicode MS" w:cs="Arial Unicode MS"/>
+          <w:rFonts w:ascii="Tahoma" w:hAnsi="Tahoma" w:eastAsia="Tahoma" w:cs="Tahoma"/>
           <w:color w:val="202020"/>
           <w:sz w:val="19"/>
           <w:cs/>
@@ -138,7 +138,7 @@
       </w:r>
       <w:r>
         <w:rPr>
-          <w:rFonts w:ascii="Aptos Mono" w:hAnsi="Aptos Mono" w:eastAsia="Arial Unicode MS" w:cs="Arial Unicode MS"/>
+          <w:rFonts w:ascii="Aptos Mono" w:hAnsi="Aptos Mono" w:eastAsia="Tahoma" w:cs="Tahoma"/>
           <w:color w:val="1F4E79"/>
           <w:sz w:val="19"/>
           <w:cs/>
@@ -148,7 +148,7 @@
       </w:r>
       <w:r>
         <w:rPr>
-          <w:rFonts w:ascii="Arial Unicode MS" w:hAnsi="Arial Unicode MS" w:eastAsia="Arial Unicode MS" w:cs="Arial Unicode MS"/>
+          <w:rFonts w:ascii="Tahoma" w:hAnsi="Tahoma" w:eastAsia="Tahoma" w:cs="Tahoma"/>
           <w:color w:val="202020"/>
           <w:sz w:val="19"/>
           <w:cs/>
@@ -165,7 +165,7 @@
       </w:pPr>
       <w:r>
         <w:rPr>
-          <w:rFonts w:ascii="Arial Unicode MS" w:hAnsi="Arial Unicode MS" w:eastAsia="Arial Unicode MS" w:cs="Arial Unicode MS"/>
+          <w:rFonts w:ascii="Tahoma" w:hAnsi="Tahoma" w:eastAsia="Tahoma" w:cs="Tahoma"/>
           <w:color w:val="202020"/>
           <w:sz w:val="19"/>
           <w:cs/>
@@ -175,7 +175,7 @@
       </w:r>
       <w:r>
         <w:rPr>
-          <w:rFonts w:ascii="Aptos Mono" w:hAnsi="Aptos Mono" w:eastAsia="Arial Unicode MS" w:cs="Arial Unicode MS"/>
+          <w:rFonts w:ascii="Aptos Mono" w:hAnsi="Aptos Mono" w:eastAsia="Tahoma" w:cs="Tahoma"/>
           <w:color w:val="1F4E79"/>
           <w:sz w:val="19"/>
           <w:cs/>
@@ -185,7 +185,7 @@
       </w:r>
       <w:r>
         <w:rPr>
-          <w:rFonts w:ascii="Arial Unicode MS" w:hAnsi="Arial Unicode MS" w:eastAsia="Arial Unicode MS" w:cs="Arial Unicode MS"/>
+          <w:rFonts w:ascii="Tahoma" w:hAnsi="Tahoma" w:eastAsia="Tahoma" w:cs="Tahoma"/>
           <w:color w:val="202020"/>
           <w:sz w:val="19"/>
           <w:cs/>
@@ -195,7 +195,7 @@
       </w:r>
       <w:r>
         <w:rPr>
-          <w:rFonts w:ascii="Aptos Mono" w:hAnsi="Aptos Mono" w:eastAsia="Arial Unicode MS" w:cs="Arial Unicode MS"/>
+          <w:rFonts w:ascii="Aptos Mono" w:hAnsi="Aptos Mono" w:eastAsia="Tahoma" w:cs="Tahoma"/>
           <w:color w:val="1F4E79"/>
           <w:sz w:val="19"/>
           <w:cs/>
@@ -210,7 +210,7 @@
       </w:pPr>
       <w:r>
         <w:rPr>
-          <w:rFonts w:ascii="Arial Unicode MS" w:hAnsi="Arial Unicode MS" w:eastAsia="Arial Unicode MS" w:cs="Arial Unicode MS"/>
+          <w:rFonts w:ascii="Tahoma" w:hAnsi="Tahoma" w:eastAsia="Tahoma" w:cs="Tahoma"/>
           <w:color w:val="202020"/>
           <w:cs/>
           <w:lang w:val="th-TH" w:eastAsia="th-TH" w:bidi="th-TH"/>
@@ -225,16 +225,16 @@
       </w:pPr>
       <w:r>
         <w:rPr>
-          <w:rFonts w:ascii="Arial Unicode MS" w:hAnsi="Arial Unicode MS" w:eastAsia="Arial Unicode MS" w:cs="Arial Unicode MS"/>
+          <w:rFonts w:ascii="Tahoma" w:hAnsi="Tahoma" w:eastAsia="Tahoma" w:cs="Tahoma"/>
           <w:color w:val="202020"/>
           <w:cs/>
           <w:lang w:val="th-TH" w:eastAsia="th-TH" w:bidi="th-TH"/>
         </w:rPr>
-        <w:t xml:space="preserve">ตัวเลขบน Dashboard มาจากรายงานที่ระบบคำนวณและตรวจความครบถ้วนแล้ว ผู้ใช้กรองข้อมูลตาม Platform, Account และช่วงเวลา </w:t>
+        <w:t>ตัวเลขบน Dashboard มาจากรายงานที่ระบบคำนวณและตรวจความครบถ้วนแล้ว ผู้ใช้กรองข้อมูลตาม Platform, Account และช่วงเวลา 1 Day (</w:t>
       </w:r>
       <w:r>
         <w:rPr>
-          <w:rFonts w:ascii="Aptos Mono" w:hAnsi="Aptos Mono" w:eastAsia="Arial Unicode MS" w:cs="Arial Unicode MS"/>
+          <w:rFonts w:ascii="Aptos Mono" w:hAnsi="Aptos Mono" w:eastAsia="Tahoma" w:cs="Tahoma"/>
           <w:color w:val="1F4E79"/>
           <w:cs/>
           <w:lang w:val="th-TH" w:eastAsia="th-TH" w:bidi="th-TH"/>
@@ -243,16 +243,16 @@
       </w:r>
       <w:r>
         <w:rPr>
-          <w:rFonts w:ascii="Arial Unicode MS" w:hAnsi="Arial Unicode MS" w:eastAsia="Arial Unicode MS" w:cs="Arial Unicode MS"/>
+          <w:rFonts w:ascii="Tahoma" w:hAnsi="Tahoma" w:eastAsia="Tahoma" w:cs="Tahoma"/>
           <w:color w:val="202020"/>
           <w:cs/>
           <w:lang w:val="th-TH" w:eastAsia="th-TH" w:bidi="th-TH"/>
         </w:rPr>
-        <w:t xml:space="preserve">, </w:t>
+        <w:t>), 3 Days (</w:t>
       </w:r>
       <w:r>
         <w:rPr>
-          <w:rFonts w:ascii="Aptos Mono" w:hAnsi="Aptos Mono" w:eastAsia="Arial Unicode MS" w:cs="Arial Unicode MS"/>
+          <w:rFonts w:ascii="Aptos Mono" w:hAnsi="Aptos Mono" w:eastAsia="Tahoma" w:cs="Tahoma"/>
           <w:color w:val="1F4E79"/>
           <w:cs/>
           <w:lang w:val="th-TH" w:eastAsia="th-TH" w:bidi="th-TH"/>
@@ -261,16 +261,16 @@
       </w:r>
       <w:r>
         <w:rPr>
-          <w:rFonts w:ascii="Arial Unicode MS" w:hAnsi="Arial Unicode MS" w:eastAsia="Arial Unicode MS" w:cs="Arial Unicode MS"/>
+          <w:rFonts w:ascii="Tahoma" w:hAnsi="Tahoma" w:eastAsia="Tahoma" w:cs="Tahoma"/>
           <w:color w:val="202020"/>
           <w:cs/>
           <w:lang w:val="th-TH" w:eastAsia="th-TH" w:bidi="th-TH"/>
         </w:rPr>
-        <w:t xml:space="preserve">, </w:t>
+        <w:t>), 7 Days (</w:t>
       </w:r>
       <w:r>
         <w:rPr>
-          <w:rFonts w:ascii="Aptos Mono" w:hAnsi="Aptos Mono" w:eastAsia="Arial Unicode MS" w:cs="Arial Unicode MS"/>
+          <w:rFonts w:ascii="Aptos Mono" w:hAnsi="Aptos Mono" w:eastAsia="Tahoma" w:cs="Tahoma"/>
           <w:color w:val="1F4E79"/>
           <w:cs/>
           <w:lang w:val="th-TH" w:eastAsia="th-TH" w:bidi="th-TH"/>
@@ -279,16 +279,16 @@
       </w:r>
       <w:r>
         <w:rPr>
-          <w:rFonts w:ascii="Arial Unicode MS" w:hAnsi="Arial Unicode MS" w:eastAsia="Arial Unicode MS" w:cs="Arial Unicode MS"/>
+          <w:rFonts w:ascii="Tahoma" w:hAnsi="Tahoma" w:eastAsia="Tahoma" w:cs="Tahoma"/>
           <w:color w:val="202020"/>
           <w:cs/>
           <w:lang w:val="th-TH" w:eastAsia="th-TH" w:bidi="th-TH"/>
         </w:rPr>
-        <w:t xml:space="preserve"> หรือ </w:t>
+        <w:t>) หรือ 30 Days (</w:t>
       </w:r>
       <w:r>
         <w:rPr>
-          <w:rFonts w:ascii="Aptos Mono" w:hAnsi="Aptos Mono" w:eastAsia="Arial Unicode MS" w:cs="Arial Unicode MS"/>
+          <w:rFonts w:ascii="Aptos Mono" w:hAnsi="Aptos Mono" w:eastAsia="Tahoma" w:cs="Tahoma"/>
           <w:color w:val="1F4E79"/>
           <w:cs/>
           <w:lang w:val="th-TH" w:eastAsia="th-TH" w:bidi="th-TH"/>
@@ -297,16 +297,16 @@
       </w:r>
       <w:r>
         <w:rPr>
-          <w:rFonts w:ascii="Arial Unicode MS" w:hAnsi="Arial Unicode MS" w:eastAsia="Arial Unicode MS" w:cs="Arial Unicode MS"/>
+          <w:rFonts w:ascii="Tahoma" w:hAnsi="Tahoma" w:eastAsia="Tahoma" w:cs="Tahoma"/>
           <w:color w:val="202020"/>
           <w:cs/>
           <w:lang w:val="th-TH" w:eastAsia="th-TH" w:bidi="th-TH"/>
         </w:rPr>
-        <w:t xml:space="preserve"> ได้ หากข้อมูลฐานสำหรับเปรียบเทียบยังไม่ครบ ช่องนั้นจะแสดงเป็นช่องว่างหรือ </w:t>
+        <w:t xml:space="preserve">) ได้ หากข้อมูลฐานสำหรับเปรียบเทียบยังไม่ครบ ช่องนั้นจะแสดงเป็นช่องว่างหรือ </w:t>
       </w:r>
       <w:r>
         <w:rPr>
-          <w:rFonts w:ascii="Aptos Mono" w:hAnsi="Aptos Mono" w:eastAsia="Arial Unicode MS" w:cs="Arial Unicode MS"/>
+          <w:rFonts w:ascii="Aptos Mono" w:hAnsi="Aptos Mono" w:eastAsia="Tahoma" w:cs="Tahoma"/>
           <w:color w:val="1F4E79"/>
           <w:cs/>
           <w:lang w:val="th-TH" w:eastAsia="th-TH" w:bidi="th-TH"/>
@@ -315,12 +315,12 @@
       </w:r>
       <w:r>
         <w:rPr>
-          <w:rFonts w:ascii="Arial Unicode MS" w:hAnsi="Arial Unicode MS" w:eastAsia="Arial Unicode MS" w:cs="Arial Unicode MS"/>
+          <w:rFonts w:ascii="Tahoma" w:hAnsi="Tahoma" w:eastAsia="Tahoma" w:cs="Tahoma"/>
           <w:color w:val="202020"/>
           <w:cs/>
           <w:lang w:val="th-TH" w:eastAsia="th-TH" w:bidi="th-TH"/>
         </w:rPr>
-        <w:t xml:space="preserve"> โดยไม่ใช้เลขศูนย์แทนข้อมูลที่ขาด</w:t>
+        <w:t xml:space="preserve"> โดยไม่ใช้เลขศูนย์แทนข้อมูลที่ขาด ภาพในคู่มือเป็นตัวอย่างหน้าจอ ณ วันที่จัดทำ ตัวเลขจริงจะเปลี่ยนตามรอบ Sync และตัวกรองที่เลือก</w:t>
       </w:r>
     </w:p>
     <w:p>
@@ -334,7 +334,7 @@
       </w:pPr>
       <w:r>
         <w:rPr>
-          <w:rFonts w:ascii="Arial Unicode MS" w:hAnsi="Arial Unicode MS" w:eastAsia="Arial Unicode MS" w:cs="Arial Unicode MS"/>
+          <w:rFonts w:ascii="Tahoma" w:hAnsi="Tahoma" w:eastAsia="Tahoma" w:cs="Tahoma"/>
           <w:color w:val="202020"/>
           <w:cs/>
           <w:lang w:val="th-TH" w:eastAsia="th-TH" w:bidi="th-TH"/>
@@ -349,12 +349,53 @@
       </w:pPr>
       <w:r>
         <w:rPr>
-          <w:rFonts w:ascii="Arial Unicode MS" w:hAnsi="Arial Unicode MS" w:eastAsia="Arial Unicode MS" w:cs="Arial Unicode MS"/>
+          <w:rFonts w:ascii="Tahoma" w:hAnsi="Tahoma" w:eastAsia="Tahoma" w:cs="Tahoma"/>
           <w:color w:val="202020"/>
           <w:cs/>
           <w:lang w:val="th-TH" w:eastAsia="th-TH" w:bidi="th-TH"/>
         </w:rPr>
         <w:t>ใช้ดูภาพรวม Organic, Paid Ads, ยอดขาย และงานบริการลูกค้าในหน้าเดียว</w:t>
+      </w:r>
+    </w:p>
+    <w:p>
+      <w:pPr>
+        <w:keepLines/>
+        <w:spacing w:before="40" w:after="140"/>
+        <w:jc w:val="center"/>
+      </w:pPr>
+      <w:r>
+        <w:drawing>
+          <wp:inline xmlns:a="http://schemas.openxmlformats.org/drawingml/2006/main" xmlns:pic="http://schemas.openxmlformats.org/drawingml/2006/picture">
+            <wp:extent cx="5760000" cy="3788800"/>
+            <wp:docPr id="1" name="Picture 1"/>
+            <wp:cNvGraphicFramePr>
+              <a:graphicFrameLocks noChangeAspect="1"/>
+            </wp:cNvGraphicFramePr>
+            <a:graphic>
+              <a:graphicData uri="http://schemas.openxmlformats.org/drawingml/2006/picture">
+                <pic:pic>
+                  <pic:nvPicPr>
+                    <pic:cNvPr id="0" name="dashboard-executive-overview.png"/>
+                    <pic:cNvPicPr/>
+                  </pic:nvPicPr>
+                  <pic:blipFill>
+                    <a:blip r:embed="rId10"/>
+                    <a:stretch>
+                      <a:fillRect/>
+                    </a:stretch>
+                  </pic:blipFill>
+                  <pic:spPr>
+                    <a:xfrm>
+                      <a:off x="0" y="0"/>
+                      <a:ext cx="5760000" cy="3788800"/>
+                    </a:xfrm>
+                    <a:prstGeom prst="rect"/>
+                  </pic:spPr>
+                </pic:pic>
+              </a:graphicData>
+            </a:graphic>
+          </wp:inline>
+        </w:drawing>
       </w:r>
     </w:p>
     <w:tbl>
@@ -400,7 +441,7 @@
             </w:pPr>
             <w:r>
               <w:rPr>
-                <w:rFonts w:ascii="Arial Unicode MS" w:hAnsi="Arial Unicode MS" w:eastAsia="Arial Unicode MS" w:cs="Arial Unicode MS"/>
+                <w:rFonts w:ascii="Tahoma" w:hAnsi="Tahoma" w:eastAsia="Tahoma" w:cs="Tahoma"/>
                 <w:b/>
                 <w:color w:val="FFFFFF"/>
                 <w:sz w:val="17"/>
@@ -430,7 +471,7 @@
             </w:pPr>
             <w:r>
               <w:rPr>
-                <w:rFonts w:ascii="Arial Unicode MS" w:hAnsi="Arial Unicode MS" w:eastAsia="Arial Unicode MS" w:cs="Arial Unicode MS"/>
+                <w:rFonts w:ascii="Tahoma" w:hAnsi="Tahoma" w:eastAsia="Tahoma" w:cs="Tahoma"/>
                 <w:b/>
                 <w:color w:val="FFFFFF"/>
                 <w:sz w:val="17"/>
@@ -460,7 +501,7 @@
             </w:pPr>
             <w:r>
               <w:rPr>
-                <w:rFonts w:ascii="Arial Unicode MS" w:hAnsi="Arial Unicode MS" w:eastAsia="Arial Unicode MS" w:cs="Arial Unicode MS"/>
+                <w:rFonts w:ascii="Tahoma" w:hAnsi="Tahoma" w:eastAsia="Tahoma" w:cs="Tahoma"/>
                 <w:b/>
                 <w:color w:val="FFFFFF"/>
                 <w:sz w:val="17"/>
@@ -491,7 +532,7 @@
             </w:pPr>
             <w:r>
               <w:rPr>
-                <w:rFonts w:ascii="Arial Unicode MS" w:hAnsi="Arial Unicode MS" w:eastAsia="Arial Unicode MS" w:cs="Arial Unicode MS"/>
+                <w:rFonts w:ascii="Tahoma" w:hAnsi="Tahoma" w:eastAsia="Tahoma" w:cs="Tahoma"/>
                 <w:color w:val="202020"/>
                 <w:sz w:val="17"/>
                 <w:cs/>
@@ -519,7 +560,7 @@
             </w:pPr>
             <w:r>
               <w:rPr>
-                <w:rFonts w:ascii="Arial Unicode MS" w:hAnsi="Arial Unicode MS" w:eastAsia="Arial Unicode MS" w:cs="Arial Unicode MS"/>
+                <w:rFonts w:ascii="Tahoma" w:hAnsi="Tahoma" w:eastAsia="Tahoma" w:cs="Tahoma"/>
                 <w:color w:val="202020"/>
                 <w:sz w:val="17"/>
                 <w:cs/>
@@ -547,13 +588,13 @@
             </w:pPr>
             <w:r>
               <w:rPr>
-                <w:rFonts w:ascii="Arial Unicode MS" w:hAnsi="Arial Unicode MS" w:eastAsia="Arial Unicode MS" w:cs="Arial Unicode MS"/>
+                <w:rFonts w:ascii="Tahoma" w:hAnsi="Tahoma" w:eastAsia="Tahoma" w:cs="Tahoma"/>
                 <w:color w:val="202020"/>
                 <w:sz w:val="17"/>
                 <w:cs/>
                 <w:lang w:val="th-TH" w:eastAsia="th-TH" w:bidi="th-TH"/>
               </w:rPr>
-              <w:t>ยอดดูสะสมล่าสุดของ Content ที่อยู่ในขอบเขตรายงาน</w:t>
+              <w:t>ยอดดูสะสมล่าสุดรวมของ Content ทั้งหมดใน Platform และ Account ที่เลือก</w:t>
             </w:r>
           </w:p>
         </w:tc>
@@ -578,7 +619,7 @@
             </w:pPr>
             <w:r>
               <w:rPr>
-                <w:rFonts w:ascii="Arial Unicode MS" w:hAnsi="Arial Unicode MS" w:eastAsia="Arial Unicode MS" w:cs="Arial Unicode MS"/>
+                <w:rFonts w:ascii="Tahoma" w:hAnsi="Tahoma" w:eastAsia="Tahoma" w:cs="Tahoma"/>
                 <w:color w:val="202020"/>
                 <w:sz w:val="17"/>
                 <w:cs/>
@@ -607,7 +648,7 @@
             </w:pPr>
             <w:r>
               <w:rPr>
-                <w:rFonts w:ascii="Arial Unicode MS" w:hAnsi="Arial Unicode MS" w:eastAsia="Arial Unicode MS" w:cs="Arial Unicode MS"/>
+                <w:rFonts w:ascii="Tahoma" w:hAnsi="Tahoma" w:eastAsia="Tahoma" w:cs="Tahoma"/>
                 <w:color w:val="202020"/>
                 <w:sz w:val="17"/>
                 <w:cs/>
@@ -636,17 +677,17 @@
             </w:pPr>
             <w:r>
               <w:rPr>
-                <w:rFonts w:ascii="Arial Unicode MS" w:hAnsi="Arial Unicode MS" w:eastAsia="Arial Unicode MS" w:cs="Arial Unicode MS"/>
+                <w:rFonts w:ascii="Tahoma" w:hAnsi="Tahoma" w:eastAsia="Tahoma" w:cs="Tahoma"/>
                 <w:color w:val="202020"/>
                 <w:sz w:val="17"/>
                 <w:cs/>
                 <w:lang w:val="th-TH" w:eastAsia="th-TH" w:bidi="th-TH"/>
               </w:rPr>
-              <w:t xml:space="preserve">ยอดดูที่เกิดขึ้นในช่วง </w:t>
-            </w:r>
-            <w:r>
-              <w:rPr>
-                <w:rFonts w:ascii="Aptos Mono" w:hAnsi="Aptos Mono" w:eastAsia="Arial Unicode MS" w:cs="Arial Unicode MS"/>
+              <w:t>ยอดดูที่เพิ่มขึ้นภายในช่วง 1 Day (</w:t>
+            </w:r>
+            <w:r>
+              <w:rPr>
+                <w:rFonts w:ascii="Aptos Mono" w:hAnsi="Aptos Mono" w:eastAsia="Tahoma" w:cs="Tahoma"/>
                 <w:color w:val="1F4E79"/>
                 <w:sz w:val="17"/>
                 <w:cs/>
@@ -656,17 +697,17 @@
             </w:r>
             <w:r>
               <w:rPr>
-                <w:rFonts w:ascii="Arial Unicode MS" w:hAnsi="Arial Unicode MS" w:eastAsia="Arial Unicode MS" w:cs="Arial Unicode MS"/>
+                <w:rFonts w:ascii="Tahoma" w:hAnsi="Tahoma" w:eastAsia="Tahoma" w:cs="Tahoma"/>
                 <w:color w:val="202020"/>
                 <w:sz w:val="17"/>
                 <w:cs/>
                 <w:lang w:val="th-TH" w:eastAsia="th-TH" w:bidi="th-TH"/>
               </w:rPr>
-              <w:t xml:space="preserve">, </w:t>
-            </w:r>
-            <w:r>
-              <w:rPr>
-                <w:rFonts w:ascii="Aptos Mono" w:hAnsi="Aptos Mono" w:eastAsia="Arial Unicode MS" w:cs="Arial Unicode MS"/>
+              <w:t>), 3 Days (</w:t>
+            </w:r>
+            <w:r>
+              <w:rPr>
+                <w:rFonts w:ascii="Aptos Mono" w:hAnsi="Aptos Mono" w:eastAsia="Tahoma" w:cs="Tahoma"/>
                 <w:color w:val="1F4E79"/>
                 <w:sz w:val="17"/>
                 <w:cs/>
@@ -676,17 +717,17 @@
             </w:r>
             <w:r>
               <w:rPr>
-                <w:rFonts w:ascii="Arial Unicode MS" w:hAnsi="Arial Unicode MS" w:eastAsia="Arial Unicode MS" w:cs="Arial Unicode MS"/>
+                <w:rFonts w:ascii="Tahoma" w:hAnsi="Tahoma" w:eastAsia="Tahoma" w:cs="Tahoma"/>
                 <w:color w:val="202020"/>
                 <w:sz w:val="17"/>
                 <w:cs/>
                 <w:lang w:val="th-TH" w:eastAsia="th-TH" w:bidi="th-TH"/>
               </w:rPr>
-              <w:t xml:space="preserve">, </w:t>
-            </w:r>
-            <w:r>
-              <w:rPr>
-                <w:rFonts w:ascii="Aptos Mono" w:hAnsi="Aptos Mono" w:eastAsia="Arial Unicode MS" w:cs="Arial Unicode MS"/>
+              <w:t>), 7 Days (</w:t>
+            </w:r>
+            <w:r>
+              <w:rPr>
+                <w:rFonts w:ascii="Aptos Mono" w:hAnsi="Aptos Mono" w:eastAsia="Tahoma" w:cs="Tahoma"/>
                 <w:color w:val="1F4E79"/>
                 <w:sz w:val="17"/>
                 <w:cs/>
@@ -696,23 +737,33 @@
             </w:r>
             <w:r>
               <w:rPr>
-                <w:rFonts w:ascii="Arial Unicode MS" w:hAnsi="Arial Unicode MS" w:eastAsia="Arial Unicode MS" w:cs="Arial Unicode MS"/>
+                <w:rFonts w:ascii="Tahoma" w:hAnsi="Tahoma" w:eastAsia="Tahoma" w:cs="Tahoma"/>
                 <w:color w:val="202020"/>
                 <w:sz w:val="17"/>
                 <w:cs/>
                 <w:lang w:val="th-TH" w:eastAsia="th-TH" w:bidi="th-TH"/>
               </w:rPr>
-              <w:t xml:space="preserve"> หรือ </w:t>
-            </w:r>
-            <w:r>
-              <w:rPr>
-                <w:rFonts w:ascii="Aptos Mono" w:hAnsi="Aptos Mono" w:eastAsia="Arial Unicode MS" w:cs="Arial Unicode MS"/>
+              <w:t>) หรือ 30 Days (</w:t>
+            </w:r>
+            <w:r>
+              <w:rPr>
+                <w:rFonts w:ascii="Aptos Mono" w:hAnsi="Aptos Mono" w:eastAsia="Tahoma" w:cs="Tahoma"/>
                 <w:color w:val="1F4E79"/>
                 <w:sz w:val="17"/>
                 <w:cs/>
                 <w:lang w:val="th-TH" w:eastAsia="th-TH" w:bidi="th-TH"/>
               </w:rPr>
               <w:t>30D</w:t>
+            </w:r>
+            <w:r>
+              <w:rPr>
+                <w:rFonts w:ascii="Tahoma" w:hAnsi="Tahoma" w:eastAsia="Tahoma" w:cs="Tahoma"/>
+                <w:color w:val="202020"/>
+                <w:sz w:val="17"/>
+                <w:cs/>
+                <w:lang w:val="th-TH" w:eastAsia="th-TH" w:bidi="th-TH"/>
+              </w:rPr>
+              <w:t>)</w:t>
             </w:r>
           </w:p>
         </w:tc>
@@ -736,7 +787,7 @@
             </w:pPr>
             <w:r>
               <w:rPr>
-                <w:rFonts w:ascii="Arial Unicode MS" w:hAnsi="Arial Unicode MS" w:eastAsia="Arial Unicode MS" w:cs="Arial Unicode MS"/>
+                <w:rFonts w:ascii="Tahoma" w:hAnsi="Tahoma" w:eastAsia="Tahoma" w:cs="Tahoma"/>
                 <w:color w:val="202020"/>
                 <w:sz w:val="17"/>
                 <w:cs/>
@@ -764,7 +815,7 @@
             </w:pPr>
             <w:r>
               <w:rPr>
-                <w:rFonts w:ascii="Arial Unicode MS" w:hAnsi="Arial Unicode MS" w:eastAsia="Arial Unicode MS" w:cs="Arial Unicode MS"/>
+                <w:rFonts w:ascii="Tahoma" w:hAnsi="Tahoma" w:eastAsia="Tahoma" w:cs="Tahoma"/>
                 <w:color w:val="202020"/>
                 <w:sz w:val="17"/>
                 <w:cs/>
@@ -792,7 +843,7 @@
             </w:pPr>
             <w:r>
               <w:rPr>
-                <w:rFonts w:ascii="Arial Unicode MS" w:hAnsi="Arial Unicode MS" w:eastAsia="Arial Unicode MS" w:cs="Arial Unicode MS"/>
+                <w:rFonts w:ascii="Tahoma" w:hAnsi="Tahoma" w:eastAsia="Tahoma" w:cs="Tahoma"/>
                 <w:color w:val="202020"/>
                 <w:sz w:val="17"/>
                 <w:cs/>
@@ -823,7 +874,7 @@
             </w:pPr>
             <w:r>
               <w:rPr>
-                <w:rFonts w:ascii="Arial Unicode MS" w:hAnsi="Arial Unicode MS" w:eastAsia="Arial Unicode MS" w:cs="Arial Unicode MS"/>
+                <w:rFonts w:ascii="Tahoma" w:hAnsi="Tahoma" w:eastAsia="Tahoma" w:cs="Tahoma"/>
                 <w:color w:val="202020"/>
                 <w:sz w:val="17"/>
                 <w:cs/>
@@ -852,7 +903,7 @@
             </w:pPr>
             <w:r>
               <w:rPr>
-                <w:rFonts w:ascii="Arial Unicode MS" w:hAnsi="Arial Unicode MS" w:eastAsia="Arial Unicode MS" w:cs="Arial Unicode MS"/>
+                <w:rFonts w:ascii="Tahoma" w:hAnsi="Tahoma" w:eastAsia="Tahoma" w:cs="Tahoma"/>
                 <w:color w:val="202020"/>
                 <w:sz w:val="17"/>
                 <w:cs/>
@@ -881,7 +932,7 @@
             </w:pPr>
             <w:r>
               <w:rPr>
-                <w:rFonts w:ascii="Arial Unicode MS" w:hAnsi="Arial Unicode MS" w:eastAsia="Arial Unicode MS" w:cs="Arial Unicode MS"/>
+                <w:rFonts w:ascii="Tahoma" w:hAnsi="Tahoma" w:eastAsia="Tahoma" w:cs="Tahoma"/>
                 <w:color w:val="202020"/>
                 <w:sz w:val="17"/>
                 <w:cs/>
@@ -911,7 +962,7 @@
             </w:pPr>
             <w:r>
               <w:rPr>
-                <w:rFonts w:ascii="Arial Unicode MS" w:hAnsi="Arial Unicode MS" w:eastAsia="Arial Unicode MS" w:cs="Arial Unicode MS"/>
+                <w:rFonts w:ascii="Tahoma" w:hAnsi="Tahoma" w:eastAsia="Tahoma" w:cs="Tahoma"/>
                 <w:color w:val="202020"/>
                 <w:sz w:val="17"/>
                 <w:cs/>
@@ -939,7 +990,7 @@
             </w:pPr>
             <w:r>
               <w:rPr>
-                <w:rFonts w:ascii="Arial Unicode MS" w:hAnsi="Arial Unicode MS" w:eastAsia="Arial Unicode MS" w:cs="Arial Unicode MS"/>
+                <w:rFonts w:ascii="Tahoma" w:hAnsi="Tahoma" w:eastAsia="Tahoma" w:cs="Tahoma"/>
                 <w:color w:val="202020"/>
                 <w:sz w:val="17"/>
                 <w:cs/>
@@ -967,7 +1018,7 @@
             </w:pPr>
             <w:r>
               <w:rPr>
-                <w:rFonts w:ascii="Arial Unicode MS" w:hAnsi="Arial Unicode MS" w:eastAsia="Arial Unicode MS" w:cs="Arial Unicode MS"/>
+                <w:rFonts w:ascii="Tahoma" w:hAnsi="Tahoma" w:eastAsia="Tahoma" w:cs="Tahoma"/>
                 <w:color w:val="202020"/>
                 <w:sz w:val="17"/>
                 <w:cs/>
@@ -998,7 +1049,7 @@
             </w:pPr>
             <w:r>
               <w:rPr>
-                <w:rFonts w:ascii="Arial Unicode MS" w:hAnsi="Arial Unicode MS" w:eastAsia="Arial Unicode MS" w:cs="Arial Unicode MS"/>
+                <w:rFonts w:ascii="Tahoma" w:hAnsi="Tahoma" w:eastAsia="Tahoma" w:cs="Tahoma"/>
                 <w:color w:val="202020"/>
                 <w:sz w:val="17"/>
                 <w:cs/>
@@ -1027,7 +1078,7 @@
             </w:pPr>
             <w:r>
               <w:rPr>
-                <w:rFonts w:ascii="Arial Unicode MS" w:hAnsi="Arial Unicode MS" w:eastAsia="Arial Unicode MS" w:cs="Arial Unicode MS"/>
+                <w:rFonts w:ascii="Tahoma" w:hAnsi="Tahoma" w:eastAsia="Tahoma" w:cs="Tahoma"/>
                 <w:color w:val="202020"/>
                 <w:sz w:val="17"/>
                 <w:cs/>
@@ -1056,7 +1107,7 @@
             </w:pPr>
             <w:r>
               <w:rPr>
-                <w:rFonts w:ascii="Arial Unicode MS" w:hAnsi="Arial Unicode MS" w:eastAsia="Arial Unicode MS" w:cs="Arial Unicode MS"/>
+                <w:rFonts w:ascii="Tahoma" w:hAnsi="Tahoma" w:eastAsia="Tahoma" w:cs="Tahoma"/>
                 <w:color w:val="202020"/>
                 <w:sz w:val="17"/>
                 <w:cs/>
@@ -1086,7 +1137,7 @@
             </w:pPr>
             <w:r>
               <w:rPr>
-                <w:rFonts w:ascii="Arial Unicode MS" w:hAnsi="Arial Unicode MS" w:eastAsia="Arial Unicode MS" w:cs="Arial Unicode MS"/>
+                <w:rFonts w:ascii="Tahoma" w:hAnsi="Tahoma" w:eastAsia="Tahoma" w:cs="Tahoma"/>
                 <w:color w:val="202020"/>
                 <w:sz w:val="17"/>
                 <w:cs/>
@@ -1114,7 +1165,7 @@
             </w:pPr>
             <w:r>
               <w:rPr>
-                <w:rFonts w:ascii="Arial Unicode MS" w:hAnsi="Arial Unicode MS" w:eastAsia="Arial Unicode MS" w:cs="Arial Unicode MS"/>
+                <w:rFonts w:ascii="Tahoma" w:hAnsi="Tahoma" w:eastAsia="Tahoma" w:cs="Tahoma"/>
                 <w:color w:val="202020"/>
                 <w:sz w:val="17"/>
                 <w:cs/>
@@ -1142,7 +1193,7 @@
             </w:pPr>
             <w:r>
               <w:rPr>
-                <w:rFonts w:ascii="Arial Unicode MS" w:hAnsi="Arial Unicode MS" w:eastAsia="Arial Unicode MS" w:cs="Arial Unicode MS"/>
+                <w:rFonts w:ascii="Tahoma" w:hAnsi="Tahoma" w:eastAsia="Tahoma" w:cs="Tahoma"/>
                 <w:color w:val="202020"/>
                 <w:sz w:val="17"/>
                 <w:cs/>
@@ -1173,7 +1224,7 @@
             </w:pPr>
             <w:r>
               <w:rPr>
-                <w:rFonts w:ascii="Arial Unicode MS" w:hAnsi="Arial Unicode MS" w:eastAsia="Arial Unicode MS" w:cs="Arial Unicode MS"/>
+                <w:rFonts w:ascii="Tahoma" w:hAnsi="Tahoma" w:eastAsia="Tahoma" w:cs="Tahoma"/>
                 <w:color w:val="202020"/>
                 <w:sz w:val="17"/>
                 <w:cs/>
@@ -1202,7 +1253,7 @@
             </w:pPr>
             <w:r>
               <w:rPr>
-                <w:rFonts w:ascii="Arial Unicode MS" w:hAnsi="Arial Unicode MS" w:eastAsia="Arial Unicode MS" w:cs="Arial Unicode MS"/>
+                <w:rFonts w:ascii="Tahoma" w:hAnsi="Tahoma" w:eastAsia="Tahoma" w:cs="Tahoma"/>
                 <w:color w:val="202020"/>
                 <w:sz w:val="17"/>
                 <w:cs/>
@@ -1231,7 +1282,7 @@
             </w:pPr>
             <w:r>
               <w:rPr>
-                <w:rFonts w:ascii="Arial Unicode MS" w:hAnsi="Arial Unicode MS" w:eastAsia="Arial Unicode MS" w:cs="Arial Unicode MS"/>
+                <w:rFonts w:ascii="Tahoma" w:hAnsi="Tahoma" w:eastAsia="Tahoma" w:cs="Tahoma"/>
                 <w:color w:val="202020"/>
                 <w:sz w:val="17"/>
                 <w:cs/>
@@ -1261,7 +1312,7 @@
             </w:pPr>
             <w:r>
               <w:rPr>
-                <w:rFonts w:ascii="Arial Unicode MS" w:hAnsi="Arial Unicode MS" w:eastAsia="Arial Unicode MS" w:cs="Arial Unicode MS"/>
+                <w:rFonts w:ascii="Tahoma" w:hAnsi="Tahoma" w:eastAsia="Tahoma" w:cs="Tahoma"/>
                 <w:color w:val="202020"/>
                 <w:sz w:val="17"/>
                 <w:cs/>
@@ -1289,7 +1340,7 @@
             </w:pPr>
             <w:r>
               <w:rPr>
-                <w:rFonts w:ascii="Arial Unicode MS" w:hAnsi="Arial Unicode MS" w:eastAsia="Arial Unicode MS" w:cs="Arial Unicode MS"/>
+                <w:rFonts w:ascii="Tahoma" w:hAnsi="Tahoma" w:eastAsia="Tahoma" w:cs="Tahoma"/>
                 <w:color w:val="202020"/>
                 <w:sz w:val="17"/>
                 <w:cs/>
@@ -1317,7 +1368,7 @@
             </w:pPr>
             <w:r>
               <w:rPr>
-                <w:rFonts w:ascii="Arial Unicode MS" w:hAnsi="Arial Unicode MS" w:eastAsia="Arial Unicode MS" w:cs="Arial Unicode MS"/>
+                <w:rFonts w:ascii="Tahoma" w:hAnsi="Tahoma" w:eastAsia="Tahoma" w:cs="Tahoma"/>
                 <w:color w:val="202020"/>
                 <w:sz w:val="17"/>
                 <w:cs/>
@@ -1348,7 +1399,7 @@
             </w:pPr>
             <w:r>
               <w:rPr>
-                <w:rFonts w:ascii="Arial Unicode MS" w:hAnsi="Arial Unicode MS" w:eastAsia="Arial Unicode MS" w:cs="Arial Unicode MS"/>
+                <w:rFonts w:ascii="Tahoma" w:hAnsi="Tahoma" w:eastAsia="Tahoma" w:cs="Tahoma"/>
                 <w:color w:val="202020"/>
                 <w:sz w:val="17"/>
                 <w:cs/>
@@ -1377,7 +1428,7 @@
             </w:pPr>
             <w:r>
               <w:rPr>
-                <w:rFonts w:ascii="Arial Unicode MS" w:hAnsi="Arial Unicode MS" w:eastAsia="Arial Unicode MS" w:cs="Arial Unicode MS"/>
+                <w:rFonts w:ascii="Tahoma" w:hAnsi="Tahoma" w:eastAsia="Tahoma" w:cs="Tahoma"/>
                 <w:color w:val="202020"/>
                 <w:sz w:val="17"/>
                 <w:cs/>
@@ -1406,7 +1457,7 @@
             </w:pPr>
             <w:r>
               <w:rPr>
-                <w:rFonts w:ascii="Arial Unicode MS" w:hAnsi="Arial Unicode MS" w:eastAsia="Arial Unicode MS" w:cs="Arial Unicode MS"/>
+                <w:rFonts w:ascii="Tahoma" w:hAnsi="Tahoma" w:eastAsia="Tahoma" w:cs="Tahoma"/>
                 <w:color w:val="202020"/>
                 <w:sz w:val="17"/>
                 <w:cs/>
@@ -1436,7 +1487,7 @@
             </w:pPr>
             <w:r>
               <w:rPr>
-                <w:rFonts w:ascii="Arial Unicode MS" w:hAnsi="Arial Unicode MS" w:eastAsia="Arial Unicode MS" w:cs="Arial Unicode MS"/>
+                <w:rFonts w:ascii="Tahoma" w:hAnsi="Tahoma" w:eastAsia="Tahoma" w:cs="Tahoma"/>
                 <w:color w:val="202020"/>
                 <w:sz w:val="17"/>
                 <w:cs/>
@@ -1464,7 +1515,7 @@
             </w:pPr>
             <w:r>
               <w:rPr>
-                <w:rFonts w:ascii="Arial Unicode MS" w:hAnsi="Arial Unicode MS" w:eastAsia="Arial Unicode MS" w:cs="Arial Unicode MS"/>
+                <w:rFonts w:ascii="Tahoma" w:hAnsi="Tahoma" w:eastAsia="Tahoma" w:cs="Tahoma"/>
                 <w:color w:val="202020"/>
                 <w:sz w:val="17"/>
                 <w:cs/>
@@ -1492,7 +1543,7 @@
             </w:pPr>
             <w:r>
               <w:rPr>
-                <w:rFonts w:ascii="Arial Unicode MS" w:hAnsi="Arial Unicode MS" w:eastAsia="Arial Unicode MS" w:cs="Arial Unicode MS"/>
+                <w:rFonts w:ascii="Tahoma" w:hAnsi="Tahoma" w:eastAsia="Tahoma" w:cs="Tahoma"/>
                 <w:color w:val="202020"/>
                 <w:sz w:val="17"/>
                 <w:cs/>
@@ -1523,7 +1574,7 @@
             </w:pPr>
             <w:r>
               <w:rPr>
-                <w:rFonts w:ascii="Arial Unicode MS" w:hAnsi="Arial Unicode MS" w:eastAsia="Arial Unicode MS" w:cs="Arial Unicode MS"/>
+                <w:rFonts w:ascii="Tahoma" w:hAnsi="Tahoma" w:eastAsia="Tahoma" w:cs="Tahoma"/>
                 <w:color w:val="202020"/>
                 <w:sz w:val="17"/>
                 <w:cs/>
@@ -1552,7 +1603,7 @@
             </w:pPr>
             <w:r>
               <w:rPr>
-                <w:rFonts w:ascii="Arial Unicode MS" w:hAnsi="Arial Unicode MS" w:eastAsia="Arial Unicode MS" w:cs="Arial Unicode MS"/>
+                <w:rFonts w:ascii="Tahoma" w:hAnsi="Tahoma" w:eastAsia="Tahoma" w:cs="Tahoma"/>
                 <w:color w:val="202020"/>
                 <w:sz w:val="17"/>
                 <w:cs/>
@@ -1581,7 +1632,7 @@
             </w:pPr>
             <w:r>
               <w:rPr>
-                <w:rFonts w:ascii="Arial Unicode MS" w:hAnsi="Arial Unicode MS" w:eastAsia="Arial Unicode MS" w:cs="Arial Unicode MS"/>
+                <w:rFonts w:ascii="Tahoma" w:hAnsi="Tahoma" w:eastAsia="Tahoma" w:cs="Tahoma"/>
                 <w:color w:val="202020"/>
                 <w:sz w:val="17"/>
                 <w:cs/>
@@ -1591,7 +1642,7 @@
             </w:r>
             <w:r>
               <w:rPr>
-                <w:rFonts w:ascii="Aptos Mono" w:hAnsi="Aptos Mono" w:eastAsia="Arial Unicode MS" w:cs="Arial Unicode MS"/>
+                <w:rFonts w:ascii="Aptos Mono" w:hAnsi="Aptos Mono" w:eastAsia="Tahoma" w:cs="Tahoma"/>
                 <w:color w:val="1F4E79"/>
                 <w:sz w:val="17"/>
                 <w:cs/>
@@ -1614,7 +1665,7 @@
       </w:pPr>
       <w:r>
         <w:rPr>
-          <w:rFonts w:ascii="Arial Unicode MS" w:hAnsi="Arial Unicode MS" w:eastAsia="Arial Unicode MS" w:cs="Arial Unicode MS"/>
+          <w:rFonts w:ascii="Tahoma" w:hAnsi="Tahoma" w:eastAsia="Tahoma" w:cs="Tahoma"/>
           <w:color w:val="202020"/>
           <w:cs/>
           <w:lang w:val="th-TH" w:eastAsia="th-TH" w:bidi="th-TH"/>
@@ -1629,12 +1680,53 @@
       </w:pPr>
       <w:r>
         <w:rPr>
-          <w:rFonts w:ascii="Arial Unicode MS" w:hAnsi="Arial Unicode MS" w:eastAsia="Arial Unicode MS" w:cs="Arial Unicode MS"/>
+          <w:rFonts w:ascii="Tahoma" w:hAnsi="Tahoma" w:eastAsia="Tahoma" w:cs="Tahoma"/>
           <w:color w:val="202020"/>
           <w:cs/>
           <w:lang w:val="th-TH" w:eastAsia="th-TH" w:bidi="th-TH"/>
         </w:rPr>
         <w:t>ใช้ดูผลงาน Facebook, Instagram, TikTok และ YouTube ทั้งยอดล่าสุดและยอดที่เกิดขึ้นในช่วงที่เลือก</w:t>
+      </w:r>
+    </w:p>
+    <w:p>
+      <w:pPr>
+        <w:keepLines/>
+        <w:spacing w:before="40" w:after="140"/>
+        <w:jc w:val="center"/>
+      </w:pPr>
+      <w:r>
+        <w:drawing>
+          <wp:inline xmlns:a="http://schemas.openxmlformats.org/drawingml/2006/main" xmlns:pic="http://schemas.openxmlformats.org/drawingml/2006/picture">
+            <wp:extent cx="5760000" cy="3788800"/>
+            <wp:docPr id="2" name="Picture 2"/>
+            <wp:cNvGraphicFramePr>
+              <a:graphicFrameLocks noChangeAspect="1"/>
+            </wp:cNvGraphicFramePr>
+            <a:graphic>
+              <a:graphicData uri="http://schemas.openxmlformats.org/drawingml/2006/picture">
+                <pic:pic>
+                  <pic:nvPicPr>
+                    <pic:cNvPr id="0" name="dashboard-organic-performance.png"/>
+                    <pic:cNvPicPr/>
+                  </pic:nvPicPr>
+                  <pic:blipFill>
+                    <a:blip r:embed="rId11"/>
+                    <a:stretch>
+                      <a:fillRect/>
+                    </a:stretch>
+                  </pic:blipFill>
+                  <pic:spPr>
+                    <a:xfrm>
+                      <a:off x="0" y="0"/>
+                      <a:ext cx="5760000" cy="3788800"/>
+                    </a:xfrm>
+                    <a:prstGeom prst="rect"/>
+                  </pic:spPr>
+                </pic:pic>
+              </a:graphicData>
+            </a:graphic>
+          </wp:inline>
+        </w:drawing>
       </w:r>
     </w:p>
     <w:tbl>
@@ -1680,7 +1772,7 @@
             </w:pPr>
             <w:r>
               <w:rPr>
-                <w:rFonts w:ascii="Arial Unicode MS" w:hAnsi="Arial Unicode MS" w:eastAsia="Arial Unicode MS" w:cs="Arial Unicode MS"/>
+                <w:rFonts w:ascii="Tahoma" w:hAnsi="Tahoma" w:eastAsia="Tahoma" w:cs="Tahoma"/>
                 <w:b/>
                 <w:color w:val="FFFFFF"/>
                 <w:sz w:val="17"/>
@@ -1710,7 +1802,7 @@
             </w:pPr>
             <w:r>
               <w:rPr>
-                <w:rFonts w:ascii="Arial Unicode MS" w:hAnsi="Arial Unicode MS" w:eastAsia="Arial Unicode MS" w:cs="Arial Unicode MS"/>
+                <w:rFonts w:ascii="Tahoma" w:hAnsi="Tahoma" w:eastAsia="Tahoma" w:cs="Tahoma"/>
                 <w:b/>
                 <w:color w:val="FFFFFF"/>
                 <w:sz w:val="17"/>
@@ -1740,7 +1832,7 @@
             </w:pPr>
             <w:r>
               <w:rPr>
-                <w:rFonts w:ascii="Arial Unicode MS" w:hAnsi="Arial Unicode MS" w:eastAsia="Arial Unicode MS" w:cs="Arial Unicode MS"/>
+                <w:rFonts w:ascii="Tahoma" w:hAnsi="Tahoma" w:eastAsia="Tahoma" w:cs="Tahoma"/>
                 <w:b/>
                 <w:color w:val="FFFFFF"/>
                 <w:sz w:val="17"/>
@@ -1771,7 +1863,7 @@
             </w:pPr>
             <w:r>
               <w:rPr>
-                <w:rFonts w:ascii="Arial Unicode MS" w:hAnsi="Arial Unicode MS" w:eastAsia="Arial Unicode MS" w:cs="Arial Unicode MS"/>
+                <w:rFonts w:ascii="Tahoma" w:hAnsi="Tahoma" w:eastAsia="Tahoma" w:cs="Tahoma"/>
                 <w:color w:val="202020"/>
                 <w:sz w:val="17"/>
                 <w:cs/>
@@ -1799,7 +1891,7 @@
             </w:pPr>
             <w:r>
               <w:rPr>
-                <w:rFonts w:ascii="Arial Unicode MS" w:hAnsi="Arial Unicode MS" w:eastAsia="Arial Unicode MS" w:cs="Arial Unicode MS"/>
+                <w:rFonts w:ascii="Tahoma" w:hAnsi="Tahoma" w:eastAsia="Tahoma" w:cs="Tahoma"/>
                 <w:color w:val="202020"/>
                 <w:sz w:val="17"/>
                 <w:cs/>
@@ -1827,13 +1919,13 @@
             </w:pPr>
             <w:r>
               <w:rPr>
-                <w:rFonts w:ascii="Arial Unicode MS" w:hAnsi="Arial Unicode MS" w:eastAsia="Arial Unicode MS" w:cs="Arial Unicode MS"/>
+                <w:rFonts w:ascii="Tahoma" w:hAnsi="Tahoma" w:eastAsia="Tahoma" w:cs="Tahoma"/>
                 <w:color w:val="202020"/>
                 <w:sz w:val="17"/>
                 <w:cs/>
                 <w:lang w:val="th-TH" w:eastAsia="th-TH" w:bidi="th-TH"/>
               </w:rPr>
-              <w:t>ยอดดูสะสมล่าสุด</w:t>
+              <w:t>ยอดดูสะสมล่าสุดรวมของ Content ใน Platform และ Account ที่เลือก</w:t>
             </w:r>
           </w:p>
         </w:tc>
@@ -1858,7 +1950,7 @@
             </w:pPr>
             <w:r>
               <w:rPr>
-                <w:rFonts w:ascii="Arial Unicode MS" w:hAnsi="Arial Unicode MS" w:eastAsia="Arial Unicode MS" w:cs="Arial Unicode MS"/>
+                <w:rFonts w:ascii="Tahoma" w:hAnsi="Tahoma" w:eastAsia="Tahoma" w:cs="Tahoma"/>
                 <w:color w:val="202020"/>
                 <w:sz w:val="17"/>
                 <w:cs/>
@@ -1887,7 +1979,7 @@
             </w:pPr>
             <w:r>
               <w:rPr>
-                <w:rFonts w:ascii="Arial Unicode MS" w:hAnsi="Arial Unicode MS" w:eastAsia="Arial Unicode MS" w:cs="Arial Unicode MS"/>
+                <w:rFonts w:ascii="Tahoma" w:hAnsi="Tahoma" w:eastAsia="Tahoma" w:cs="Tahoma"/>
                 <w:color w:val="202020"/>
                 <w:sz w:val="17"/>
                 <w:cs/>
@@ -1916,13 +2008,13 @@
             </w:pPr>
             <w:r>
               <w:rPr>
-                <w:rFonts w:ascii="Arial Unicode MS" w:hAnsi="Arial Unicode MS" w:eastAsia="Arial Unicode MS" w:cs="Arial Unicode MS"/>
+                <w:rFonts w:ascii="Tahoma" w:hAnsi="Tahoma" w:eastAsia="Tahoma" w:cs="Tahoma"/>
                 <w:color w:val="202020"/>
                 <w:sz w:val="17"/>
                 <w:cs/>
                 <w:lang w:val="th-TH" w:eastAsia="th-TH" w:bidi="th-TH"/>
               </w:rPr>
-              <w:t>ยอดถูกใจสะสมล่าสุด</w:t>
+              <w:t>ยอดถูกใจสะสมล่าสุดรวมของ Content ในขอบเขตที่เลือก</w:t>
             </w:r>
           </w:p>
         </w:tc>
@@ -1946,7 +2038,7 @@
             </w:pPr>
             <w:r>
               <w:rPr>
-                <w:rFonts w:ascii="Arial Unicode MS" w:hAnsi="Arial Unicode MS" w:eastAsia="Arial Unicode MS" w:cs="Arial Unicode MS"/>
+                <w:rFonts w:ascii="Tahoma" w:hAnsi="Tahoma" w:eastAsia="Tahoma" w:cs="Tahoma"/>
                 <w:color w:val="202020"/>
                 <w:sz w:val="17"/>
                 <w:cs/>
@@ -1974,7 +2066,7 @@
             </w:pPr>
             <w:r>
               <w:rPr>
-                <w:rFonts w:ascii="Arial Unicode MS" w:hAnsi="Arial Unicode MS" w:eastAsia="Arial Unicode MS" w:cs="Arial Unicode MS"/>
+                <w:rFonts w:ascii="Tahoma" w:hAnsi="Tahoma" w:eastAsia="Tahoma" w:cs="Tahoma"/>
                 <w:color w:val="202020"/>
                 <w:sz w:val="17"/>
                 <w:cs/>
@@ -2002,13 +2094,13 @@
             </w:pPr>
             <w:r>
               <w:rPr>
-                <w:rFonts w:ascii="Arial Unicode MS" w:hAnsi="Arial Unicode MS" w:eastAsia="Arial Unicode MS" w:cs="Arial Unicode MS"/>
+                <w:rFonts w:ascii="Tahoma" w:hAnsi="Tahoma" w:eastAsia="Tahoma" w:cs="Tahoma"/>
                 <w:color w:val="202020"/>
                 <w:sz w:val="17"/>
                 <w:cs/>
                 <w:lang w:val="th-TH" w:eastAsia="th-TH" w:bidi="th-TH"/>
               </w:rPr>
-              <w:t>ยอดความคิดเห็นสะสมล่าสุด</w:t>
+              <w:t>ยอดความคิดเห็นสะสมล่าสุดรวมของ Content ในขอบเขตที่เลือก</w:t>
             </w:r>
           </w:p>
         </w:tc>
@@ -2033,7 +2125,7 @@
             </w:pPr>
             <w:r>
               <w:rPr>
-                <w:rFonts w:ascii="Arial Unicode MS" w:hAnsi="Arial Unicode MS" w:eastAsia="Arial Unicode MS" w:cs="Arial Unicode MS"/>
+                <w:rFonts w:ascii="Tahoma" w:hAnsi="Tahoma" w:eastAsia="Tahoma" w:cs="Tahoma"/>
                 <w:color w:val="202020"/>
                 <w:sz w:val="17"/>
                 <w:cs/>
@@ -2062,7 +2154,7 @@
             </w:pPr>
             <w:r>
               <w:rPr>
-                <w:rFonts w:ascii="Arial Unicode MS" w:hAnsi="Arial Unicode MS" w:eastAsia="Arial Unicode MS" w:cs="Arial Unicode MS"/>
+                <w:rFonts w:ascii="Tahoma" w:hAnsi="Tahoma" w:eastAsia="Tahoma" w:cs="Tahoma"/>
                 <w:color w:val="202020"/>
                 <w:sz w:val="17"/>
                 <w:cs/>
@@ -2091,13 +2183,13 @@
             </w:pPr>
             <w:r>
               <w:rPr>
-                <w:rFonts w:ascii="Arial Unicode MS" w:hAnsi="Arial Unicode MS" w:eastAsia="Arial Unicode MS" w:cs="Arial Unicode MS"/>
+                <w:rFonts w:ascii="Tahoma" w:hAnsi="Tahoma" w:eastAsia="Tahoma" w:cs="Tahoma"/>
                 <w:color w:val="202020"/>
                 <w:sz w:val="17"/>
                 <w:cs/>
                 <w:lang w:val="th-TH" w:eastAsia="th-TH" w:bidi="th-TH"/>
               </w:rPr>
-              <w:t>ยอดแชร์สะสมล่าสุด</w:t>
+              <w:t>ยอดแชร์สะสมล่าสุดรวมของ Content ในขอบเขตที่เลือก</w:t>
             </w:r>
           </w:p>
         </w:tc>
@@ -2121,7 +2213,7 @@
             </w:pPr>
             <w:r>
               <w:rPr>
-                <w:rFonts w:ascii="Arial Unicode MS" w:hAnsi="Arial Unicode MS" w:eastAsia="Arial Unicode MS" w:cs="Arial Unicode MS"/>
+                <w:rFonts w:ascii="Tahoma" w:hAnsi="Tahoma" w:eastAsia="Tahoma" w:cs="Tahoma"/>
                 <w:color w:val="202020"/>
                 <w:sz w:val="17"/>
                 <w:cs/>
@@ -2149,7 +2241,7 @@
             </w:pPr>
             <w:r>
               <w:rPr>
-                <w:rFonts w:ascii="Arial Unicode MS" w:hAnsi="Arial Unicode MS" w:eastAsia="Arial Unicode MS" w:cs="Arial Unicode MS"/>
+                <w:rFonts w:ascii="Tahoma" w:hAnsi="Tahoma" w:eastAsia="Tahoma" w:cs="Tahoma"/>
                 <w:color w:val="202020"/>
                 <w:sz w:val="17"/>
                 <w:cs/>
@@ -2177,13 +2269,13 @@
             </w:pPr>
             <w:r>
               <w:rPr>
-                <w:rFonts w:ascii="Arial Unicode MS" w:hAnsi="Arial Unicode MS" w:eastAsia="Arial Unicode MS" w:cs="Arial Unicode MS"/>
+                <w:rFonts w:ascii="Tahoma" w:hAnsi="Tahoma" w:eastAsia="Tahoma" w:cs="Tahoma"/>
                 <w:color w:val="202020"/>
                 <w:sz w:val="17"/>
                 <w:cs/>
                 <w:lang w:val="th-TH" w:eastAsia="th-TH" w:bidi="th-TH"/>
               </w:rPr>
-              <w:t>Engagement รวมล่าสุดตามนิยามกลางของระบบ</w:t>
+              <w:t>Engagement สะสมล่าสุดรวมตาม Metric ที่แต่ละ Platform รองรับ</w:t>
             </w:r>
           </w:p>
         </w:tc>
@@ -2208,7 +2300,7 @@
             </w:pPr>
             <w:r>
               <w:rPr>
-                <w:rFonts w:ascii="Arial Unicode MS" w:hAnsi="Arial Unicode MS" w:eastAsia="Arial Unicode MS" w:cs="Arial Unicode MS"/>
+                <w:rFonts w:ascii="Tahoma" w:hAnsi="Tahoma" w:eastAsia="Tahoma" w:cs="Tahoma"/>
                 <w:color w:val="202020"/>
                 <w:sz w:val="17"/>
                 <w:cs/>
@@ -2237,7 +2329,7 @@
             </w:pPr>
             <w:r>
               <w:rPr>
-                <w:rFonts w:ascii="Arial Unicode MS" w:hAnsi="Arial Unicode MS" w:eastAsia="Arial Unicode MS" w:cs="Arial Unicode MS"/>
+                <w:rFonts w:ascii="Tahoma" w:hAnsi="Tahoma" w:eastAsia="Tahoma" w:cs="Tahoma"/>
                 <w:color w:val="202020"/>
                 <w:sz w:val="17"/>
                 <w:cs/>
@@ -2266,13 +2358,13 @@
             </w:pPr>
             <w:r>
               <w:rPr>
-                <w:rFonts w:ascii="Arial Unicode MS" w:hAnsi="Arial Unicode MS" w:eastAsia="Arial Unicode MS" w:cs="Arial Unicode MS"/>
+                <w:rFonts w:ascii="Tahoma" w:hAnsi="Tahoma" w:eastAsia="Tahoma" w:cs="Tahoma"/>
                 <w:color w:val="202020"/>
                 <w:sz w:val="17"/>
                 <w:cs/>
                 <w:lang w:val="th-TH" w:eastAsia="th-TH" w:bidi="th-TH"/>
               </w:rPr>
-              <w:t>อัตรา Engagement ล่าสุด</w:t>
+              <w:t>อัตรา Engagement ล่าสุดที่ระบบคำนวณจากข้อมูลในขอบเขตที่เลือก</w:t>
             </w:r>
           </w:p>
         </w:tc>
@@ -2296,7 +2388,7 @@
             </w:pPr>
             <w:r>
               <w:rPr>
-                <w:rFonts w:ascii="Arial Unicode MS" w:hAnsi="Arial Unicode MS" w:eastAsia="Arial Unicode MS" w:cs="Arial Unicode MS"/>
+                <w:rFonts w:ascii="Tahoma" w:hAnsi="Tahoma" w:eastAsia="Tahoma" w:cs="Tahoma"/>
                 <w:color w:val="202020"/>
                 <w:sz w:val="17"/>
                 <w:cs/>
@@ -2324,7 +2416,7 @@
             </w:pPr>
             <w:r>
               <w:rPr>
-                <w:rFonts w:ascii="Arial Unicode MS" w:hAnsi="Arial Unicode MS" w:eastAsia="Arial Unicode MS" w:cs="Arial Unicode MS"/>
+                <w:rFonts w:ascii="Tahoma" w:hAnsi="Tahoma" w:eastAsia="Tahoma" w:cs="Tahoma"/>
                 <w:color w:val="202020"/>
                 <w:sz w:val="17"/>
                 <w:cs/>
@@ -2352,13 +2444,13 @@
             </w:pPr>
             <w:r>
               <w:rPr>
-                <w:rFonts w:ascii="Arial Unicode MS" w:hAnsi="Arial Unicode MS" w:eastAsia="Arial Unicode MS" w:cs="Arial Unicode MS"/>
+                <w:rFonts w:ascii="Tahoma" w:hAnsi="Tahoma" w:eastAsia="Tahoma" w:cs="Tahoma"/>
                 <w:color w:val="202020"/>
                 <w:sz w:val="17"/>
                 <w:cs/>
                 <w:lang w:val="th-TH" w:eastAsia="th-TH" w:bidi="th-TH"/>
               </w:rPr>
-              <w:t>ยอดดูที่เพิ่มขึ้นในช่วงที่เลือก</w:t>
+              <w:t>ยอดดูที่เพิ่มขึ้นระหว่างวันเริ่มต้นและวันสิ้นสุดของช่วงที่เลือก</w:t>
             </w:r>
           </w:p>
         </w:tc>
@@ -2383,7 +2475,7 @@
             </w:pPr>
             <w:r>
               <w:rPr>
-                <w:rFonts w:ascii="Arial Unicode MS" w:hAnsi="Arial Unicode MS" w:eastAsia="Arial Unicode MS" w:cs="Arial Unicode MS"/>
+                <w:rFonts w:ascii="Tahoma" w:hAnsi="Tahoma" w:eastAsia="Tahoma" w:cs="Tahoma"/>
                 <w:color w:val="202020"/>
                 <w:sz w:val="17"/>
                 <w:cs/>
@@ -2412,7 +2504,7 @@
             </w:pPr>
             <w:r>
               <w:rPr>
-                <w:rFonts w:ascii="Arial Unicode MS" w:hAnsi="Arial Unicode MS" w:eastAsia="Arial Unicode MS" w:cs="Arial Unicode MS"/>
+                <w:rFonts w:ascii="Tahoma" w:hAnsi="Tahoma" w:eastAsia="Tahoma" w:cs="Tahoma"/>
                 <w:color w:val="202020"/>
                 <w:sz w:val="17"/>
                 <w:cs/>
@@ -2441,13 +2533,13 @@
             </w:pPr>
             <w:r>
               <w:rPr>
-                <w:rFonts w:ascii="Arial Unicode MS" w:hAnsi="Arial Unicode MS" w:eastAsia="Arial Unicode MS" w:cs="Arial Unicode MS"/>
+                <w:rFonts w:ascii="Tahoma" w:hAnsi="Tahoma" w:eastAsia="Tahoma" w:cs="Tahoma"/>
                 <w:color w:val="202020"/>
                 <w:sz w:val="17"/>
                 <w:cs/>
                 <w:lang w:val="th-TH" w:eastAsia="th-TH" w:bidi="th-TH"/>
               </w:rPr>
-              <w:t>ยอดถูกใจที่เพิ่มขึ้นในช่วงที่เลือก</w:t>
+              <w:t>ยอดถูกใจที่เพิ่มขึ้นระหว่างวันเริ่มต้นและวันสิ้นสุดของช่วงที่เลือก</w:t>
             </w:r>
           </w:p>
         </w:tc>
@@ -2471,7 +2563,7 @@
             </w:pPr>
             <w:r>
               <w:rPr>
-                <w:rFonts w:ascii="Arial Unicode MS" w:hAnsi="Arial Unicode MS" w:eastAsia="Arial Unicode MS" w:cs="Arial Unicode MS"/>
+                <w:rFonts w:ascii="Tahoma" w:hAnsi="Tahoma" w:eastAsia="Tahoma" w:cs="Tahoma"/>
                 <w:color w:val="202020"/>
                 <w:sz w:val="17"/>
                 <w:cs/>
@@ -2499,7 +2591,7 @@
             </w:pPr>
             <w:r>
               <w:rPr>
-                <w:rFonts w:ascii="Arial Unicode MS" w:hAnsi="Arial Unicode MS" w:eastAsia="Arial Unicode MS" w:cs="Arial Unicode MS"/>
+                <w:rFonts w:ascii="Tahoma" w:hAnsi="Tahoma" w:eastAsia="Tahoma" w:cs="Tahoma"/>
                 <w:color w:val="202020"/>
                 <w:sz w:val="17"/>
                 <w:cs/>
@@ -2527,13 +2619,13 @@
             </w:pPr>
             <w:r>
               <w:rPr>
-                <w:rFonts w:ascii="Arial Unicode MS" w:hAnsi="Arial Unicode MS" w:eastAsia="Arial Unicode MS" w:cs="Arial Unicode MS"/>
+                <w:rFonts w:ascii="Tahoma" w:hAnsi="Tahoma" w:eastAsia="Tahoma" w:cs="Tahoma"/>
                 <w:color w:val="202020"/>
                 <w:sz w:val="17"/>
                 <w:cs/>
                 <w:lang w:val="th-TH" w:eastAsia="th-TH" w:bidi="th-TH"/>
               </w:rPr>
-              <w:t>ยอดความคิดเห็นที่เพิ่มขึ้นในช่วงที่เลือก</w:t>
+              <w:t>ยอดความคิดเห็นที่เพิ่มขึ้นระหว่างวันเริ่มต้นและวันสิ้นสุดของช่วงที่เลือก</w:t>
             </w:r>
           </w:p>
         </w:tc>
@@ -2558,7 +2650,7 @@
             </w:pPr>
             <w:r>
               <w:rPr>
-                <w:rFonts w:ascii="Arial Unicode MS" w:hAnsi="Arial Unicode MS" w:eastAsia="Arial Unicode MS" w:cs="Arial Unicode MS"/>
+                <w:rFonts w:ascii="Tahoma" w:hAnsi="Tahoma" w:eastAsia="Tahoma" w:cs="Tahoma"/>
                 <w:color w:val="202020"/>
                 <w:sz w:val="17"/>
                 <w:cs/>
@@ -2587,7 +2679,7 @@
             </w:pPr>
             <w:r>
               <w:rPr>
-                <w:rFonts w:ascii="Arial Unicode MS" w:hAnsi="Arial Unicode MS" w:eastAsia="Arial Unicode MS" w:cs="Arial Unicode MS"/>
+                <w:rFonts w:ascii="Tahoma" w:hAnsi="Tahoma" w:eastAsia="Tahoma" w:cs="Tahoma"/>
                 <w:color w:val="202020"/>
                 <w:sz w:val="17"/>
                 <w:cs/>
@@ -2616,13 +2708,13 @@
             </w:pPr>
             <w:r>
               <w:rPr>
-                <w:rFonts w:ascii="Arial Unicode MS" w:hAnsi="Arial Unicode MS" w:eastAsia="Arial Unicode MS" w:cs="Arial Unicode MS"/>
+                <w:rFonts w:ascii="Tahoma" w:hAnsi="Tahoma" w:eastAsia="Tahoma" w:cs="Tahoma"/>
                 <w:color w:val="202020"/>
                 <w:sz w:val="17"/>
                 <w:cs/>
                 <w:lang w:val="th-TH" w:eastAsia="th-TH" w:bidi="th-TH"/>
               </w:rPr>
-              <w:t>ยอดแชร์ที่เพิ่มขึ้นในช่วงที่เลือก</w:t>
+              <w:t>ยอดแชร์ที่เพิ่มขึ้นระหว่างวันเริ่มต้นและวันสิ้นสุดของช่วงที่เลือก</w:t>
             </w:r>
           </w:p>
         </w:tc>
@@ -2646,7 +2738,7 @@
             </w:pPr>
             <w:r>
               <w:rPr>
-                <w:rFonts w:ascii="Arial Unicode MS" w:hAnsi="Arial Unicode MS" w:eastAsia="Arial Unicode MS" w:cs="Arial Unicode MS"/>
+                <w:rFonts w:ascii="Tahoma" w:hAnsi="Tahoma" w:eastAsia="Tahoma" w:cs="Tahoma"/>
                 <w:color w:val="202020"/>
                 <w:sz w:val="17"/>
                 <w:cs/>
@@ -2674,7 +2766,7 @@
             </w:pPr>
             <w:r>
               <w:rPr>
-                <w:rFonts w:ascii="Arial Unicode MS" w:hAnsi="Arial Unicode MS" w:eastAsia="Arial Unicode MS" w:cs="Arial Unicode MS"/>
+                <w:rFonts w:ascii="Tahoma" w:hAnsi="Tahoma" w:eastAsia="Tahoma" w:cs="Tahoma"/>
                 <w:color w:val="202020"/>
                 <w:sz w:val="17"/>
                 <w:cs/>
@@ -2702,13 +2794,13 @@
             </w:pPr>
             <w:r>
               <w:rPr>
-                <w:rFonts w:ascii="Arial Unicode MS" w:hAnsi="Arial Unicode MS" w:eastAsia="Arial Unicode MS" w:cs="Arial Unicode MS"/>
+                <w:rFonts w:ascii="Tahoma" w:hAnsi="Tahoma" w:eastAsia="Tahoma" w:cs="Tahoma"/>
                 <w:color w:val="202020"/>
                 <w:sz w:val="17"/>
                 <w:cs/>
                 <w:lang w:val="th-TH" w:eastAsia="th-TH" w:bidi="th-TH"/>
               </w:rPr>
-              <w:t>Engagement ที่เกิดขึ้นในช่วงที่เลือก</w:t>
+              <w:t>Engagement ที่เพิ่มขึ้นภายในช่วงที่เลือก</w:t>
             </w:r>
           </w:p>
         </w:tc>
@@ -2733,7 +2825,7 @@
             </w:pPr>
             <w:r>
               <w:rPr>
-                <w:rFonts w:ascii="Arial Unicode MS" w:hAnsi="Arial Unicode MS" w:eastAsia="Arial Unicode MS" w:cs="Arial Unicode MS"/>
+                <w:rFonts w:ascii="Tahoma" w:hAnsi="Tahoma" w:eastAsia="Tahoma" w:cs="Tahoma"/>
                 <w:color w:val="202020"/>
                 <w:sz w:val="17"/>
                 <w:cs/>
@@ -2762,7 +2854,7 @@
             </w:pPr>
             <w:r>
               <w:rPr>
-                <w:rFonts w:ascii="Arial Unicode MS" w:hAnsi="Arial Unicode MS" w:eastAsia="Arial Unicode MS" w:cs="Arial Unicode MS"/>
+                <w:rFonts w:ascii="Tahoma" w:hAnsi="Tahoma" w:eastAsia="Tahoma" w:cs="Tahoma"/>
                 <w:color w:val="202020"/>
                 <w:sz w:val="17"/>
                 <w:cs/>
@@ -2791,13 +2883,13 @@
             </w:pPr>
             <w:r>
               <w:rPr>
-                <w:rFonts w:ascii="Arial Unicode MS" w:hAnsi="Arial Unicode MS" w:eastAsia="Arial Unicode MS" w:cs="Arial Unicode MS"/>
+                <w:rFonts w:ascii="Tahoma" w:hAnsi="Tahoma" w:eastAsia="Tahoma" w:cs="Tahoma"/>
                 <w:color w:val="202020"/>
                 <w:sz w:val="17"/>
                 <w:cs/>
                 <w:lang w:val="th-TH" w:eastAsia="th-TH" w:bidi="th-TH"/>
               </w:rPr>
-              <w:t>อัตรา Engagement ของช่วงที่เลือก</w:t>
+              <w:t>อัตรา Engagement ที่คำนวณจากค่าที่เกิดขึ้นภายในช่วงที่เลือก</w:t>
             </w:r>
           </w:p>
         </w:tc>
@@ -2821,7 +2913,7 @@
             </w:pPr>
             <w:r>
               <w:rPr>
-                <w:rFonts w:ascii="Arial Unicode MS" w:hAnsi="Arial Unicode MS" w:eastAsia="Arial Unicode MS" w:cs="Arial Unicode MS"/>
+                <w:rFonts w:ascii="Tahoma" w:hAnsi="Tahoma" w:eastAsia="Tahoma" w:cs="Tahoma"/>
                 <w:color w:val="202020"/>
                 <w:sz w:val="17"/>
                 <w:cs/>
@@ -2849,7 +2941,7 @@
             </w:pPr>
             <w:r>
               <w:rPr>
-                <w:rFonts w:ascii="Arial Unicode MS" w:hAnsi="Arial Unicode MS" w:eastAsia="Arial Unicode MS" w:cs="Arial Unicode MS"/>
+                <w:rFonts w:ascii="Tahoma" w:hAnsi="Tahoma" w:eastAsia="Tahoma" w:cs="Tahoma"/>
                 <w:color w:val="202020"/>
                 <w:sz w:val="17"/>
                 <w:cs/>
@@ -2877,7 +2969,7 @@
             </w:pPr>
             <w:r>
               <w:rPr>
-                <w:rFonts w:ascii="Arial Unicode MS" w:hAnsi="Arial Unicode MS" w:eastAsia="Arial Unicode MS" w:cs="Arial Unicode MS"/>
+                <w:rFonts w:ascii="Tahoma" w:hAnsi="Tahoma" w:eastAsia="Tahoma" w:cs="Tahoma"/>
                 <w:color w:val="202020"/>
                 <w:sz w:val="17"/>
                 <w:cs/>
@@ -2908,7 +3000,7 @@
             </w:pPr>
             <w:r>
               <w:rPr>
-                <w:rFonts w:ascii="Arial Unicode MS" w:hAnsi="Arial Unicode MS" w:eastAsia="Arial Unicode MS" w:cs="Arial Unicode MS"/>
+                <w:rFonts w:ascii="Tahoma" w:hAnsi="Tahoma" w:eastAsia="Tahoma" w:cs="Tahoma"/>
                 <w:color w:val="202020"/>
                 <w:sz w:val="17"/>
                 <w:cs/>
@@ -2937,7 +3029,7 @@
             </w:pPr>
             <w:r>
               <w:rPr>
-                <w:rFonts w:ascii="Arial Unicode MS" w:hAnsi="Arial Unicode MS" w:eastAsia="Arial Unicode MS" w:cs="Arial Unicode MS"/>
+                <w:rFonts w:ascii="Tahoma" w:hAnsi="Tahoma" w:eastAsia="Tahoma" w:cs="Tahoma"/>
                 <w:color w:val="202020"/>
                 <w:sz w:val="17"/>
                 <w:cs/>
@@ -2966,7 +3058,7 @@
             </w:pPr>
             <w:r>
               <w:rPr>
-                <w:rFonts w:ascii="Arial Unicode MS" w:hAnsi="Arial Unicode MS" w:eastAsia="Arial Unicode MS" w:cs="Arial Unicode MS"/>
+                <w:rFonts w:ascii="Tahoma" w:hAnsi="Tahoma" w:eastAsia="Tahoma" w:cs="Tahoma"/>
                 <w:color w:val="202020"/>
                 <w:sz w:val="17"/>
                 <w:cs/>
@@ -2996,7 +3088,7 @@
             </w:pPr>
             <w:r>
               <w:rPr>
-                <w:rFonts w:ascii="Arial Unicode MS" w:hAnsi="Arial Unicode MS" w:eastAsia="Arial Unicode MS" w:cs="Arial Unicode MS"/>
+                <w:rFonts w:ascii="Tahoma" w:hAnsi="Tahoma" w:eastAsia="Tahoma" w:cs="Tahoma"/>
                 <w:color w:val="202020"/>
                 <w:sz w:val="17"/>
                 <w:cs/>
@@ -3024,7 +3116,7 @@
             </w:pPr>
             <w:r>
               <w:rPr>
-                <w:rFonts w:ascii="Arial Unicode MS" w:hAnsi="Arial Unicode MS" w:eastAsia="Arial Unicode MS" w:cs="Arial Unicode MS"/>
+                <w:rFonts w:ascii="Tahoma" w:hAnsi="Tahoma" w:eastAsia="Tahoma" w:cs="Tahoma"/>
                 <w:color w:val="202020"/>
                 <w:sz w:val="17"/>
                 <w:cs/>
@@ -3052,7 +3144,7 @@
             </w:pPr>
             <w:r>
               <w:rPr>
-                <w:rFonts w:ascii="Arial Unicode MS" w:hAnsi="Arial Unicode MS" w:eastAsia="Arial Unicode MS" w:cs="Arial Unicode MS"/>
+                <w:rFonts w:ascii="Tahoma" w:hAnsi="Tahoma" w:eastAsia="Tahoma" w:cs="Tahoma"/>
                 <w:color w:val="202020"/>
                 <w:sz w:val="17"/>
                 <w:cs/>
@@ -3083,7 +3175,7 @@
             </w:pPr>
             <w:r>
               <w:rPr>
-                <w:rFonts w:ascii="Arial Unicode MS" w:hAnsi="Arial Unicode MS" w:eastAsia="Arial Unicode MS" w:cs="Arial Unicode MS"/>
+                <w:rFonts w:ascii="Tahoma" w:hAnsi="Tahoma" w:eastAsia="Tahoma" w:cs="Tahoma"/>
                 <w:color w:val="202020"/>
                 <w:sz w:val="17"/>
                 <w:cs/>
@@ -3112,7 +3204,7 @@
             </w:pPr>
             <w:r>
               <w:rPr>
-                <w:rFonts w:ascii="Arial Unicode MS" w:hAnsi="Arial Unicode MS" w:eastAsia="Arial Unicode MS" w:cs="Arial Unicode MS"/>
+                <w:rFonts w:ascii="Tahoma" w:hAnsi="Tahoma" w:eastAsia="Tahoma" w:cs="Tahoma"/>
                 <w:color w:val="202020"/>
                 <w:sz w:val="17"/>
                 <w:cs/>
@@ -3141,7 +3233,7 @@
             </w:pPr>
             <w:r>
               <w:rPr>
-                <w:rFonts w:ascii="Arial Unicode MS" w:hAnsi="Arial Unicode MS" w:eastAsia="Arial Unicode MS" w:cs="Arial Unicode MS"/>
+                <w:rFonts w:ascii="Tahoma" w:hAnsi="Tahoma" w:eastAsia="Tahoma" w:cs="Tahoma"/>
                 <w:color w:val="202020"/>
                 <w:sz w:val="17"/>
                 <w:cs/>
@@ -3171,7 +3263,7 @@
             </w:pPr>
             <w:r>
               <w:rPr>
-                <w:rFonts w:ascii="Arial Unicode MS" w:hAnsi="Arial Unicode MS" w:eastAsia="Arial Unicode MS" w:cs="Arial Unicode MS"/>
+                <w:rFonts w:ascii="Tahoma" w:hAnsi="Tahoma" w:eastAsia="Tahoma" w:cs="Tahoma"/>
                 <w:color w:val="202020"/>
                 <w:sz w:val="17"/>
                 <w:cs/>
@@ -3199,7 +3291,7 @@
             </w:pPr>
             <w:r>
               <w:rPr>
-                <w:rFonts w:ascii="Arial Unicode MS" w:hAnsi="Arial Unicode MS" w:eastAsia="Arial Unicode MS" w:cs="Arial Unicode MS"/>
+                <w:rFonts w:ascii="Tahoma" w:hAnsi="Tahoma" w:eastAsia="Tahoma" w:cs="Tahoma"/>
                 <w:color w:val="202020"/>
                 <w:sz w:val="17"/>
                 <w:cs/>
@@ -3227,7 +3319,7 @@
             </w:pPr>
             <w:r>
               <w:rPr>
-                <w:rFonts w:ascii="Arial Unicode MS" w:hAnsi="Arial Unicode MS" w:eastAsia="Arial Unicode MS" w:cs="Arial Unicode MS"/>
+                <w:rFonts w:ascii="Tahoma" w:hAnsi="Tahoma" w:eastAsia="Tahoma" w:cs="Tahoma"/>
                 <w:color w:val="202020"/>
                 <w:sz w:val="17"/>
                 <w:cs/>
@@ -3258,7 +3350,7 @@
             </w:pPr>
             <w:r>
               <w:rPr>
-                <w:rFonts w:ascii="Arial Unicode MS" w:hAnsi="Arial Unicode MS" w:eastAsia="Arial Unicode MS" w:cs="Arial Unicode MS"/>
+                <w:rFonts w:ascii="Tahoma" w:hAnsi="Tahoma" w:eastAsia="Tahoma" w:cs="Tahoma"/>
                 <w:color w:val="202020"/>
                 <w:sz w:val="17"/>
                 <w:cs/>
@@ -3287,7 +3379,7 @@
             </w:pPr>
             <w:r>
               <w:rPr>
-                <w:rFonts w:ascii="Arial Unicode MS" w:hAnsi="Arial Unicode MS" w:eastAsia="Arial Unicode MS" w:cs="Arial Unicode MS"/>
+                <w:rFonts w:ascii="Tahoma" w:hAnsi="Tahoma" w:eastAsia="Tahoma" w:cs="Tahoma"/>
                 <w:color w:val="202020"/>
                 <w:sz w:val="17"/>
                 <w:cs/>
@@ -3316,7 +3408,7 @@
             </w:pPr>
             <w:r>
               <w:rPr>
-                <w:rFonts w:ascii="Arial Unicode MS" w:hAnsi="Arial Unicode MS" w:eastAsia="Arial Unicode MS" w:cs="Arial Unicode MS"/>
+                <w:rFonts w:ascii="Tahoma" w:hAnsi="Tahoma" w:eastAsia="Tahoma" w:cs="Tahoma"/>
                 <w:color w:val="202020"/>
                 <w:sz w:val="17"/>
                 <w:cs/>
@@ -3346,7 +3438,7 @@
             </w:pPr>
             <w:r>
               <w:rPr>
-                <w:rFonts w:ascii="Arial Unicode MS" w:hAnsi="Arial Unicode MS" w:eastAsia="Arial Unicode MS" w:cs="Arial Unicode MS"/>
+                <w:rFonts w:ascii="Tahoma" w:hAnsi="Tahoma" w:eastAsia="Tahoma" w:cs="Tahoma"/>
                 <w:color w:val="202020"/>
                 <w:sz w:val="17"/>
                 <w:cs/>
@@ -3374,7 +3466,7 @@
             </w:pPr>
             <w:r>
               <w:rPr>
-                <w:rFonts w:ascii="Arial Unicode MS" w:hAnsi="Arial Unicode MS" w:eastAsia="Arial Unicode MS" w:cs="Arial Unicode MS"/>
+                <w:rFonts w:ascii="Tahoma" w:hAnsi="Tahoma" w:eastAsia="Tahoma" w:cs="Tahoma"/>
                 <w:color w:val="202020"/>
                 <w:sz w:val="17"/>
                 <w:cs/>
@@ -3402,7 +3494,7 @@
             </w:pPr>
             <w:r>
               <w:rPr>
-                <w:rFonts w:ascii="Arial Unicode MS" w:hAnsi="Arial Unicode MS" w:eastAsia="Arial Unicode MS" w:cs="Arial Unicode MS"/>
+                <w:rFonts w:ascii="Tahoma" w:hAnsi="Tahoma" w:eastAsia="Tahoma" w:cs="Tahoma"/>
                 <w:color w:val="202020"/>
                 <w:sz w:val="17"/>
                 <w:cs/>
@@ -3433,7 +3525,7 @@
             </w:pPr>
             <w:r>
               <w:rPr>
-                <w:rFonts w:ascii="Arial Unicode MS" w:hAnsi="Arial Unicode MS" w:eastAsia="Arial Unicode MS" w:cs="Arial Unicode MS"/>
+                <w:rFonts w:ascii="Tahoma" w:hAnsi="Tahoma" w:eastAsia="Tahoma" w:cs="Tahoma"/>
                 <w:color w:val="202020"/>
                 <w:sz w:val="17"/>
                 <w:cs/>
@@ -3462,7 +3554,7 @@
             </w:pPr>
             <w:r>
               <w:rPr>
-                <w:rFonts w:ascii="Arial Unicode MS" w:hAnsi="Arial Unicode MS" w:eastAsia="Arial Unicode MS" w:cs="Arial Unicode MS"/>
+                <w:rFonts w:ascii="Tahoma" w:hAnsi="Tahoma" w:eastAsia="Tahoma" w:cs="Tahoma"/>
                 <w:color w:val="202020"/>
                 <w:sz w:val="17"/>
                 <w:cs/>
@@ -3491,7 +3583,7 @@
             </w:pPr>
             <w:r>
               <w:rPr>
-                <w:rFonts w:ascii="Arial Unicode MS" w:hAnsi="Arial Unicode MS" w:eastAsia="Arial Unicode MS" w:cs="Arial Unicode MS"/>
+                <w:rFonts w:ascii="Tahoma" w:hAnsi="Tahoma" w:eastAsia="Tahoma" w:cs="Tahoma"/>
                 <w:color w:val="202020"/>
                 <w:sz w:val="17"/>
                 <w:cs/>
@@ -3521,7 +3613,7 @@
             </w:pPr>
             <w:r>
               <w:rPr>
-                <w:rFonts w:ascii="Arial Unicode MS" w:hAnsi="Arial Unicode MS" w:eastAsia="Arial Unicode MS" w:cs="Arial Unicode MS"/>
+                <w:rFonts w:ascii="Tahoma" w:hAnsi="Tahoma" w:eastAsia="Tahoma" w:cs="Tahoma"/>
                 <w:color w:val="202020"/>
                 <w:sz w:val="17"/>
                 <w:cs/>
@@ -3549,7 +3641,7 @@
             </w:pPr>
             <w:r>
               <w:rPr>
-                <w:rFonts w:ascii="Arial Unicode MS" w:hAnsi="Arial Unicode MS" w:eastAsia="Arial Unicode MS" w:cs="Arial Unicode MS"/>
+                <w:rFonts w:ascii="Tahoma" w:hAnsi="Tahoma" w:eastAsia="Tahoma" w:cs="Tahoma"/>
                 <w:color w:val="202020"/>
                 <w:sz w:val="17"/>
                 <w:cs/>
@@ -3577,7 +3669,7 @@
             </w:pPr>
             <w:r>
               <w:rPr>
-                <w:rFonts w:ascii="Arial Unicode MS" w:hAnsi="Arial Unicode MS" w:eastAsia="Arial Unicode MS" w:cs="Arial Unicode MS"/>
+                <w:rFonts w:ascii="Tahoma" w:hAnsi="Tahoma" w:eastAsia="Tahoma" w:cs="Tahoma"/>
                 <w:color w:val="202020"/>
                 <w:sz w:val="17"/>
                 <w:cs/>
@@ -3587,7 +3679,7 @@
             </w:r>
             <w:r>
               <w:rPr>
-                <w:rFonts w:ascii="Aptos Mono" w:hAnsi="Aptos Mono" w:eastAsia="Arial Unicode MS" w:cs="Arial Unicode MS"/>
+                <w:rFonts w:ascii="Aptos Mono" w:hAnsi="Aptos Mono" w:eastAsia="Tahoma" w:cs="Tahoma"/>
                 <w:color w:val="1F4E79"/>
                 <w:sz w:val="17"/>
                 <w:cs/>
@@ -3597,7 +3689,7 @@
             </w:r>
             <w:r>
               <w:rPr>
-                <w:rFonts w:ascii="Arial Unicode MS" w:hAnsi="Arial Unicode MS" w:eastAsia="Arial Unicode MS" w:cs="Arial Unicode MS"/>
+                <w:rFonts w:ascii="Tahoma" w:hAnsi="Tahoma" w:eastAsia="Tahoma" w:cs="Tahoma"/>
                 <w:color w:val="202020"/>
                 <w:sz w:val="17"/>
                 <w:cs/>
@@ -3620,7 +3712,7 @@
       </w:pPr>
       <w:r>
         <w:rPr>
-          <w:rFonts w:ascii="Arial Unicode MS" w:hAnsi="Arial Unicode MS" w:eastAsia="Arial Unicode MS" w:cs="Arial Unicode MS"/>
+          <w:rFonts w:ascii="Tahoma" w:hAnsi="Tahoma" w:eastAsia="Tahoma" w:cs="Tahoma"/>
           <w:color w:val="202020"/>
           <w:cs/>
           <w:lang w:val="th-TH" w:eastAsia="th-TH" w:bidi="th-TH"/>
@@ -3635,12 +3727,53 @@
       </w:pPr>
       <w:r>
         <w:rPr>
-          <w:rFonts w:ascii="Arial Unicode MS" w:hAnsi="Arial Unicode MS" w:eastAsia="Arial Unicode MS" w:cs="Arial Unicode MS"/>
+          <w:rFonts w:ascii="Tahoma" w:hAnsi="Tahoma" w:eastAsia="Tahoma" w:cs="Tahoma"/>
           <w:color w:val="202020"/>
           <w:cs/>
           <w:lang w:val="th-TH" w:eastAsia="th-TH" w:bidi="th-TH"/>
         </w:rPr>
         <w:t>ใช้ดูประสิทธิภาพโฆษณาของ Meta Ads, Google Ads และ TikTok Ads</w:t>
+      </w:r>
+    </w:p>
+    <w:p>
+      <w:pPr>
+        <w:keepLines/>
+        <w:spacing w:before="40" w:after="140"/>
+        <w:jc w:val="center"/>
+      </w:pPr>
+      <w:r>
+        <w:drawing>
+          <wp:inline xmlns:a="http://schemas.openxmlformats.org/drawingml/2006/main" xmlns:pic="http://schemas.openxmlformats.org/drawingml/2006/picture">
+            <wp:extent cx="5760000" cy="3798400"/>
+            <wp:docPr id="3" name="Picture 3"/>
+            <wp:cNvGraphicFramePr>
+              <a:graphicFrameLocks noChangeAspect="1"/>
+            </wp:cNvGraphicFramePr>
+            <a:graphic>
+              <a:graphicData uri="http://schemas.openxmlformats.org/drawingml/2006/picture">
+                <pic:pic>
+                  <pic:nvPicPr>
+                    <pic:cNvPr id="0" name="dashboard-paid-ads-performance.png"/>
+                    <pic:cNvPicPr/>
+                  </pic:nvPicPr>
+                  <pic:blipFill>
+                    <a:blip r:embed="rId12"/>
+                    <a:stretch>
+                      <a:fillRect/>
+                    </a:stretch>
+                  </pic:blipFill>
+                  <pic:spPr>
+                    <a:xfrm>
+                      <a:off x="0" y="0"/>
+                      <a:ext cx="5760000" cy="3798400"/>
+                    </a:xfrm>
+                    <a:prstGeom prst="rect"/>
+                  </pic:spPr>
+                </pic:pic>
+              </a:graphicData>
+            </a:graphic>
+          </wp:inline>
+        </w:drawing>
       </w:r>
     </w:p>
     <w:tbl>
@@ -3686,7 +3819,7 @@
             </w:pPr>
             <w:r>
               <w:rPr>
-                <w:rFonts w:ascii="Arial Unicode MS" w:hAnsi="Arial Unicode MS" w:eastAsia="Arial Unicode MS" w:cs="Arial Unicode MS"/>
+                <w:rFonts w:ascii="Tahoma" w:hAnsi="Tahoma" w:eastAsia="Tahoma" w:cs="Tahoma"/>
                 <w:b/>
                 <w:color w:val="FFFFFF"/>
                 <w:sz w:val="17"/>
@@ -3716,7 +3849,7 @@
             </w:pPr>
             <w:r>
               <w:rPr>
-                <w:rFonts w:ascii="Arial Unicode MS" w:hAnsi="Arial Unicode MS" w:eastAsia="Arial Unicode MS" w:cs="Arial Unicode MS"/>
+                <w:rFonts w:ascii="Tahoma" w:hAnsi="Tahoma" w:eastAsia="Tahoma" w:cs="Tahoma"/>
                 <w:b/>
                 <w:color w:val="FFFFFF"/>
                 <w:sz w:val="17"/>
@@ -3746,7 +3879,7 @@
             </w:pPr>
             <w:r>
               <w:rPr>
-                <w:rFonts w:ascii="Arial Unicode MS" w:hAnsi="Arial Unicode MS" w:eastAsia="Arial Unicode MS" w:cs="Arial Unicode MS"/>
+                <w:rFonts w:ascii="Tahoma" w:hAnsi="Tahoma" w:eastAsia="Tahoma" w:cs="Tahoma"/>
                 <w:b/>
                 <w:color w:val="FFFFFF"/>
                 <w:sz w:val="17"/>
@@ -3777,7 +3910,7 @@
             </w:pPr>
             <w:r>
               <w:rPr>
-                <w:rFonts w:ascii="Arial Unicode MS" w:hAnsi="Arial Unicode MS" w:eastAsia="Arial Unicode MS" w:cs="Arial Unicode MS"/>
+                <w:rFonts w:ascii="Tahoma" w:hAnsi="Tahoma" w:eastAsia="Tahoma" w:cs="Tahoma"/>
                 <w:color w:val="202020"/>
                 <w:sz w:val="17"/>
                 <w:cs/>
@@ -3805,7 +3938,7 @@
             </w:pPr>
             <w:r>
               <w:rPr>
-                <w:rFonts w:ascii="Arial Unicode MS" w:hAnsi="Arial Unicode MS" w:eastAsia="Arial Unicode MS" w:cs="Arial Unicode MS"/>
+                <w:rFonts w:ascii="Tahoma" w:hAnsi="Tahoma" w:eastAsia="Tahoma" w:cs="Tahoma"/>
                 <w:color w:val="202020"/>
                 <w:sz w:val="17"/>
                 <w:cs/>
@@ -3833,13 +3966,13 @@
             </w:pPr>
             <w:r>
               <w:rPr>
-                <w:rFonts w:ascii="Arial Unicode MS" w:hAnsi="Arial Unicode MS" w:eastAsia="Arial Unicode MS" w:cs="Arial Unicode MS"/>
+                <w:rFonts w:ascii="Tahoma" w:hAnsi="Tahoma" w:eastAsia="Tahoma" w:cs="Tahoma"/>
                 <w:color w:val="202020"/>
                 <w:sz w:val="17"/>
                 <w:cs/>
                 <w:lang w:val="th-TH" w:eastAsia="th-TH" w:bidi="th-TH"/>
               </w:rPr>
-              <w:t>ค่าโฆษณารวมในช่วงที่เลือก</w:t>
+              <w:t>ค่าโฆษณารวมของบัญชีและ Campaign ที่อยู่ในช่วงและตัวกรองที่เลือก</w:t>
             </w:r>
           </w:p>
         </w:tc>
@@ -3864,7 +3997,7 @@
             </w:pPr>
             <w:r>
               <w:rPr>
-                <w:rFonts w:ascii="Arial Unicode MS" w:hAnsi="Arial Unicode MS" w:eastAsia="Arial Unicode MS" w:cs="Arial Unicode MS"/>
+                <w:rFonts w:ascii="Tahoma" w:hAnsi="Tahoma" w:eastAsia="Tahoma" w:cs="Tahoma"/>
                 <w:color w:val="202020"/>
                 <w:sz w:val="17"/>
                 <w:cs/>
@@ -3893,7 +4026,7 @@
             </w:pPr>
             <w:r>
               <w:rPr>
-                <w:rFonts w:ascii="Arial Unicode MS" w:hAnsi="Arial Unicode MS" w:eastAsia="Arial Unicode MS" w:cs="Arial Unicode MS"/>
+                <w:rFonts w:ascii="Tahoma" w:hAnsi="Tahoma" w:eastAsia="Tahoma" w:cs="Tahoma"/>
                 <w:color w:val="202020"/>
                 <w:sz w:val="17"/>
                 <w:cs/>
@@ -3922,13 +4055,13 @@
             </w:pPr>
             <w:r>
               <w:rPr>
-                <w:rFonts w:ascii="Arial Unicode MS" w:hAnsi="Arial Unicode MS" w:eastAsia="Arial Unicode MS" w:cs="Arial Unicode MS"/>
+                <w:rFonts w:ascii="Tahoma" w:hAnsi="Tahoma" w:eastAsia="Tahoma" w:cs="Tahoma"/>
                 <w:color w:val="202020"/>
                 <w:sz w:val="17"/>
                 <w:cs/>
                 <w:lang w:val="th-TH" w:eastAsia="th-TH" w:bidi="th-TH"/>
               </w:rPr>
-              <w:t>จำนวนครั้งที่โฆษณาถูกแสดง</w:t>
+              <w:t>จำนวนครั้งรวมที่โฆษณาถูกแสดงในช่วงที่เลือก</w:t>
             </w:r>
           </w:p>
         </w:tc>
@@ -3952,7 +4085,7 @@
             </w:pPr>
             <w:r>
               <w:rPr>
-                <w:rFonts w:ascii="Arial Unicode MS" w:hAnsi="Arial Unicode MS" w:eastAsia="Arial Unicode MS" w:cs="Arial Unicode MS"/>
+                <w:rFonts w:ascii="Tahoma" w:hAnsi="Tahoma" w:eastAsia="Tahoma" w:cs="Tahoma"/>
                 <w:color w:val="202020"/>
                 <w:sz w:val="17"/>
                 <w:cs/>
@@ -3980,7 +4113,7 @@
             </w:pPr>
             <w:r>
               <w:rPr>
-                <w:rFonts w:ascii="Arial Unicode MS" w:hAnsi="Arial Unicode MS" w:eastAsia="Arial Unicode MS" w:cs="Arial Unicode MS"/>
+                <w:rFonts w:ascii="Tahoma" w:hAnsi="Tahoma" w:eastAsia="Tahoma" w:cs="Tahoma"/>
                 <w:color w:val="202020"/>
                 <w:sz w:val="17"/>
                 <w:cs/>
@@ -4008,13 +4141,13 @@
             </w:pPr>
             <w:r>
               <w:rPr>
-                <w:rFonts w:ascii="Arial Unicode MS" w:hAnsi="Arial Unicode MS" w:eastAsia="Arial Unicode MS" w:cs="Arial Unicode MS"/>
+                <w:rFonts w:ascii="Tahoma" w:hAnsi="Tahoma" w:eastAsia="Tahoma" w:cs="Tahoma"/>
                 <w:color w:val="202020"/>
                 <w:sz w:val="17"/>
                 <w:cs/>
                 <w:lang w:val="th-TH" w:eastAsia="th-TH" w:bidi="th-TH"/>
               </w:rPr>
-              <w:t>จำนวนคลิก</w:t>
+              <w:t>จำนวนคลิกรวมที่แหล่งโฆษณารายงานในช่วงที่เลือก</w:t>
             </w:r>
           </w:p>
         </w:tc>
@@ -4039,7 +4172,7 @@
             </w:pPr>
             <w:r>
               <w:rPr>
-                <w:rFonts w:ascii="Arial Unicode MS" w:hAnsi="Arial Unicode MS" w:eastAsia="Arial Unicode MS" w:cs="Arial Unicode MS"/>
+                <w:rFonts w:ascii="Tahoma" w:hAnsi="Tahoma" w:eastAsia="Tahoma" w:cs="Tahoma"/>
                 <w:color w:val="202020"/>
                 <w:sz w:val="17"/>
                 <w:cs/>
@@ -4068,7 +4201,7 @@
             </w:pPr>
             <w:r>
               <w:rPr>
-                <w:rFonts w:ascii="Arial Unicode MS" w:hAnsi="Arial Unicode MS" w:eastAsia="Arial Unicode MS" w:cs="Arial Unicode MS"/>
+                <w:rFonts w:ascii="Tahoma" w:hAnsi="Tahoma" w:eastAsia="Tahoma" w:cs="Tahoma"/>
                 <w:color w:val="202020"/>
                 <w:sz w:val="17"/>
                 <w:cs/>
@@ -4097,13 +4230,13 @@
             </w:pPr>
             <w:r>
               <w:rPr>
-                <w:rFonts w:ascii="Arial Unicode MS" w:hAnsi="Arial Unicode MS" w:eastAsia="Arial Unicode MS" w:cs="Arial Unicode MS"/>
+                <w:rFonts w:ascii="Tahoma" w:hAnsi="Tahoma" w:eastAsia="Tahoma" w:cs="Tahoma"/>
                 <w:color w:val="202020"/>
                 <w:sz w:val="17"/>
                 <w:cs/>
                 <w:lang w:val="th-TH" w:eastAsia="th-TH" w:bidi="th-TH"/>
               </w:rPr>
-              <w:t>อัตราคลิกต่อ Impression</w:t>
+              <w:t>สัดส่วน Clicks ต่อ Impressions ในช่วงที่เลือก</w:t>
             </w:r>
           </w:p>
         </w:tc>
@@ -4127,7 +4260,7 @@
             </w:pPr>
             <w:r>
               <w:rPr>
-                <w:rFonts w:ascii="Arial Unicode MS" w:hAnsi="Arial Unicode MS" w:eastAsia="Arial Unicode MS" w:cs="Arial Unicode MS"/>
+                <w:rFonts w:ascii="Tahoma" w:hAnsi="Tahoma" w:eastAsia="Tahoma" w:cs="Tahoma"/>
                 <w:color w:val="202020"/>
                 <w:sz w:val="17"/>
                 <w:cs/>
@@ -4155,7 +4288,7 @@
             </w:pPr>
             <w:r>
               <w:rPr>
-                <w:rFonts w:ascii="Arial Unicode MS" w:hAnsi="Arial Unicode MS" w:eastAsia="Arial Unicode MS" w:cs="Arial Unicode MS"/>
+                <w:rFonts w:ascii="Tahoma" w:hAnsi="Tahoma" w:eastAsia="Tahoma" w:cs="Tahoma"/>
                 <w:color w:val="202020"/>
                 <w:sz w:val="17"/>
                 <w:cs/>
@@ -4183,13 +4316,13 @@
             </w:pPr>
             <w:r>
               <w:rPr>
-                <w:rFonts w:ascii="Arial Unicode MS" w:hAnsi="Arial Unicode MS" w:eastAsia="Arial Unicode MS" w:cs="Arial Unicode MS"/>
+                <w:rFonts w:ascii="Tahoma" w:hAnsi="Tahoma" w:eastAsia="Tahoma" w:cs="Tahoma"/>
                 <w:color w:val="202020"/>
                 <w:sz w:val="17"/>
                 <w:cs/>
                 <w:lang w:val="th-TH" w:eastAsia="th-TH" w:bidi="th-TH"/>
               </w:rPr>
-              <w:t>ค่าใช้จ่ายเฉลี่ยต่อคลิก</w:t>
+              <w:t>ค่าใช้จ่ายเฉลี่ยต่อหนึ่ง Click ในช่วงที่เลือก</w:t>
             </w:r>
           </w:p>
         </w:tc>
@@ -4214,7 +4347,7 @@
             </w:pPr>
             <w:r>
               <w:rPr>
-                <w:rFonts w:ascii="Arial Unicode MS" w:hAnsi="Arial Unicode MS" w:eastAsia="Arial Unicode MS" w:cs="Arial Unicode MS"/>
+                <w:rFonts w:ascii="Tahoma" w:hAnsi="Tahoma" w:eastAsia="Tahoma" w:cs="Tahoma"/>
                 <w:color w:val="202020"/>
                 <w:sz w:val="17"/>
                 <w:cs/>
@@ -4243,7 +4376,7 @@
             </w:pPr>
             <w:r>
               <w:rPr>
-                <w:rFonts w:ascii="Arial Unicode MS" w:hAnsi="Arial Unicode MS" w:eastAsia="Arial Unicode MS" w:cs="Arial Unicode MS"/>
+                <w:rFonts w:ascii="Tahoma" w:hAnsi="Tahoma" w:eastAsia="Tahoma" w:cs="Tahoma"/>
                 <w:color w:val="202020"/>
                 <w:sz w:val="17"/>
                 <w:cs/>
@@ -4272,13 +4405,13 @@
             </w:pPr>
             <w:r>
               <w:rPr>
-                <w:rFonts w:ascii="Arial Unicode MS" w:hAnsi="Arial Unicode MS" w:eastAsia="Arial Unicode MS" w:cs="Arial Unicode MS"/>
+                <w:rFonts w:ascii="Tahoma" w:hAnsi="Tahoma" w:eastAsia="Tahoma" w:cs="Tahoma"/>
                 <w:color w:val="202020"/>
                 <w:sz w:val="17"/>
                 <w:cs/>
                 <w:lang w:val="th-TH" w:eastAsia="th-TH" w:bidi="th-TH"/>
               </w:rPr>
-              <w:t>ค่าใช้จ่ายเฉลี่ยต่อ 1,000 Impressions</w:t>
+              <w:t>ค่าใช้จ่ายเฉลี่ยต่อการแสดงโฆษณา 1,000 ครั้งในช่วงที่เลือก</w:t>
             </w:r>
           </w:p>
         </w:tc>
@@ -4302,7 +4435,7 @@
             </w:pPr>
             <w:r>
               <w:rPr>
-                <w:rFonts w:ascii="Arial Unicode MS" w:hAnsi="Arial Unicode MS" w:eastAsia="Arial Unicode MS" w:cs="Arial Unicode MS"/>
+                <w:rFonts w:ascii="Tahoma" w:hAnsi="Tahoma" w:eastAsia="Tahoma" w:cs="Tahoma"/>
                 <w:color w:val="202020"/>
                 <w:sz w:val="17"/>
                 <w:cs/>
@@ -4330,7 +4463,7 @@
             </w:pPr>
             <w:r>
               <w:rPr>
-                <w:rFonts w:ascii="Arial Unicode MS" w:hAnsi="Arial Unicode MS" w:eastAsia="Arial Unicode MS" w:cs="Arial Unicode MS"/>
+                <w:rFonts w:ascii="Tahoma" w:hAnsi="Tahoma" w:eastAsia="Tahoma" w:cs="Tahoma"/>
                 <w:color w:val="202020"/>
                 <w:sz w:val="17"/>
                 <w:cs/>
@@ -4358,7 +4491,7 @@
             </w:pPr>
             <w:r>
               <w:rPr>
-                <w:rFonts w:ascii="Arial Unicode MS" w:hAnsi="Arial Unicode MS" w:eastAsia="Arial Unicode MS" w:cs="Arial Unicode MS"/>
+                <w:rFonts w:ascii="Tahoma" w:hAnsi="Tahoma" w:eastAsia="Tahoma" w:cs="Tahoma"/>
                 <w:color w:val="202020"/>
                 <w:sz w:val="17"/>
                 <w:cs/>
@@ -4389,7 +4522,7 @@
             </w:pPr>
             <w:r>
               <w:rPr>
-                <w:rFonts w:ascii="Arial Unicode MS" w:hAnsi="Arial Unicode MS" w:eastAsia="Arial Unicode MS" w:cs="Arial Unicode MS"/>
+                <w:rFonts w:ascii="Tahoma" w:hAnsi="Tahoma" w:eastAsia="Tahoma" w:cs="Tahoma"/>
                 <w:color w:val="202020"/>
                 <w:sz w:val="17"/>
                 <w:cs/>
@@ -4418,7 +4551,7 @@
             </w:pPr>
             <w:r>
               <w:rPr>
-                <w:rFonts w:ascii="Arial Unicode MS" w:hAnsi="Arial Unicode MS" w:eastAsia="Arial Unicode MS" w:cs="Arial Unicode MS"/>
+                <w:rFonts w:ascii="Tahoma" w:hAnsi="Tahoma" w:eastAsia="Tahoma" w:cs="Tahoma"/>
                 <w:color w:val="202020"/>
                 <w:sz w:val="17"/>
                 <w:cs/>
@@ -4447,7 +4580,7 @@
             </w:pPr>
             <w:r>
               <w:rPr>
-                <w:rFonts w:ascii="Arial Unicode MS" w:hAnsi="Arial Unicode MS" w:eastAsia="Arial Unicode MS" w:cs="Arial Unicode MS"/>
+                <w:rFonts w:ascii="Tahoma" w:hAnsi="Tahoma" w:eastAsia="Tahoma" w:cs="Tahoma"/>
                 <w:color w:val="202020"/>
                 <w:sz w:val="17"/>
                 <w:cs/>
@@ -4477,7 +4610,7 @@
             </w:pPr>
             <w:r>
               <w:rPr>
-                <w:rFonts w:ascii="Arial Unicode MS" w:hAnsi="Arial Unicode MS" w:eastAsia="Arial Unicode MS" w:cs="Arial Unicode MS"/>
+                <w:rFonts w:ascii="Tahoma" w:hAnsi="Tahoma" w:eastAsia="Tahoma" w:cs="Tahoma"/>
                 <w:color w:val="202020"/>
                 <w:sz w:val="17"/>
                 <w:cs/>
@@ -4505,7 +4638,7 @@
             </w:pPr>
             <w:r>
               <w:rPr>
-                <w:rFonts w:ascii="Arial Unicode MS" w:hAnsi="Arial Unicode MS" w:eastAsia="Arial Unicode MS" w:cs="Arial Unicode MS"/>
+                <w:rFonts w:ascii="Tahoma" w:hAnsi="Tahoma" w:eastAsia="Tahoma" w:cs="Tahoma"/>
                 <w:color w:val="202020"/>
                 <w:sz w:val="17"/>
                 <w:cs/>
@@ -4533,7 +4666,7 @@
             </w:pPr>
             <w:r>
               <w:rPr>
-                <w:rFonts w:ascii="Arial Unicode MS" w:hAnsi="Arial Unicode MS" w:eastAsia="Arial Unicode MS" w:cs="Arial Unicode MS"/>
+                <w:rFonts w:ascii="Tahoma" w:hAnsi="Tahoma" w:eastAsia="Tahoma" w:cs="Tahoma"/>
                 <w:color w:val="202020"/>
                 <w:sz w:val="17"/>
                 <w:cs/>
@@ -4564,7 +4697,7 @@
             </w:pPr>
             <w:r>
               <w:rPr>
-                <w:rFonts w:ascii="Arial Unicode MS" w:hAnsi="Arial Unicode MS" w:eastAsia="Arial Unicode MS" w:cs="Arial Unicode MS"/>
+                <w:rFonts w:ascii="Tahoma" w:hAnsi="Tahoma" w:eastAsia="Tahoma" w:cs="Tahoma"/>
                 <w:color w:val="202020"/>
                 <w:sz w:val="17"/>
                 <w:cs/>
@@ -4593,7 +4726,7 @@
             </w:pPr>
             <w:r>
               <w:rPr>
-                <w:rFonts w:ascii="Arial Unicode MS" w:hAnsi="Arial Unicode MS" w:eastAsia="Arial Unicode MS" w:cs="Arial Unicode MS"/>
+                <w:rFonts w:ascii="Tahoma" w:hAnsi="Tahoma" w:eastAsia="Tahoma" w:cs="Tahoma"/>
                 <w:color w:val="202020"/>
                 <w:sz w:val="17"/>
                 <w:cs/>
@@ -4622,7 +4755,7 @@
             </w:pPr>
             <w:r>
               <w:rPr>
-                <w:rFonts w:ascii="Arial Unicode MS" w:hAnsi="Arial Unicode MS" w:eastAsia="Arial Unicode MS" w:cs="Arial Unicode MS"/>
+                <w:rFonts w:ascii="Tahoma" w:hAnsi="Tahoma" w:eastAsia="Tahoma" w:cs="Tahoma"/>
                 <w:color w:val="202020"/>
                 <w:sz w:val="17"/>
                 <w:cs/>
@@ -4652,7 +4785,7 @@
             </w:pPr>
             <w:r>
               <w:rPr>
-                <w:rFonts w:ascii="Arial Unicode MS" w:hAnsi="Arial Unicode MS" w:eastAsia="Arial Unicode MS" w:cs="Arial Unicode MS"/>
+                <w:rFonts w:ascii="Tahoma" w:hAnsi="Tahoma" w:eastAsia="Tahoma" w:cs="Tahoma"/>
                 <w:color w:val="202020"/>
                 <w:sz w:val="17"/>
                 <w:cs/>
@@ -4680,7 +4813,7 @@
             </w:pPr>
             <w:r>
               <w:rPr>
-                <w:rFonts w:ascii="Arial Unicode MS" w:hAnsi="Arial Unicode MS" w:eastAsia="Arial Unicode MS" w:cs="Arial Unicode MS"/>
+                <w:rFonts w:ascii="Tahoma" w:hAnsi="Tahoma" w:eastAsia="Tahoma" w:cs="Tahoma"/>
                 <w:color w:val="202020"/>
                 <w:sz w:val="17"/>
                 <w:cs/>
@@ -4708,7 +4841,7 @@
             </w:pPr>
             <w:r>
               <w:rPr>
-                <w:rFonts w:ascii="Arial Unicode MS" w:hAnsi="Arial Unicode MS" w:eastAsia="Arial Unicode MS" w:cs="Arial Unicode MS"/>
+                <w:rFonts w:ascii="Tahoma" w:hAnsi="Tahoma" w:eastAsia="Tahoma" w:cs="Tahoma"/>
                 <w:color w:val="202020"/>
                 <w:sz w:val="17"/>
                 <w:cs/>
@@ -4731,7 +4864,7 @@
       </w:pPr>
       <w:r>
         <w:rPr>
-          <w:rFonts w:ascii="Arial Unicode MS" w:hAnsi="Arial Unicode MS" w:eastAsia="Arial Unicode MS" w:cs="Arial Unicode MS"/>
+          <w:rFonts w:ascii="Tahoma" w:hAnsi="Tahoma" w:eastAsia="Tahoma" w:cs="Tahoma"/>
           <w:color w:val="202020"/>
           <w:cs/>
           <w:lang w:val="th-TH" w:eastAsia="th-TH" w:bidi="th-TH"/>
@@ -4746,12 +4879,53 @@
       </w:pPr>
       <w:r>
         <w:rPr>
-          <w:rFonts w:ascii="Arial Unicode MS" w:hAnsi="Arial Unicode MS" w:eastAsia="Arial Unicode MS" w:cs="Arial Unicode MS"/>
+          <w:rFonts w:ascii="Tahoma" w:hAnsi="Tahoma" w:eastAsia="Tahoma" w:cs="Tahoma"/>
           <w:color w:val="202020"/>
           <w:cs/>
           <w:lang w:val="th-TH" w:eastAsia="th-TH" w:bidi="th-TH"/>
         </w:rPr>
         <w:t>ใช้ดูยอดขายจาก WooCommerce หลังรวมยอดและตรวจสถานะออเดอร์แล้ว</w:t>
+      </w:r>
+    </w:p>
+    <w:p>
+      <w:pPr>
+        <w:keepLines/>
+        <w:spacing w:before="40" w:after="140"/>
+        <w:jc w:val="center"/>
+      </w:pPr>
+      <w:r>
+        <w:drawing>
+          <wp:inline xmlns:a="http://schemas.openxmlformats.org/drawingml/2006/main" xmlns:pic="http://schemas.openxmlformats.org/drawingml/2006/picture">
+            <wp:extent cx="5760000" cy="3801600"/>
+            <wp:docPr id="4" name="Picture 4"/>
+            <wp:cNvGraphicFramePr>
+              <a:graphicFrameLocks noChangeAspect="1"/>
+            </wp:cNvGraphicFramePr>
+            <a:graphic>
+              <a:graphicData uri="http://schemas.openxmlformats.org/drawingml/2006/picture">
+                <pic:pic>
+                  <pic:nvPicPr>
+                    <pic:cNvPr id="0" name="dashboard-commerce-conversion.png"/>
+                    <pic:cNvPicPr/>
+                  </pic:nvPicPr>
+                  <pic:blipFill>
+                    <a:blip r:embed="rId13"/>
+                    <a:stretch>
+                      <a:fillRect/>
+                    </a:stretch>
+                  </pic:blipFill>
+                  <pic:spPr>
+                    <a:xfrm>
+                      <a:off x="0" y="0"/>
+                      <a:ext cx="5760000" cy="3801600"/>
+                    </a:xfrm>
+                    <a:prstGeom prst="rect"/>
+                  </pic:spPr>
+                </pic:pic>
+              </a:graphicData>
+            </a:graphic>
+          </wp:inline>
+        </w:drawing>
       </w:r>
     </w:p>
     <w:tbl>
@@ -4797,7 +4971,7 @@
             </w:pPr>
             <w:r>
               <w:rPr>
-                <w:rFonts w:ascii="Arial Unicode MS" w:hAnsi="Arial Unicode MS" w:eastAsia="Arial Unicode MS" w:cs="Arial Unicode MS"/>
+                <w:rFonts w:ascii="Tahoma" w:hAnsi="Tahoma" w:eastAsia="Tahoma" w:cs="Tahoma"/>
                 <w:b/>
                 <w:color w:val="FFFFFF"/>
                 <w:sz w:val="17"/>
@@ -4827,7 +5001,7 @@
             </w:pPr>
             <w:r>
               <w:rPr>
-                <w:rFonts w:ascii="Arial Unicode MS" w:hAnsi="Arial Unicode MS" w:eastAsia="Arial Unicode MS" w:cs="Arial Unicode MS"/>
+                <w:rFonts w:ascii="Tahoma" w:hAnsi="Tahoma" w:eastAsia="Tahoma" w:cs="Tahoma"/>
                 <w:b/>
                 <w:color w:val="FFFFFF"/>
                 <w:sz w:val="17"/>
@@ -4857,7 +5031,7 @@
             </w:pPr>
             <w:r>
               <w:rPr>
-                <w:rFonts w:ascii="Arial Unicode MS" w:hAnsi="Arial Unicode MS" w:eastAsia="Arial Unicode MS" w:cs="Arial Unicode MS"/>
+                <w:rFonts w:ascii="Tahoma" w:hAnsi="Tahoma" w:eastAsia="Tahoma" w:cs="Tahoma"/>
                 <w:b/>
                 <w:color w:val="FFFFFF"/>
                 <w:sz w:val="17"/>
@@ -4888,7 +5062,7 @@
             </w:pPr>
             <w:r>
               <w:rPr>
-                <w:rFonts w:ascii="Arial Unicode MS" w:hAnsi="Arial Unicode MS" w:eastAsia="Arial Unicode MS" w:cs="Arial Unicode MS"/>
+                <w:rFonts w:ascii="Tahoma" w:hAnsi="Tahoma" w:eastAsia="Tahoma" w:cs="Tahoma"/>
                 <w:color w:val="202020"/>
                 <w:sz w:val="17"/>
                 <w:cs/>
@@ -4916,7 +5090,7 @@
             </w:pPr>
             <w:r>
               <w:rPr>
-                <w:rFonts w:ascii="Arial Unicode MS" w:hAnsi="Arial Unicode MS" w:eastAsia="Arial Unicode MS" w:cs="Arial Unicode MS"/>
+                <w:rFonts w:ascii="Tahoma" w:hAnsi="Tahoma" w:eastAsia="Tahoma" w:cs="Tahoma"/>
                 <w:color w:val="202020"/>
                 <w:sz w:val="17"/>
                 <w:cs/>
@@ -4944,13 +5118,13 @@
             </w:pPr>
             <w:r>
               <w:rPr>
-                <w:rFonts w:ascii="Arial Unicode MS" w:hAnsi="Arial Unicode MS" w:eastAsia="Arial Unicode MS" w:cs="Arial Unicode MS"/>
+                <w:rFonts w:ascii="Tahoma" w:hAnsi="Tahoma" w:eastAsia="Tahoma" w:cs="Tahoma"/>
                 <w:color w:val="202020"/>
                 <w:sz w:val="17"/>
                 <w:cs/>
                 <w:lang w:val="th-TH" w:eastAsia="th-TH" w:bidi="th-TH"/>
               </w:rPr>
-              <w:t>จำนวนออเดอร์ที่ระบบรับรองในช่วงที่เลือก</w:t>
+              <w:t>จำนวนออเดอร์ที่ผ่านเงื่อนไขการรับรองของระบบในช่วงที่เลือก</w:t>
             </w:r>
           </w:p>
         </w:tc>
@@ -4975,7 +5149,7 @@
             </w:pPr>
             <w:r>
               <w:rPr>
-                <w:rFonts w:ascii="Arial Unicode MS" w:hAnsi="Arial Unicode MS" w:eastAsia="Arial Unicode MS" w:cs="Arial Unicode MS"/>
+                <w:rFonts w:ascii="Tahoma" w:hAnsi="Tahoma" w:eastAsia="Tahoma" w:cs="Tahoma"/>
                 <w:color w:val="202020"/>
                 <w:sz w:val="17"/>
                 <w:cs/>
@@ -5004,7 +5178,7 @@
             </w:pPr>
             <w:r>
               <w:rPr>
-                <w:rFonts w:ascii="Arial Unicode MS" w:hAnsi="Arial Unicode MS" w:eastAsia="Arial Unicode MS" w:cs="Arial Unicode MS"/>
+                <w:rFonts w:ascii="Tahoma" w:hAnsi="Tahoma" w:eastAsia="Tahoma" w:cs="Tahoma"/>
                 <w:color w:val="202020"/>
                 <w:sz w:val="17"/>
                 <w:cs/>
@@ -5033,17 +5207,17 @@
             </w:pPr>
             <w:r>
               <w:rPr>
-                <w:rFonts w:ascii="Arial Unicode MS" w:hAnsi="Arial Unicode MS" w:eastAsia="Arial Unicode MS" w:cs="Arial Unicode MS"/>
+                <w:rFonts w:ascii="Tahoma" w:hAnsi="Tahoma" w:eastAsia="Tahoma" w:cs="Tahoma"/>
                 <w:color w:val="202020"/>
                 <w:sz w:val="17"/>
                 <w:cs/>
                 <w:lang w:val="th-TH" w:eastAsia="th-TH" w:bidi="th-TH"/>
               </w:rPr>
-              <w:t xml:space="preserve">จำนวนออเดอร์แยกตามช่วง </w:t>
-            </w:r>
-            <w:r>
-              <w:rPr>
-                <w:rFonts w:ascii="Aptos Mono" w:hAnsi="Aptos Mono" w:eastAsia="Arial Unicode MS" w:cs="Arial Unicode MS"/>
+              <w:t>จำนวนออเดอร์ในช่วง 1 Day (</w:t>
+            </w:r>
+            <w:r>
+              <w:rPr>
+                <w:rFonts w:ascii="Aptos Mono" w:hAnsi="Aptos Mono" w:eastAsia="Tahoma" w:cs="Tahoma"/>
                 <w:color w:val="1F4E79"/>
                 <w:sz w:val="17"/>
                 <w:cs/>
@@ -5053,17 +5227,17 @@
             </w:r>
             <w:r>
               <w:rPr>
-                <w:rFonts w:ascii="Arial Unicode MS" w:hAnsi="Arial Unicode MS" w:eastAsia="Arial Unicode MS" w:cs="Arial Unicode MS"/>
+                <w:rFonts w:ascii="Tahoma" w:hAnsi="Tahoma" w:eastAsia="Tahoma" w:cs="Tahoma"/>
                 <w:color w:val="202020"/>
                 <w:sz w:val="17"/>
                 <w:cs/>
                 <w:lang w:val="th-TH" w:eastAsia="th-TH" w:bidi="th-TH"/>
               </w:rPr>
-              <w:t xml:space="preserve">, </w:t>
-            </w:r>
-            <w:r>
-              <w:rPr>
-                <w:rFonts w:ascii="Aptos Mono" w:hAnsi="Aptos Mono" w:eastAsia="Arial Unicode MS" w:cs="Arial Unicode MS"/>
+              <w:t>), 3 Days (</w:t>
+            </w:r>
+            <w:r>
+              <w:rPr>
+                <w:rFonts w:ascii="Aptos Mono" w:hAnsi="Aptos Mono" w:eastAsia="Tahoma" w:cs="Tahoma"/>
                 <w:color w:val="1F4E79"/>
                 <w:sz w:val="17"/>
                 <w:cs/>
@@ -5073,17 +5247,17 @@
             </w:r>
             <w:r>
               <w:rPr>
-                <w:rFonts w:ascii="Arial Unicode MS" w:hAnsi="Arial Unicode MS" w:eastAsia="Arial Unicode MS" w:cs="Arial Unicode MS"/>
+                <w:rFonts w:ascii="Tahoma" w:hAnsi="Tahoma" w:eastAsia="Tahoma" w:cs="Tahoma"/>
                 <w:color w:val="202020"/>
                 <w:sz w:val="17"/>
                 <w:cs/>
                 <w:lang w:val="th-TH" w:eastAsia="th-TH" w:bidi="th-TH"/>
               </w:rPr>
-              <w:t xml:space="preserve">, </w:t>
-            </w:r>
-            <w:r>
-              <w:rPr>
-                <w:rFonts w:ascii="Aptos Mono" w:hAnsi="Aptos Mono" w:eastAsia="Arial Unicode MS" w:cs="Arial Unicode MS"/>
+              <w:t>), 7 Days (</w:t>
+            </w:r>
+            <w:r>
+              <w:rPr>
+                <w:rFonts w:ascii="Aptos Mono" w:hAnsi="Aptos Mono" w:eastAsia="Tahoma" w:cs="Tahoma"/>
                 <w:color w:val="1F4E79"/>
                 <w:sz w:val="17"/>
                 <w:cs/>
@@ -5093,23 +5267,33 @@
             </w:r>
             <w:r>
               <w:rPr>
-                <w:rFonts w:ascii="Arial Unicode MS" w:hAnsi="Arial Unicode MS" w:eastAsia="Arial Unicode MS" w:cs="Arial Unicode MS"/>
+                <w:rFonts w:ascii="Tahoma" w:hAnsi="Tahoma" w:eastAsia="Tahoma" w:cs="Tahoma"/>
                 <w:color w:val="202020"/>
                 <w:sz w:val="17"/>
                 <w:cs/>
                 <w:lang w:val="th-TH" w:eastAsia="th-TH" w:bidi="th-TH"/>
               </w:rPr>
-              <w:t xml:space="preserve"> หรือ </w:t>
-            </w:r>
-            <w:r>
-              <w:rPr>
-                <w:rFonts w:ascii="Aptos Mono" w:hAnsi="Aptos Mono" w:eastAsia="Arial Unicode MS" w:cs="Arial Unicode MS"/>
+              <w:t>) หรือ 30 Days (</w:t>
+            </w:r>
+            <w:r>
+              <w:rPr>
+                <w:rFonts w:ascii="Aptos Mono" w:hAnsi="Aptos Mono" w:eastAsia="Tahoma" w:cs="Tahoma"/>
                 <w:color w:val="1F4E79"/>
                 <w:sz w:val="17"/>
                 <w:cs/>
                 <w:lang w:val="th-TH" w:eastAsia="th-TH" w:bidi="th-TH"/>
               </w:rPr>
               <w:t>30D</w:t>
+            </w:r>
+            <w:r>
+              <w:rPr>
+                <w:rFonts w:ascii="Tahoma" w:hAnsi="Tahoma" w:eastAsia="Tahoma" w:cs="Tahoma"/>
+                <w:color w:val="202020"/>
+                <w:sz w:val="17"/>
+                <w:cs/>
+                <w:lang w:val="th-TH" w:eastAsia="th-TH" w:bidi="th-TH"/>
+              </w:rPr>
+              <w:t>)</w:t>
             </w:r>
           </w:p>
         </w:tc>
@@ -5133,7 +5317,7 @@
             </w:pPr>
             <w:r>
               <w:rPr>
-                <w:rFonts w:ascii="Arial Unicode MS" w:hAnsi="Arial Unicode MS" w:eastAsia="Arial Unicode MS" w:cs="Arial Unicode MS"/>
+                <w:rFonts w:ascii="Tahoma" w:hAnsi="Tahoma" w:eastAsia="Tahoma" w:cs="Tahoma"/>
                 <w:color w:val="202020"/>
                 <w:sz w:val="17"/>
                 <w:cs/>
@@ -5161,7 +5345,7 @@
             </w:pPr>
             <w:r>
               <w:rPr>
-                <w:rFonts w:ascii="Arial Unicode MS" w:hAnsi="Arial Unicode MS" w:eastAsia="Arial Unicode MS" w:cs="Arial Unicode MS"/>
+                <w:rFonts w:ascii="Tahoma" w:hAnsi="Tahoma" w:eastAsia="Tahoma" w:cs="Tahoma"/>
                 <w:color w:val="202020"/>
                 <w:sz w:val="17"/>
                 <w:cs/>
@@ -5189,7 +5373,7 @@
             </w:pPr>
             <w:r>
               <w:rPr>
-                <w:rFonts w:ascii="Arial Unicode MS" w:hAnsi="Arial Unicode MS" w:eastAsia="Arial Unicode MS" w:cs="Arial Unicode MS"/>
+                <w:rFonts w:ascii="Tahoma" w:hAnsi="Tahoma" w:eastAsia="Tahoma" w:cs="Tahoma"/>
                 <w:color w:val="202020"/>
                 <w:sz w:val="17"/>
                 <w:cs/>
@@ -5220,7 +5404,7 @@
             </w:pPr>
             <w:r>
               <w:rPr>
-                <w:rFonts w:ascii="Arial Unicode MS" w:hAnsi="Arial Unicode MS" w:eastAsia="Arial Unicode MS" w:cs="Arial Unicode MS"/>
+                <w:rFonts w:ascii="Tahoma" w:hAnsi="Tahoma" w:eastAsia="Tahoma" w:cs="Tahoma"/>
                 <w:color w:val="202020"/>
                 <w:sz w:val="17"/>
                 <w:cs/>
@@ -5249,7 +5433,7 @@
             </w:pPr>
             <w:r>
               <w:rPr>
-                <w:rFonts w:ascii="Arial Unicode MS" w:hAnsi="Arial Unicode MS" w:eastAsia="Arial Unicode MS" w:cs="Arial Unicode MS"/>
+                <w:rFonts w:ascii="Tahoma" w:hAnsi="Tahoma" w:eastAsia="Tahoma" w:cs="Tahoma"/>
                 <w:color w:val="202020"/>
                 <w:sz w:val="17"/>
                 <w:cs/>
@@ -5278,7 +5462,7 @@
             </w:pPr>
             <w:r>
               <w:rPr>
-                <w:rFonts w:ascii="Arial Unicode MS" w:hAnsi="Arial Unicode MS" w:eastAsia="Arial Unicode MS" w:cs="Arial Unicode MS"/>
+                <w:rFonts w:ascii="Tahoma" w:hAnsi="Tahoma" w:eastAsia="Tahoma" w:cs="Tahoma"/>
                 <w:color w:val="202020"/>
                 <w:sz w:val="17"/>
                 <w:cs/>
@@ -5308,7 +5492,7 @@
             </w:pPr>
             <w:r>
               <w:rPr>
-                <w:rFonts w:ascii="Arial Unicode MS" w:hAnsi="Arial Unicode MS" w:eastAsia="Arial Unicode MS" w:cs="Arial Unicode MS"/>
+                <w:rFonts w:ascii="Tahoma" w:hAnsi="Tahoma" w:eastAsia="Tahoma" w:cs="Tahoma"/>
                 <w:color w:val="202020"/>
                 <w:sz w:val="17"/>
                 <w:cs/>
@@ -5336,7 +5520,7 @@
             </w:pPr>
             <w:r>
               <w:rPr>
-                <w:rFonts w:ascii="Arial Unicode MS" w:hAnsi="Arial Unicode MS" w:eastAsia="Arial Unicode MS" w:cs="Arial Unicode MS"/>
+                <w:rFonts w:ascii="Tahoma" w:hAnsi="Tahoma" w:eastAsia="Tahoma" w:cs="Tahoma"/>
                 <w:color w:val="202020"/>
                 <w:sz w:val="17"/>
                 <w:cs/>
@@ -5364,7 +5548,7 @@
             </w:pPr>
             <w:r>
               <w:rPr>
-                <w:rFonts w:ascii="Arial Unicode MS" w:hAnsi="Arial Unicode MS" w:eastAsia="Arial Unicode MS" w:cs="Arial Unicode MS"/>
+                <w:rFonts w:ascii="Tahoma" w:hAnsi="Tahoma" w:eastAsia="Tahoma" w:cs="Tahoma"/>
                 <w:color w:val="202020"/>
                 <w:sz w:val="17"/>
                 <w:cs/>
@@ -5395,7 +5579,7 @@
             </w:pPr>
             <w:r>
               <w:rPr>
-                <w:rFonts w:ascii="Arial Unicode MS" w:hAnsi="Arial Unicode MS" w:eastAsia="Arial Unicode MS" w:cs="Arial Unicode MS"/>
+                <w:rFonts w:ascii="Tahoma" w:hAnsi="Tahoma" w:eastAsia="Tahoma" w:cs="Tahoma"/>
                 <w:color w:val="202020"/>
                 <w:sz w:val="17"/>
                 <w:cs/>
@@ -5424,7 +5608,7 @@
             </w:pPr>
             <w:r>
               <w:rPr>
-                <w:rFonts w:ascii="Arial Unicode MS" w:hAnsi="Arial Unicode MS" w:eastAsia="Arial Unicode MS" w:cs="Arial Unicode MS"/>
+                <w:rFonts w:ascii="Tahoma" w:hAnsi="Tahoma" w:eastAsia="Tahoma" w:cs="Tahoma"/>
                 <w:color w:val="202020"/>
                 <w:sz w:val="17"/>
                 <w:cs/>
@@ -5453,7 +5637,7 @@
             </w:pPr>
             <w:r>
               <w:rPr>
-                <w:rFonts w:ascii="Arial Unicode MS" w:hAnsi="Arial Unicode MS" w:eastAsia="Arial Unicode MS" w:cs="Arial Unicode MS"/>
+                <w:rFonts w:ascii="Tahoma" w:hAnsi="Tahoma" w:eastAsia="Tahoma" w:cs="Tahoma"/>
                 <w:color w:val="202020"/>
                 <w:sz w:val="17"/>
                 <w:cs/>
@@ -5483,7 +5667,7 @@
             </w:pPr>
             <w:r>
               <w:rPr>
-                <w:rFonts w:ascii="Arial Unicode MS" w:hAnsi="Arial Unicode MS" w:eastAsia="Arial Unicode MS" w:cs="Arial Unicode MS"/>
+                <w:rFonts w:ascii="Tahoma" w:hAnsi="Tahoma" w:eastAsia="Tahoma" w:cs="Tahoma"/>
                 <w:color w:val="202020"/>
                 <w:sz w:val="17"/>
                 <w:cs/>
@@ -5511,7 +5695,7 @@
             </w:pPr>
             <w:r>
               <w:rPr>
-                <w:rFonts w:ascii="Arial Unicode MS" w:hAnsi="Arial Unicode MS" w:eastAsia="Arial Unicode MS" w:cs="Arial Unicode MS"/>
+                <w:rFonts w:ascii="Tahoma" w:hAnsi="Tahoma" w:eastAsia="Tahoma" w:cs="Tahoma"/>
                 <w:color w:val="202020"/>
                 <w:sz w:val="17"/>
                 <w:cs/>
@@ -5539,7 +5723,7 @@
             </w:pPr>
             <w:r>
               <w:rPr>
-                <w:rFonts w:ascii="Arial Unicode MS" w:hAnsi="Arial Unicode MS" w:eastAsia="Arial Unicode MS" w:cs="Arial Unicode MS"/>
+                <w:rFonts w:ascii="Tahoma" w:hAnsi="Tahoma" w:eastAsia="Tahoma" w:cs="Tahoma"/>
                 <w:color w:val="202020"/>
                 <w:sz w:val="17"/>
                 <w:cs/>
@@ -5570,7 +5754,7 @@
             </w:pPr>
             <w:r>
               <w:rPr>
-                <w:rFonts w:ascii="Arial Unicode MS" w:hAnsi="Arial Unicode MS" w:eastAsia="Arial Unicode MS" w:cs="Arial Unicode MS"/>
+                <w:rFonts w:ascii="Tahoma" w:hAnsi="Tahoma" w:eastAsia="Tahoma" w:cs="Tahoma"/>
                 <w:color w:val="202020"/>
                 <w:sz w:val="17"/>
                 <w:cs/>
@@ -5599,7 +5783,7 @@
             </w:pPr>
             <w:r>
               <w:rPr>
-                <w:rFonts w:ascii="Arial Unicode MS" w:hAnsi="Arial Unicode MS" w:eastAsia="Arial Unicode MS" w:cs="Arial Unicode MS"/>
+                <w:rFonts w:ascii="Tahoma" w:hAnsi="Tahoma" w:eastAsia="Tahoma" w:cs="Tahoma"/>
                 <w:color w:val="202020"/>
                 <w:sz w:val="17"/>
                 <w:cs/>
@@ -5628,7 +5812,7 @@
             </w:pPr>
             <w:r>
               <w:rPr>
-                <w:rFonts w:ascii="Arial Unicode MS" w:hAnsi="Arial Unicode MS" w:eastAsia="Arial Unicode MS" w:cs="Arial Unicode MS"/>
+                <w:rFonts w:ascii="Tahoma" w:hAnsi="Tahoma" w:eastAsia="Tahoma" w:cs="Tahoma"/>
                 <w:color w:val="202020"/>
                 <w:sz w:val="17"/>
                 <w:cs/>
@@ -5658,7 +5842,7 @@
             </w:pPr>
             <w:r>
               <w:rPr>
-                <w:rFonts w:ascii="Arial Unicode MS" w:hAnsi="Arial Unicode MS" w:eastAsia="Arial Unicode MS" w:cs="Arial Unicode MS"/>
+                <w:rFonts w:ascii="Tahoma" w:hAnsi="Tahoma" w:eastAsia="Tahoma" w:cs="Tahoma"/>
                 <w:color w:val="202020"/>
                 <w:sz w:val="17"/>
                 <w:cs/>
@@ -5686,7 +5870,7 @@
             </w:pPr>
             <w:r>
               <w:rPr>
-                <w:rFonts w:ascii="Arial Unicode MS" w:hAnsi="Arial Unicode MS" w:eastAsia="Arial Unicode MS" w:cs="Arial Unicode MS"/>
+                <w:rFonts w:ascii="Tahoma" w:hAnsi="Tahoma" w:eastAsia="Tahoma" w:cs="Tahoma"/>
                 <w:color w:val="202020"/>
                 <w:sz w:val="17"/>
                 <w:cs/>
@@ -5714,7 +5898,7 @@
             </w:pPr>
             <w:r>
               <w:rPr>
-                <w:rFonts w:ascii="Arial Unicode MS" w:hAnsi="Arial Unicode MS" w:eastAsia="Arial Unicode MS" w:cs="Arial Unicode MS"/>
+                <w:rFonts w:ascii="Tahoma" w:hAnsi="Tahoma" w:eastAsia="Tahoma" w:cs="Tahoma"/>
                 <w:color w:val="202020"/>
                 <w:sz w:val="17"/>
                 <w:cs/>
@@ -5737,7 +5921,7 @@
       </w:pPr>
       <w:r>
         <w:rPr>
-          <w:rFonts w:ascii="Arial Unicode MS" w:hAnsi="Arial Unicode MS" w:eastAsia="Arial Unicode MS" w:cs="Arial Unicode MS"/>
+          <w:rFonts w:ascii="Tahoma" w:hAnsi="Tahoma" w:eastAsia="Tahoma" w:cs="Tahoma"/>
           <w:color w:val="202020"/>
           <w:cs/>
           <w:lang w:val="th-TH" w:eastAsia="th-TH" w:bidi="th-TH"/>
@@ -5752,12 +5936,53 @@
       </w:pPr>
       <w:r>
         <w:rPr>
-          <w:rFonts w:ascii="Arial Unicode MS" w:hAnsi="Arial Unicode MS" w:eastAsia="Arial Unicode MS" w:cs="Arial Unicode MS"/>
+          <w:rFonts w:ascii="Tahoma" w:hAnsi="Tahoma" w:eastAsia="Tahoma" w:cs="Tahoma"/>
           <w:color w:val="202020"/>
           <w:cs/>
           <w:lang w:val="th-TH" w:eastAsia="th-TH" w:bidi="th-TH"/>
         </w:rPr>
         <w:t>ใช้ดูงานบริการลูกค้าจาก Chatwoot โดยนำเข้าเฉพาะ Conversation ใหม่และรายการเดิมที่มีการอัปเดต</w:t>
+      </w:r>
+    </w:p>
+    <w:p>
+      <w:pPr>
+        <w:keepLines/>
+        <w:spacing w:before="40" w:after="140"/>
+        <w:jc w:val="center"/>
+      </w:pPr>
+      <w:r>
+        <w:drawing>
+          <wp:inline xmlns:a="http://schemas.openxmlformats.org/drawingml/2006/main" xmlns:pic="http://schemas.openxmlformats.org/drawingml/2006/picture">
+            <wp:extent cx="5760000" cy="3788800"/>
+            <wp:docPr id="5" name="Picture 5"/>
+            <wp:cNvGraphicFramePr>
+              <a:graphicFrameLocks noChangeAspect="1"/>
+            </wp:cNvGraphicFramePr>
+            <a:graphic>
+              <a:graphicData uri="http://schemas.openxmlformats.org/drawingml/2006/picture">
+                <pic:pic>
+                  <pic:nvPicPr>
+                    <pic:cNvPr id="0" name="dashboard-customer-service-leads.png"/>
+                    <pic:cNvPicPr/>
+                  </pic:nvPicPr>
+                  <pic:blipFill>
+                    <a:blip r:embed="rId14"/>
+                    <a:stretch>
+                      <a:fillRect/>
+                    </a:stretch>
+                  </pic:blipFill>
+                  <pic:spPr>
+                    <a:xfrm>
+                      <a:off x="0" y="0"/>
+                      <a:ext cx="5760000" cy="3788800"/>
+                    </a:xfrm>
+                    <a:prstGeom prst="rect"/>
+                  </pic:spPr>
+                </pic:pic>
+              </a:graphicData>
+            </a:graphic>
+          </wp:inline>
+        </w:drawing>
       </w:r>
     </w:p>
     <w:tbl>
@@ -5803,7 +6028,7 @@
             </w:pPr>
             <w:r>
               <w:rPr>
-                <w:rFonts w:ascii="Arial Unicode MS" w:hAnsi="Arial Unicode MS" w:eastAsia="Arial Unicode MS" w:cs="Arial Unicode MS"/>
+                <w:rFonts w:ascii="Tahoma" w:hAnsi="Tahoma" w:eastAsia="Tahoma" w:cs="Tahoma"/>
                 <w:b/>
                 <w:color w:val="FFFFFF"/>
                 <w:sz w:val="17"/>
@@ -5833,7 +6058,7 @@
             </w:pPr>
             <w:r>
               <w:rPr>
-                <w:rFonts w:ascii="Arial Unicode MS" w:hAnsi="Arial Unicode MS" w:eastAsia="Arial Unicode MS" w:cs="Arial Unicode MS"/>
+                <w:rFonts w:ascii="Tahoma" w:hAnsi="Tahoma" w:eastAsia="Tahoma" w:cs="Tahoma"/>
                 <w:b/>
                 <w:color w:val="FFFFFF"/>
                 <w:sz w:val="17"/>
@@ -5863,7 +6088,7 @@
             </w:pPr>
             <w:r>
               <w:rPr>
-                <w:rFonts w:ascii="Arial Unicode MS" w:hAnsi="Arial Unicode MS" w:eastAsia="Arial Unicode MS" w:cs="Arial Unicode MS"/>
+                <w:rFonts w:ascii="Tahoma" w:hAnsi="Tahoma" w:eastAsia="Tahoma" w:cs="Tahoma"/>
                 <w:b/>
                 <w:color w:val="FFFFFF"/>
                 <w:sz w:val="17"/>
@@ -5894,7 +6119,7 @@
             </w:pPr>
             <w:r>
               <w:rPr>
-                <w:rFonts w:ascii="Arial Unicode MS" w:hAnsi="Arial Unicode MS" w:eastAsia="Arial Unicode MS" w:cs="Arial Unicode MS"/>
+                <w:rFonts w:ascii="Tahoma" w:hAnsi="Tahoma" w:eastAsia="Tahoma" w:cs="Tahoma"/>
                 <w:color w:val="202020"/>
                 <w:sz w:val="17"/>
                 <w:cs/>
@@ -5922,7 +6147,7 @@
             </w:pPr>
             <w:r>
               <w:rPr>
-                <w:rFonts w:ascii="Arial Unicode MS" w:hAnsi="Arial Unicode MS" w:eastAsia="Arial Unicode MS" w:cs="Arial Unicode MS"/>
+                <w:rFonts w:ascii="Tahoma" w:hAnsi="Tahoma" w:eastAsia="Tahoma" w:cs="Tahoma"/>
                 <w:color w:val="202020"/>
                 <w:sz w:val="17"/>
                 <w:cs/>
@@ -5950,13 +6175,13 @@
             </w:pPr>
             <w:r>
               <w:rPr>
-                <w:rFonts w:ascii="Arial Unicode MS" w:hAnsi="Arial Unicode MS" w:eastAsia="Arial Unicode MS" w:cs="Arial Unicode MS"/>
+                <w:rFonts w:ascii="Tahoma" w:hAnsi="Tahoma" w:eastAsia="Tahoma" w:cs="Tahoma"/>
                 <w:color w:val="202020"/>
                 <w:sz w:val="17"/>
                 <w:cs/>
                 <w:lang w:val="th-TH" w:eastAsia="th-TH" w:bidi="th-TH"/>
               </w:rPr>
-              <w:t>จำนวน Conversation ที่เริ่มใหม่ในช่วงที่เลือก</w:t>
+              <w:t>จำนวน Conversation ที่ลูกค้าเริ่มใหม่ภายในช่วงที่เลือก</w:t>
             </w:r>
           </w:p>
         </w:tc>
@@ -5981,7 +6206,7 @@
             </w:pPr>
             <w:r>
               <w:rPr>
-                <w:rFonts w:ascii="Arial Unicode MS" w:hAnsi="Arial Unicode MS" w:eastAsia="Arial Unicode MS" w:cs="Arial Unicode MS"/>
+                <w:rFonts w:ascii="Tahoma" w:hAnsi="Tahoma" w:eastAsia="Tahoma" w:cs="Tahoma"/>
                 <w:color w:val="202020"/>
                 <w:sz w:val="17"/>
                 <w:cs/>
@@ -6010,7 +6235,7 @@
             </w:pPr>
             <w:r>
               <w:rPr>
-                <w:rFonts w:ascii="Arial Unicode MS" w:hAnsi="Arial Unicode MS" w:eastAsia="Arial Unicode MS" w:cs="Arial Unicode MS"/>
+                <w:rFonts w:ascii="Tahoma" w:hAnsi="Tahoma" w:eastAsia="Tahoma" w:cs="Tahoma"/>
                 <w:color w:val="202020"/>
                 <w:sz w:val="17"/>
                 <w:cs/>
@@ -6039,13 +6264,93 @@
             </w:pPr>
             <w:r>
               <w:rPr>
-                <w:rFonts w:ascii="Arial Unicode MS" w:hAnsi="Arial Unicode MS" w:eastAsia="Arial Unicode MS" w:cs="Arial Unicode MS"/>
+                <w:rFonts w:ascii="Tahoma" w:hAnsi="Tahoma" w:eastAsia="Tahoma" w:cs="Tahoma"/>
                 <w:color w:val="202020"/>
                 <w:sz w:val="17"/>
                 <w:cs/>
                 <w:lang w:val="th-TH" w:eastAsia="th-TH" w:bidi="th-TH"/>
               </w:rPr>
-              <w:t>Conversation ใหม่แยกตามช่วงเวลา</w:t>
+              <w:t>จำนวน Conversation ใหม่ในช่วง 1 Day (</w:t>
+            </w:r>
+            <w:r>
+              <w:rPr>
+                <w:rFonts w:ascii="Aptos Mono" w:hAnsi="Aptos Mono" w:eastAsia="Tahoma" w:cs="Tahoma"/>
+                <w:color w:val="1F4E79"/>
+                <w:sz w:val="17"/>
+                <w:cs/>
+                <w:lang w:val="th-TH" w:eastAsia="th-TH" w:bidi="th-TH"/>
+              </w:rPr>
+              <w:t>1D</w:t>
+            </w:r>
+            <w:r>
+              <w:rPr>
+                <w:rFonts w:ascii="Tahoma" w:hAnsi="Tahoma" w:eastAsia="Tahoma" w:cs="Tahoma"/>
+                <w:color w:val="202020"/>
+                <w:sz w:val="17"/>
+                <w:cs/>
+                <w:lang w:val="th-TH" w:eastAsia="th-TH" w:bidi="th-TH"/>
+              </w:rPr>
+              <w:t>), 3 Days (</w:t>
+            </w:r>
+            <w:r>
+              <w:rPr>
+                <w:rFonts w:ascii="Aptos Mono" w:hAnsi="Aptos Mono" w:eastAsia="Tahoma" w:cs="Tahoma"/>
+                <w:color w:val="1F4E79"/>
+                <w:sz w:val="17"/>
+                <w:cs/>
+                <w:lang w:val="th-TH" w:eastAsia="th-TH" w:bidi="th-TH"/>
+              </w:rPr>
+              <w:t>3D</w:t>
+            </w:r>
+            <w:r>
+              <w:rPr>
+                <w:rFonts w:ascii="Tahoma" w:hAnsi="Tahoma" w:eastAsia="Tahoma" w:cs="Tahoma"/>
+                <w:color w:val="202020"/>
+                <w:sz w:val="17"/>
+                <w:cs/>
+                <w:lang w:val="th-TH" w:eastAsia="th-TH" w:bidi="th-TH"/>
+              </w:rPr>
+              <w:t>), 7 Days (</w:t>
+            </w:r>
+            <w:r>
+              <w:rPr>
+                <w:rFonts w:ascii="Aptos Mono" w:hAnsi="Aptos Mono" w:eastAsia="Tahoma" w:cs="Tahoma"/>
+                <w:color w:val="1F4E79"/>
+                <w:sz w:val="17"/>
+                <w:cs/>
+                <w:lang w:val="th-TH" w:eastAsia="th-TH" w:bidi="th-TH"/>
+              </w:rPr>
+              <w:t>7D</w:t>
+            </w:r>
+            <w:r>
+              <w:rPr>
+                <w:rFonts w:ascii="Tahoma" w:hAnsi="Tahoma" w:eastAsia="Tahoma" w:cs="Tahoma"/>
+                <w:color w:val="202020"/>
+                <w:sz w:val="17"/>
+                <w:cs/>
+                <w:lang w:val="th-TH" w:eastAsia="th-TH" w:bidi="th-TH"/>
+              </w:rPr>
+              <w:t>) หรือ 30 Days (</w:t>
+            </w:r>
+            <w:r>
+              <w:rPr>
+                <w:rFonts w:ascii="Aptos Mono" w:hAnsi="Aptos Mono" w:eastAsia="Tahoma" w:cs="Tahoma"/>
+                <w:color w:val="1F4E79"/>
+                <w:sz w:val="17"/>
+                <w:cs/>
+                <w:lang w:val="th-TH" w:eastAsia="th-TH" w:bidi="th-TH"/>
+              </w:rPr>
+              <w:t>30D</w:t>
+            </w:r>
+            <w:r>
+              <w:rPr>
+                <w:rFonts w:ascii="Tahoma" w:hAnsi="Tahoma" w:eastAsia="Tahoma" w:cs="Tahoma"/>
+                <w:color w:val="202020"/>
+                <w:sz w:val="17"/>
+                <w:cs/>
+                <w:lang w:val="th-TH" w:eastAsia="th-TH" w:bidi="th-TH"/>
+              </w:rPr>
+              <w:t>)</w:t>
             </w:r>
           </w:p>
         </w:tc>
@@ -6069,7 +6374,7 @@
             </w:pPr>
             <w:r>
               <w:rPr>
-                <w:rFonts w:ascii="Arial Unicode MS" w:hAnsi="Arial Unicode MS" w:eastAsia="Arial Unicode MS" w:cs="Arial Unicode MS"/>
+                <w:rFonts w:ascii="Tahoma" w:hAnsi="Tahoma" w:eastAsia="Tahoma" w:cs="Tahoma"/>
                 <w:color w:val="202020"/>
                 <w:sz w:val="17"/>
                 <w:cs/>
@@ -6097,7 +6402,7 @@
             </w:pPr>
             <w:r>
               <w:rPr>
-                <w:rFonts w:ascii="Arial Unicode MS" w:hAnsi="Arial Unicode MS" w:eastAsia="Arial Unicode MS" w:cs="Arial Unicode MS"/>
+                <w:rFonts w:ascii="Tahoma" w:hAnsi="Tahoma" w:eastAsia="Tahoma" w:cs="Tahoma"/>
                 <w:color w:val="202020"/>
                 <w:sz w:val="17"/>
                 <w:cs/>
@@ -6125,7 +6430,7 @@
             </w:pPr>
             <w:r>
               <w:rPr>
-                <w:rFonts w:ascii="Arial Unicode MS" w:hAnsi="Arial Unicode MS" w:eastAsia="Arial Unicode MS" w:cs="Arial Unicode MS"/>
+                <w:rFonts w:ascii="Tahoma" w:hAnsi="Tahoma" w:eastAsia="Tahoma" w:cs="Tahoma"/>
                 <w:color w:val="202020"/>
                 <w:sz w:val="17"/>
                 <w:cs/>
@@ -6156,7 +6461,7 @@
             </w:pPr>
             <w:r>
               <w:rPr>
-                <w:rFonts w:ascii="Arial Unicode MS" w:hAnsi="Arial Unicode MS" w:eastAsia="Arial Unicode MS" w:cs="Arial Unicode MS"/>
+                <w:rFonts w:ascii="Tahoma" w:hAnsi="Tahoma" w:eastAsia="Tahoma" w:cs="Tahoma"/>
                 <w:color w:val="202020"/>
                 <w:sz w:val="17"/>
                 <w:cs/>
@@ -6185,7 +6490,7 @@
             </w:pPr>
             <w:r>
               <w:rPr>
-                <w:rFonts w:ascii="Arial Unicode MS" w:hAnsi="Arial Unicode MS" w:eastAsia="Arial Unicode MS" w:cs="Arial Unicode MS"/>
+                <w:rFonts w:ascii="Tahoma" w:hAnsi="Tahoma" w:eastAsia="Tahoma" w:cs="Tahoma"/>
                 <w:color w:val="202020"/>
                 <w:sz w:val="17"/>
                 <w:cs/>
@@ -6214,7 +6519,7 @@
             </w:pPr>
             <w:r>
               <w:rPr>
-                <w:rFonts w:ascii="Arial Unicode MS" w:hAnsi="Arial Unicode MS" w:eastAsia="Arial Unicode MS" w:cs="Arial Unicode MS"/>
+                <w:rFonts w:ascii="Tahoma" w:hAnsi="Tahoma" w:eastAsia="Tahoma" w:cs="Tahoma"/>
                 <w:color w:val="202020"/>
                 <w:sz w:val="17"/>
                 <w:cs/>
@@ -6244,7 +6549,7 @@
             </w:pPr>
             <w:r>
               <w:rPr>
-                <w:rFonts w:ascii="Arial Unicode MS" w:hAnsi="Arial Unicode MS" w:eastAsia="Arial Unicode MS" w:cs="Arial Unicode MS"/>
+                <w:rFonts w:ascii="Tahoma" w:hAnsi="Tahoma" w:eastAsia="Tahoma" w:cs="Tahoma"/>
                 <w:color w:val="202020"/>
                 <w:sz w:val="17"/>
                 <w:cs/>
@@ -6272,7 +6577,7 @@
             </w:pPr>
             <w:r>
               <w:rPr>
-                <w:rFonts w:ascii="Arial Unicode MS" w:hAnsi="Arial Unicode MS" w:eastAsia="Arial Unicode MS" w:cs="Arial Unicode MS"/>
+                <w:rFonts w:ascii="Tahoma" w:hAnsi="Tahoma" w:eastAsia="Tahoma" w:cs="Tahoma"/>
                 <w:color w:val="202020"/>
                 <w:sz w:val="17"/>
                 <w:cs/>
@@ -6300,7 +6605,7 @@
             </w:pPr>
             <w:r>
               <w:rPr>
-                <w:rFonts w:ascii="Arial Unicode MS" w:hAnsi="Arial Unicode MS" w:eastAsia="Arial Unicode MS" w:cs="Arial Unicode MS"/>
+                <w:rFonts w:ascii="Tahoma" w:hAnsi="Tahoma" w:eastAsia="Tahoma" w:cs="Tahoma"/>
                 <w:color w:val="202020"/>
                 <w:sz w:val="17"/>
                 <w:cs/>
@@ -6331,7 +6636,7 @@
             </w:pPr>
             <w:r>
               <w:rPr>
-                <w:rFonts w:ascii="Arial Unicode MS" w:hAnsi="Arial Unicode MS" w:eastAsia="Arial Unicode MS" w:cs="Arial Unicode MS"/>
+                <w:rFonts w:ascii="Tahoma" w:hAnsi="Tahoma" w:eastAsia="Tahoma" w:cs="Tahoma"/>
                 <w:color w:val="202020"/>
                 <w:sz w:val="17"/>
                 <w:cs/>
@@ -6360,7 +6665,7 @@
             </w:pPr>
             <w:r>
               <w:rPr>
-                <w:rFonts w:ascii="Arial Unicode MS" w:hAnsi="Arial Unicode MS" w:eastAsia="Arial Unicode MS" w:cs="Arial Unicode MS"/>
+                <w:rFonts w:ascii="Tahoma" w:hAnsi="Tahoma" w:eastAsia="Tahoma" w:cs="Tahoma"/>
                 <w:color w:val="202020"/>
                 <w:sz w:val="17"/>
                 <w:cs/>
@@ -6389,7 +6694,7 @@
             </w:pPr>
             <w:r>
               <w:rPr>
-                <w:rFonts w:ascii="Arial Unicode MS" w:hAnsi="Arial Unicode MS" w:eastAsia="Arial Unicode MS" w:cs="Arial Unicode MS"/>
+                <w:rFonts w:ascii="Tahoma" w:hAnsi="Tahoma" w:eastAsia="Tahoma" w:cs="Tahoma"/>
                 <w:color w:val="202020"/>
                 <w:sz w:val="17"/>
                 <w:cs/>
@@ -6419,7 +6724,7 @@
             </w:pPr>
             <w:r>
               <w:rPr>
-                <w:rFonts w:ascii="Arial Unicode MS" w:hAnsi="Arial Unicode MS" w:eastAsia="Arial Unicode MS" w:cs="Arial Unicode MS"/>
+                <w:rFonts w:ascii="Tahoma" w:hAnsi="Tahoma" w:eastAsia="Tahoma" w:cs="Tahoma"/>
                 <w:color w:val="202020"/>
                 <w:sz w:val="17"/>
                 <w:cs/>
@@ -6447,7 +6752,7 @@
             </w:pPr>
             <w:r>
               <w:rPr>
-                <w:rFonts w:ascii="Arial Unicode MS" w:hAnsi="Arial Unicode MS" w:eastAsia="Arial Unicode MS" w:cs="Arial Unicode MS"/>
+                <w:rFonts w:ascii="Tahoma" w:hAnsi="Tahoma" w:eastAsia="Tahoma" w:cs="Tahoma"/>
                 <w:color w:val="202020"/>
                 <w:sz w:val="17"/>
                 <w:cs/>
@@ -6475,7 +6780,7 @@
             </w:pPr>
             <w:r>
               <w:rPr>
-                <w:rFonts w:ascii="Arial Unicode MS" w:hAnsi="Arial Unicode MS" w:eastAsia="Arial Unicode MS" w:cs="Arial Unicode MS"/>
+                <w:rFonts w:ascii="Tahoma" w:hAnsi="Tahoma" w:eastAsia="Tahoma" w:cs="Tahoma"/>
                 <w:color w:val="202020"/>
                 <w:sz w:val="17"/>
                 <w:cs/>
@@ -6506,7 +6811,7 @@
             </w:pPr>
             <w:r>
               <w:rPr>
-                <w:rFonts w:ascii="Arial Unicode MS" w:hAnsi="Arial Unicode MS" w:eastAsia="Arial Unicode MS" w:cs="Arial Unicode MS"/>
+                <w:rFonts w:ascii="Tahoma" w:hAnsi="Tahoma" w:eastAsia="Tahoma" w:cs="Tahoma"/>
                 <w:color w:val="202020"/>
                 <w:sz w:val="17"/>
                 <w:cs/>
@@ -6535,7 +6840,7 @@
             </w:pPr>
             <w:r>
               <w:rPr>
-                <w:rFonts w:ascii="Arial Unicode MS" w:hAnsi="Arial Unicode MS" w:eastAsia="Arial Unicode MS" w:cs="Arial Unicode MS"/>
+                <w:rFonts w:ascii="Tahoma" w:hAnsi="Tahoma" w:eastAsia="Tahoma" w:cs="Tahoma"/>
                 <w:color w:val="202020"/>
                 <w:sz w:val="17"/>
                 <w:cs/>
@@ -6564,7 +6869,7 @@
             </w:pPr>
             <w:r>
               <w:rPr>
-                <w:rFonts w:ascii="Arial Unicode MS" w:hAnsi="Arial Unicode MS" w:eastAsia="Arial Unicode MS" w:cs="Arial Unicode MS"/>
+                <w:rFonts w:ascii="Tahoma" w:hAnsi="Tahoma" w:eastAsia="Tahoma" w:cs="Tahoma"/>
                 <w:color w:val="202020"/>
                 <w:sz w:val="17"/>
                 <w:cs/>
@@ -6594,7 +6899,7 @@
             </w:pPr>
             <w:r>
               <w:rPr>
-                <w:rFonts w:ascii="Arial Unicode MS" w:hAnsi="Arial Unicode MS" w:eastAsia="Arial Unicode MS" w:cs="Arial Unicode MS"/>
+                <w:rFonts w:ascii="Tahoma" w:hAnsi="Tahoma" w:eastAsia="Tahoma" w:cs="Tahoma"/>
                 <w:color w:val="202020"/>
                 <w:sz w:val="17"/>
                 <w:cs/>
@@ -6622,7 +6927,7 @@
             </w:pPr>
             <w:r>
               <w:rPr>
-                <w:rFonts w:ascii="Arial Unicode MS" w:hAnsi="Arial Unicode MS" w:eastAsia="Arial Unicode MS" w:cs="Arial Unicode MS"/>
+                <w:rFonts w:ascii="Tahoma" w:hAnsi="Tahoma" w:eastAsia="Tahoma" w:cs="Tahoma"/>
                 <w:color w:val="202020"/>
                 <w:sz w:val="17"/>
                 <w:cs/>
@@ -6650,7 +6955,7 @@
             </w:pPr>
             <w:r>
               <w:rPr>
-                <w:rFonts w:ascii="Arial Unicode MS" w:hAnsi="Arial Unicode MS" w:eastAsia="Arial Unicode MS" w:cs="Arial Unicode MS"/>
+                <w:rFonts w:ascii="Tahoma" w:hAnsi="Tahoma" w:eastAsia="Tahoma" w:cs="Tahoma"/>
                 <w:color w:val="202020"/>
                 <w:sz w:val="17"/>
                 <w:cs/>
@@ -6681,7 +6986,7 @@
             </w:pPr>
             <w:r>
               <w:rPr>
-                <w:rFonts w:ascii="Arial Unicode MS" w:hAnsi="Arial Unicode MS" w:eastAsia="Arial Unicode MS" w:cs="Arial Unicode MS"/>
+                <w:rFonts w:ascii="Tahoma" w:hAnsi="Tahoma" w:eastAsia="Tahoma" w:cs="Tahoma"/>
                 <w:color w:val="202020"/>
                 <w:sz w:val="17"/>
                 <w:cs/>
@@ -6710,7 +7015,7 @@
             </w:pPr>
             <w:r>
               <w:rPr>
-                <w:rFonts w:ascii="Arial Unicode MS" w:hAnsi="Arial Unicode MS" w:eastAsia="Arial Unicode MS" w:cs="Arial Unicode MS"/>
+                <w:rFonts w:ascii="Tahoma" w:hAnsi="Tahoma" w:eastAsia="Tahoma" w:cs="Tahoma"/>
                 <w:color w:val="202020"/>
                 <w:sz w:val="17"/>
                 <w:cs/>
@@ -6739,7 +7044,7 @@
             </w:pPr>
             <w:r>
               <w:rPr>
-                <w:rFonts w:ascii="Arial Unicode MS" w:hAnsi="Arial Unicode MS" w:eastAsia="Arial Unicode MS" w:cs="Arial Unicode MS"/>
+                <w:rFonts w:ascii="Tahoma" w:hAnsi="Tahoma" w:eastAsia="Tahoma" w:cs="Tahoma"/>
                 <w:color w:val="202020"/>
                 <w:sz w:val="17"/>
                 <w:cs/>
@@ -6762,7 +7067,7 @@
       </w:pPr>
       <w:r>
         <w:rPr>
-          <w:rFonts w:ascii="Arial Unicode MS" w:hAnsi="Arial Unicode MS" w:eastAsia="Arial Unicode MS" w:cs="Arial Unicode MS"/>
+          <w:rFonts w:ascii="Tahoma" w:hAnsi="Tahoma" w:eastAsia="Tahoma" w:cs="Tahoma"/>
           <w:color w:val="202020"/>
           <w:cs/>
           <w:lang w:val="th-TH" w:eastAsia="th-TH" w:bidi="th-TH"/>
@@ -6777,12 +7082,53 @@
       </w:pPr>
       <w:r>
         <w:rPr>
-          <w:rFonts w:ascii="Arial Unicode MS" w:hAnsi="Arial Unicode MS" w:eastAsia="Arial Unicode MS" w:cs="Arial Unicode MS"/>
+          <w:rFonts w:ascii="Tahoma" w:hAnsi="Tahoma" w:eastAsia="Tahoma" w:cs="Tahoma"/>
           <w:color w:val="202020"/>
           <w:cs/>
           <w:lang w:val="th-TH" w:eastAsia="th-TH" w:bidi="th-TH"/>
         </w:rPr>
         <w:t>ใช้ตรวจสุขภาพระบบ และช่วยแยกว่าค่าเป็นศูนย์จริงหรือข้อมูลยังมาไม่ครบ</w:t>
+      </w:r>
+    </w:p>
+    <w:p>
+      <w:pPr>
+        <w:keepLines/>
+        <w:spacing w:before="40" w:after="140"/>
+        <w:jc w:val="center"/>
+      </w:pPr>
+      <w:r>
+        <w:drawing>
+          <wp:inline xmlns:a="http://schemas.openxmlformats.org/drawingml/2006/main" xmlns:pic="http://schemas.openxmlformats.org/drawingml/2006/picture">
+            <wp:extent cx="5760000" cy="3804800"/>
+            <wp:docPr id="6" name="Picture 6"/>
+            <wp:cNvGraphicFramePr>
+              <a:graphicFrameLocks noChangeAspect="1"/>
+            </wp:cNvGraphicFramePr>
+            <a:graphic>
+              <a:graphicData uri="http://schemas.openxmlformats.org/drawingml/2006/picture">
+                <pic:pic>
+                  <pic:nvPicPr>
+                    <pic:cNvPr id="0" name="dashboard-data-quality-operations.png"/>
+                    <pic:cNvPicPr/>
+                  </pic:nvPicPr>
+                  <pic:blipFill>
+                    <a:blip r:embed="rId15"/>
+                    <a:stretch>
+                      <a:fillRect/>
+                    </a:stretch>
+                  </pic:blipFill>
+                  <pic:spPr>
+                    <a:xfrm>
+                      <a:off x="0" y="0"/>
+                      <a:ext cx="5760000" cy="3804800"/>
+                    </a:xfrm>
+                    <a:prstGeom prst="rect"/>
+                  </pic:spPr>
+                </pic:pic>
+              </a:graphicData>
+            </a:graphic>
+          </wp:inline>
+        </w:drawing>
       </w:r>
     </w:p>
     <w:tbl>
@@ -6828,7 +7174,7 @@
             </w:pPr>
             <w:r>
               <w:rPr>
-                <w:rFonts w:ascii="Arial Unicode MS" w:hAnsi="Arial Unicode MS" w:eastAsia="Arial Unicode MS" w:cs="Arial Unicode MS"/>
+                <w:rFonts w:ascii="Tahoma" w:hAnsi="Tahoma" w:eastAsia="Tahoma" w:cs="Tahoma"/>
                 <w:b/>
                 <w:color w:val="FFFFFF"/>
                 <w:sz w:val="17"/>
@@ -6858,7 +7204,7 @@
             </w:pPr>
             <w:r>
               <w:rPr>
-                <w:rFonts w:ascii="Arial Unicode MS" w:hAnsi="Arial Unicode MS" w:eastAsia="Arial Unicode MS" w:cs="Arial Unicode MS"/>
+                <w:rFonts w:ascii="Tahoma" w:hAnsi="Tahoma" w:eastAsia="Tahoma" w:cs="Tahoma"/>
                 <w:b/>
                 <w:color w:val="FFFFFF"/>
                 <w:sz w:val="17"/>
@@ -6888,7 +7234,7 @@
             </w:pPr>
             <w:r>
               <w:rPr>
-                <w:rFonts w:ascii="Arial Unicode MS" w:hAnsi="Arial Unicode MS" w:eastAsia="Arial Unicode MS" w:cs="Arial Unicode MS"/>
+                <w:rFonts w:ascii="Tahoma" w:hAnsi="Tahoma" w:eastAsia="Tahoma" w:cs="Tahoma"/>
                 <w:b/>
                 <w:color w:val="FFFFFF"/>
                 <w:sz w:val="17"/>
@@ -6919,7 +7265,7 @@
             </w:pPr>
             <w:r>
               <w:rPr>
-                <w:rFonts w:ascii="Arial Unicode MS" w:hAnsi="Arial Unicode MS" w:eastAsia="Arial Unicode MS" w:cs="Arial Unicode MS"/>
+                <w:rFonts w:ascii="Tahoma" w:hAnsi="Tahoma" w:eastAsia="Tahoma" w:cs="Tahoma"/>
                 <w:color w:val="202020"/>
                 <w:sz w:val="17"/>
                 <w:cs/>
@@ -6947,7 +7293,7 @@
             </w:pPr>
             <w:r>
               <w:rPr>
-                <w:rFonts w:ascii="Arial Unicode MS" w:hAnsi="Arial Unicode MS" w:eastAsia="Arial Unicode MS" w:cs="Arial Unicode MS"/>
+                <w:rFonts w:ascii="Tahoma" w:hAnsi="Tahoma" w:eastAsia="Tahoma" w:cs="Tahoma"/>
                 <w:color w:val="202020"/>
                 <w:sz w:val="17"/>
                 <w:cs/>
@@ -6975,7 +7321,7 @@
             </w:pPr>
             <w:r>
               <w:rPr>
-                <w:rFonts w:ascii="Arial Unicode MS" w:hAnsi="Arial Unicode MS" w:eastAsia="Arial Unicode MS" w:cs="Arial Unicode MS"/>
+                <w:rFonts w:ascii="Tahoma" w:hAnsi="Tahoma" w:eastAsia="Tahoma" w:cs="Tahoma"/>
                 <w:color w:val="202020"/>
                 <w:sz w:val="17"/>
                 <w:cs/>
@@ -7006,7 +7352,7 @@
             </w:pPr>
             <w:r>
               <w:rPr>
-                <w:rFonts w:ascii="Arial Unicode MS" w:hAnsi="Arial Unicode MS" w:eastAsia="Arial Unicode MS" w:cs="Arial Unicode MS"/>
+                <w:rFonts w:ascii="Tahoma" w:hAnsi="Tahoma" w:eastAsia="Tahoma" w:cs="Tahoma"/>
                 <w:color w:val="202020"/>
                 <w:sz w:val="17"/>
                 <w:cs/>
@@ -7035,7 +7381,7 @@
             </w:pPr>
             <w:r>
               <w:rPr>
-                <w:rFonts w:ascii="Arial Unicode MS" w:hAnsi="Arial Unicode MS" w:eastAsia="Arial Unicode MS" w:cs="Arial Unicode MS"/>
+                <w:rFonts w:ascii="Tahoma" w:hAnsi="Tahoma" w:eastAsia="Tahoma" w:cs="Tahoma"/>
                 <w:color w:val="202020"/>
                 <w:sz w:val="17"/>
                 <w:cs/>
@@ -7064,7 +7410,7 @@
             </w:pPr>
             <w:r>
               <w:rPr>
-                <w:rFonts w:ascii="Arial Unicode MS" w:hAnsi="Arial Unicode MS" w:eastAsia="Arial Unicode MS" w:cs="Arial Unicode MS"/>
+                <w:rFonts w:ascii="Tahoma" w:hAnsi="Tahoma" w:eastAsia="Tahoma" w:cs="Tahoma"/>
                 <w:color w:val="202020"/>
                 <w:sz w:val="17"/>
                 <w:cs/>
@@ -7094,7 +7440,7 @@
             </w:pPr>
             <w:r>
               <w:rPr>
-                <w:rFonts w:ascii="Arial Unicode MS" w:hAnsi="Arial Unicode MS" w:eastAsia="Arial Unicode MS" w:cs="Arial Unicode MS"/>
+                <w:rFonts w:ascii="Tahoma" w:hAnsi="Tahoma" w:eastAsia="Tahoma" w:cs="Tahoma"/>
                 <w:color w:val="202020"/>
                 <w:sz w:val="17"/>
                 <w:cs/>
@@ -7122,7 +7468,7 @@
             </w:pPr>
             <w:r>
               <w:rPr>
-                <w:rFonts w:ascii="Arial Unicode MS" w:hAnsi="Arial Unicode MS" w:eastAsia="Arial Unicode MS" w:cs="Arial Unicode MS"/>
+                <w:rFonts w:ascii="Tahoma" w:hAnsi="Tahoma" w:eastAsia="Tahoma" w:cs="Tahoma"/>
                 <w:color w:val="202020"/>
                 <w:sz w:val="17"/>
                 <w:cs/>
@@ -7150,7 +7496,7 @@
             </w:pPr>
             <w:r>
               <w:rPr>
-                <w:rFonts w:ascii="Aptos Mono" w:hAnsi="Aptos Mono" w:eastAsia="Arial Unicode MS" w:cs="Arial Unicode MS"/>
+                <w:rFonts w:ascii="Aptos Mono" w:hAnsi="Aptos Mono" w:eastAsia="Tahoma" w:cs="Tahoma"/>
                 <w:color w:val="1F4E79"/>
                 <w:sz w:val="17"/>
                 <w:cs/>
@@ -7160,7 +7506,7 @@
             </w:r>
             <w:r>
               <w:rPr>
-                <w:rFonts w:ascii="Arial Unicode MS" w:hAnsi="Arial Unicode MS" w:eastAsia="Arial Unicode MS" w:cs="Arial Unicode MS"/>
+                <w:rFonts w:ascii="Tahoma" w:hAnsi="Tahoma" w:eastAsia="Tahoma" w:cs="Tahoma"/>
                 <w:color w:val="202020"/>
                 <w:sz w:val="17"/>
                 <w:cs/>
@@ -7170,7 +7516,7 @@
             </w:r>
             <w:r>
               <w:rPr>
-                <w:rFonts w:ascii="Aptos Mono" w:hAnsi="Aptos Mono" w:eastAsia="Arial Unicode MS" w:cs="Arial Unicode MS"/>
+                <w:rFonts w:ascii="Aptos Mono" w:hAnsi="Aptos Mono" w:eastAsia="Tahoma" w:cs="Tahoma"/>
                 <w:color w:val="1F4E79"/>
                 <w:sz w:val="17"/>
                 <w:cs/>
@@ -7180,7 +7526,7 @@
             </w:r>
             <w:r>
               <w:rPr>
-                <w:rFonts w:ascii="Arial Unicode MS" w:hAnsi="Arial Unicode MS" w:eastAsia="Arial Unicode MS" w:cs="Arial Unicode MS"/>
+                <w:rFonts w:ascii="Tahoma" w:hAnsi="Tahoma" w:eastAsia="Tahoma" w:cs="Tahoma"/>
                 <w:color w:val="202020"/>
                 <w:sz w:val="17"/>
                 <w:cs/>
@@ -7190,7 +7536,7 @@
             </w:r>
             <w:r>
               <w:rPr>
-                <w:rFonts w:ascii="Aptos Mono" w:hAnsi="Aptos Mono" w:eastAsia="Arial Unicode MS" w:cs="Arial Unicode MS"/>
+                <w:rFonts w:ascii="Aptos Mono" w:hAnsi="Aptos Mono" w:eastAsia="Tahoma" w:cs="Tahoma"/>
                 <w:color w:val="1F4E79"/>
                 <w:sz w:val="17"/>
                 <w:cs/>
@@ -7200,7 +7546,7 @@
             </w:r>
             <w:r>
               <w:rPr>
-                <w:rFonts w:ascii="Arial Unicode MS" w:hAnsi="Arial Unicode MS" w:eastAsia="Arial Unicode MS" w:cs="Arial Unicode MS"/>
+                <w:rFonts w:ascii="Tahoma" w:hAnsi="Tahoma" w:eastAsia="Tahoma" w:cs="Tahoma"/>
                 <w:color w:val="202020"/>
                 <w:sz w:val="17"/>
                 <w:cs/>
@@ -7210,7 +7556,7 @@
             </w:r>
             <w:r>
               <w:rPr>
-                <w:rFonts w:ascii="Aptos Mono" w:hAnsi="Aptos Mono" w:eastAsia="Arial Unicode MS" w:cs="Arial Unicode MS"/>
+                <w:rFonts w:ascii="Aptos Mono" w:hAnsi="Aptos Mono" w:eastAsia="Tahoma" w:cs="Tahoma"/>
                 <w:color w:val="1F4E79"/>
                 <w:sz w:val="17"/>
                 <w:cs/>
@@ -7220,7 +7566,7 @@
             </w:r>
             <w:r>
               <w:rPr>
-                <w:rFonts w:ascii="Arial Unicode MS" w:hAnsi="Arial Unicode MS" w:eastAsia="Arial Unicode MS" w:cs="Arial Unicode MS"/>
+                <w:rFonts w:ascii="Tahoma" w:hAnsi="Tahoma" w:eastAsia="Tahoma" w:cs="Tahoma"/>
                 <w:color w:val="202020"/>
                 <w:sz w:val="17"/>
                 <w:cs/>
@@ -7251,7 +7597,7 @@
             </w:pPr>
             <w:r>
               <w:rPr>
-                <w:rFonts w:ascii="Arial Unicode MS" w:hAnsi="Arial Unicode MS" w:eastAsia="Arial Unicode MS" w:cs="Arial Unicode MS"/>
+                <w:rFonts w:ascii="Tahoma" w:hAnsi="Tahoma" w:eastAsia="Tahoma" w:cs="Tahoma"/>
                 <w:color w:val="202020"/>
                 <w:sz w:val="17"/>
                 <w:cs/>
@@ -7280,7 +7626,7 @@
             </w:pPr>
             <w:r>
               <w:rPr>
-                <w:rFonts w:ascii="Arial Unicode MS" w:hAnsi="Arial Unicode MS" w:eastAsia="Arial Unicode MS" w:cs="Arial Unicode MS"/>
+                <w:rFonts w:ascii="Tahoma" w:hAnsi="Tahoma" w:eastAsia="Tahoma" w:cs="Tahoma"/>
                 <w:color w:val="202020"/>
                 <w:sz w:val="17"/>
                 <w:cs/>
@@ -7309,7 +7655,7 @@
             </w:pPr>
             <w:r>
               <w:rPr>
-                <w:rFonts w:ascii="Arial Unicode MS" w:hAnsi="Arial Unicode MS" w:eastAsia="Arial Unicode MS" w:cs="Arial Unicode MS"/>
+                <w:rFonts w:ascii="Tahoma" w:hAnsi="Tahoma" w:eastAsia="Tahoma" w:cs="Tahoma"/>
                 <w:color w:val="202020"/>
                 <w:sz w:val="17"/>
                 <w:cs/>
@@ -7339,7 +7685,7 @@
             </w:pPr>
             <w:r>
               <w:rPr>
-                <w:rFonts w:ascii="Arial Unicode MS" w:hAnsi="Arial Unicode MS" w:eastAsia="Arial Unicode MS" w:cs="Arial Unicode MS"/>
+                <w:rFonts w:ascii="Tahoma" w:hAnsi="Tahoma" w:eastAsia="Tahoma" w:cs="Tahoma"/>
                 <w:color w:val="202020"/>
                 <w:sz w:val="17"/>
                 <w:cs/>
@@ -7367,7 +7713,7 @@
             </w:pPr>
             <w:r>
               <w:rPr>
-                <w:rFonts w:ascii="Arial Unicode MS" w:hAnsi="Arial Unicode MS" w:eastAsia="Arial Unicode MS" w:cs="Arial Unicode MS"/>
+                <w:rFonts w:ascii="Tahoma" w:hAnsi="Tahoma" w:eastAsia="Tahoma" w:cs="Tahoma"/>
                 <w:color w:val="202020"/>
                 <w:sz w:val="17"/>
                 <w:cs/>
@@ -7395,7 +7741,7 @@
             </w:pPr>
             <w:r>
               <w:rPr>
-                <w:rFonts w:ascii="Arial Unicode MS" w:hAnsi="Arial Unicode MS" w:eastAsia="Arial Unicode MS" w:cs="Arial Unicode MS"/>
+                <w:rFonts w:ascii="Tahoma" w:hAnsi="Tahoma" w:eastAsia="Tahoma" w:cs="Tahoma"/>
                 <w:color w:val="202020"/>
                 <w:sz w:val="17"/>
                 <w:cs/>
@@ -7419,7 +7765,7 @@
       </w:pPr>
       <w:r>
         <w:rPr>
-          <w:rFonts w:ascii="Arial Unicode MS" w:hAnsi="Arial Unicode MS" w:eastAsia="Arial Unicode MS" w:cs="Arial Unicode MS"/>
+          <w:rFonts w:ascii="Tahoma" w:hAnsi="Tahoma" w:eastAsia="Tahoma" w:cs="Tahoma"/>
           <w:color w:val="202020"/>
           <w:cs/>
           <w:lang w:val="th-TH" w:eastAsia="th-TH" w:bidi="th-TH"/>
@@ -7428,7 +7774,7 @@
       </w:r>
       <w:r>
         <w:rPr>
-          <w:rFonts w:ascii="Aptos Mono" w:hAnsi="Aptos Mono" w:eastAsia="Arial Unicode MS" w:cs="Arial Unicode MS"/>
+          <w:rFonts w:ascii="Aptos Mono" w:hAnsi="Aptos Mono" w:eastAsia="Tahoma" w:cs="Tahoma"/>
           <w:color w:val="1F4E79"/>
           <w:cs/>
           <w:lang w:val="th-TH" w:eastAsia="th-TH" w:bidi="th-TH"/>
@@ -7437,7 +7783,7 @@
       </w:r>
       <w:r>
         <w:rPr>
-          <w:rFonts w:ascii="Arial Unicode MS" w:hAnsi="Arial Unicode MS" w:eastAsia="Arial Unicode MS" w:cs="Arial Unicode MS"/>
+          <w:rFonts w:ascii="Tahoma" w:hAnsi="Tahoma" w:eastAsia="Tahoma" w:cs="Tahoma"/>
           <w:color w:val="202020"/>
           <w:cs/>
           <w:lang w:val="th-TH" w:eastAsia="th-TH" w:bidi="th-TH"/>
@@ -7446,7 +7792,7 @@
       </w:r>
       <w:r>
         <w:rPr>
-          <w:rFonts w:ascii="Aptos Mono" w:hAnsi="Aptos Mono" w:eastAsia="Arial Unicode MS" w:cs="Arial Unicode MS"/>
+          <w:rFonts w:ascii="Aptos Mono" w:hAnsi="Aptos Mono" w:eastAsia="Tahoma" w:cs="Tahoma"/>
           <w:color w:val="1F4E79"/>
           <w:cs/>
           <w:lang w:val="th-TH" w:eastAsia="th-TH" w:bidi="th-TH"/>
@@ -7455,7 +7801,7 @@
       </w:r>
       <w:r>
         <w:rPr>
-          <w:rFonts w:ascii="Arial Unicode MS" w:hAnsi="Arial Unicode MS" w:eastAsia="Arial Unicode MS" w:cs="Arial Unicode MS"/>
+          <w:rFonts w:ascii="Tahoma" w:hAnsi="Tahoma" w:eastAsia="Tahoma" w:cs="Tahoma"/>
           <w:color w:val="202020"/>
           <w:cs/>
           <w:lang w:val="th-TH" w:eastAsia="th-TH" w:bidi="th-TH"/>
@@ -7464,7 +7810,7 @@
       </w:r>
       <w:r>
         <w:rPr>
-          <w:rFonts w:ascii="Aptos Mono" w:hAnsi="Aptos Mono" w:eastAsia="Arial Unicode MS" w:cs="Arial Unicode MS"/>
+          <w:rFonts w:ascii="Aptos Mono" w:hAnsi="Aptos Mono" w:eastAsia="Tahoma" w:cs="Tahoma"/>
           <w:color w:val="1F4E79"/>
           <w:cs/>
           <w:lang w:val="th-TH" w:eastAsia="th-TH" w:bidi="th-TH"/>
@@ -7473,7 +7819,7 @@
       </w:r>
       <w:r>
         <w:rPr>
-          <w:rFonts w:ascii="Arial Unicode MS" w:hAnsi="Arial Unicode MS" w:eastAsia="Arial Unicode MS" w:cs="Arial Unicode MS"/>
+          <w:rFonts w:ascii="Tahoma" w:hAnsi="Tahoma" w:eastAsia="Tahoma" w:cs="Tahoma"/>
           <w:color w:val="202020"/>
           <w:cs/>
           <w:lang w:val="th-TH" w:eastAsia="th-TH" w:bidi="th-TH"/>
@@ -7482,7 +7828,7 @@
       </w:r>
       <w:r>
         <w:rPr>
-          <w:rFonts w:ascii="Aptos Mono" w:hAnsi="Aptos Mono" w:eastAsia="Arial Unicode MS" w:cs="Arial Unicode MS"/>
+          <w:rFonts w:ascii="Aptos Mono" w:hAnsi="Aptos Mono" w:eastAsia="Tahoma" w:cs="Tahoma"/>
           <w:color w:val="1F4E79"/>
           <w:cs/>
           <w:lang w:val="th-TH" w:eastAsia="th-TH" w:bidi="th-TH"/>
@@ -7491,7 +7837,7 @@
       </w:r>
       <w:r>
         <w:rPr>
-          <w:rFonts w:ascii="Arial Unicode MS" w:hAnsi="Arial Unicode MS" w:eastAsia="Arial Unicode MS" w:cs="Arial Unicode MS"/>
+          <w:rFonts w:ascii="Tahoma" w:hAnsi="Tahoma" w:eastAsia="Tahoma" w:cs="Tahoma"/>
           <w:color w:val="202020"/>
           <w:cs/>
           <w:lang w:val="th-TH" w:eastAsia="th-TH" w:bidi="th-TH"/>
@@ -7500,7 +7846,7 @@
       </w:r>
       <w:r>
         <w:rPr>
-          <w:rFonts w:ascii="Aptos Mono" w:hAnsi="Aptos Mono" w:eastAsia="Arial Unicode MS" w:cs="Arial Unicode MS"/>
+          <w:rFonts w:ascii="Aptos Mono" w:hAnsi="Aptos Mono" w:eastAsia="Tahoma" w:cs="Tahoma"/>
           <w:color w:val="1F4E79"/>
           <w:cs/>
           <w:lang w:val="th-TH" w:eastAsia="th-TH" w:bidi="th-TH"/>
@@ -7509,7 +7855,7 @@
       </w:r>
       <w:r>
         <w:rPr>
-          <w:rFonts w:ascii="Arial Unicode MS" w:hAnsi="Arial Unicode MS" w:eastAsia="Arial Unicode MS" w:cs="Arial Unicode MS"/>
+          <w:rFonts w:ascii="Tahoma" w:hAnsi="Tahoma" w:eastAsia="Tahoma" w:cs="Tahoma"/>
           <w:color w:val="202020"/>
           <w:cs/>
           <w:lang w:val="th-TH" w:eastAsia="th-TH" w:bidi="th-TH"/>
@@ -7518,7 +7864,7 @@
       </w:r>
       <w:r>
         <w:rPr>
-          <w:rFonts w:ascii="Aptos Mono" w:hAnsi="Aptos Mono" w:eastAsia="Arial Unicode MS" w:cs="Arial Unicode MS"/>
+          <w:rFonts w:ascii="Aptos Mono" w:hAnsi="Aptos Mono" w:eastAsia="Tahoma" w:cs="Tahoma"/>
           <w:color w:val="1F4E79"/>
           <w:cs/>
           <w:lang w:val="th-TH" w:eastAsia="th-TH" w:bidi="th-TH"/>
@@ -7537,7 +7883,7 @@
       </w:pPr>
       <w:r>
         <w:rPr>
-          <w:rFonts w:ascii="Arial Unicode MS" w:hAnsi="Arial Unicode MS" w:eastAsia="Arial Unicode MS" w:cs="Arial Unicode MS"/>
+          <w:rFonts w:ascii="Tahoma" w:hAnsi="Tahoma" w:eastAsia="Tahoma" w:cs="Tahoma"/>
           <w:color w:val="202020"/>
           <w:cs/>
           <w:lang w:val="th-TH" w:eastAsia="th-TH" w:bidi="th-TH"/>
@@ -7551,7 +7897,7 @@
       </w:pPr>
       <w:r>
         <w:rPr>
-          <w:rFonts w:ascii="Arial Unicode MS" w:hAnsi="Arial Unicode MS" w:eastAsia="Arial Unicode MS" w:cs="Arial Unicode MS"/>
+          <w:rFonts w:ascii="Tahoma" w:hAnsi="Tahoma" w:eastAsia="Tahoma" w:cs="Tahoma"/>
           <w:color w:val="202020"/>
           <w:cs/>
           <w:lang w:val="th-TH" w:eastAsia="th-TH" w:bidi="th-TH"/>
@@ -7602,7 +7948,7 @@
             </w:pPr>
             <w:r>
               <w:rPr>
-                <w:rFonts w:ascii="Arial Unicode MS" w:hAnsi="Arial Unicode MS" w:eastAsia="Arial Unicode MS" w:cs="Arial Unicode MS"/>
+                <w:rFonts w:ascii="Tahoma" w:hAnsi="Tahoma" w:eastAsia="Tahoma" w:cs="Tahoma"/>
                 <w:b/>
                 <w:color w:val="FFFFFF"/>
                 <w:sz w:val="17"/>
@@ -7632,7 +7978,7 @@
             </w:pPr>
             <w:r>
               <w:rPr>
-                <w:rFonts w:ascii="Arial Unicode MS" w:hAnsi="Arial Unicode MS" w:eastAsia="Arial Unicode MS" w:cs="Arial Unicode MS"/>
+                <w:rFonts w:ascii="Tahoma" w:hAnsi="Tahoma" w:eastAsia="Tahoma" w:cs="Tahoma"/>
                 <w:b/>
                 <w:color w:val="FFFFFF"/>
                 <w:sz w:val="17"/>
@@ -7662,7 +8008,7 @@
             </w:pPr>
             <w:r>
               <w:rPr>
-                <w:rFonts w:ascii="Arial Unicode MS" w:hAnsi="Arial Unicode MS" w:eastAsia="Arial Unicode MS" w:cs="Arial Unicode MS"/>
+                <w:rFonts w:ascii="Tahoma" w:hAnsi="Tahoma" w:eastAsia="Tahoma" w:cs="Tahoma"/>
                 <w:b/>
                 <w:color w:val="FFFFFF"/>
                 <w:sz w:val="17"/>
@@ -7693,7 +8039,7 @@
             </w:pPr>
             <w:r>
               <w:rPr>
-                <w:rFonts w:ascii="Aptos Mono" w:hAnsi="Aptos Mono" w:eastAsia="Arial Unicode MS" w:cs="Arial Unicode MS"/>
+                <w:rFonts w:ascii="Aptos Mono" w:hAnsi="Aptos Mono" w:eastAsia="Tahoma" w:cs="Tahoma"/>
                 <w:color w:val="1F4E79"/>
                 <w:sz w:val="17"/>
                 <w:cs/>
@@ -7721,7 +8067,7 @@
             </w:pPr>
             <w:r>
               <w:rPr>
-                <w:rFonts w:ascii="Arial Unicode MS" w:hAnsi="Arial Unicode MS" w:eastAsia="Arial Unicode MS" w:cs="Arial Unicode MS"/>
+                <w:rFonts w:ascii="Tahoma" w:hAnsi="Tahoma" w:eastAsia="Tahoma" w:cs="Tahoma"/>
                 <w:color w:val="202020"/>
                 <w:sz w:val="17"/>
                 <w:cs/>
@@ -7749,7 +8095,7 @@
             </w:pPr>
             <w:r>
               <w:rPr>
-                <w:rFonts w:ascii="Arial Unicode MS" w:hAnsi="Arial Unicode MS" w:eastAsia="Arial Unicode MS" w:cs="Arial Unicode MS"/>
+                <w:rFonts w:ascii="Tahoma" w:hAnsi="Tahoma" w:eastAsia="Tahoma" w:cs="Tahoma"/>
                 <w:color w:val="202020"/>
                 <w:sz w:val="17"/>
                 <w:cs/>
@@ -7759,7 +8105,7 @@
             </w:r>
             <w:r>
               <w:rPr>
-                <w:rFonts w:ascii="Aptos Mono" w:hAnsi="Aptos Mono" w:eastAsia="Arial Unicode MS" w:cs="Arial Unicode MS"/>
+                <w:rFonts w:ascii="Aptos Mono" w:hAnsi="Aptos Mono" w:eastAsia="Tahoma" w:cs="Tahoma"/>
                 <w:color w:val="1F4E79"/>
                 <w:sz w:val="17"/>
                 <w:cs/>
@@ -7769,7 +8115,7 @@
             </w:r>
             <w:r>
               <w:rPr>
-                <w:rFonts w:ascii="Arial Unicode MS" w:hAnsi="Arial Unicode MS" w:eastAsia="Arial Unicode MS" w:cs="Arial Unicode MS"/>
+                <w:rFonts w:ascii="Tahoma" w:hAnsi="Tahoma" w:eastAsia="Tahoma" w:cs="Tahoma"/>
                 <w:color w:val="202020"/>
                 <w:sz w:val="17"/>
                 <w:cs/>
@@ -7800,7 +8146,7 @@
             </w:pPr>
             <w:r>
               <w:rPr>
-                <w:rFonts w:ascii="Aptos Mono" w:hAnsi="Aptos Mono" w:eastAsia="Arial Unicode MS" w:cs="Arial Unicode MS"/>
+                <w:rFonts w:ascii="Aptos Mono" w:hAnsi="Aptos Mono" w:eastAsia="Tahoma" w:cs="Tahoma"/>
                 <w:color w:val="1F4E79"/>
                 <w:sz w:val="17"/>
                 <w:cs/>
@@ -7829,7 +8175,7 @@
             </w:pPr>
             <w:r>
               <w:rPr>
-                <w:rFonts w:ascii="Arial Unicode MS" w:hAnsi="Arial Unicode MS" w:eastAsia="Arial Unicode MS" w:cs="Arial Unicode MS"/>
+                <w:rFonts w:ascii="Tahoma" w:hAnsi="Tahoma" w:eastAsia="Tahoma" w:cs="Tahoma"/>
                 <w:color w:val="202020"/>
                 <w:sz w:val="17"/>
                 <w:cs/>
@@ -7858,7 +8204,7 @@
             </w:pPr>
             <w:r>
               <w:rPr>
-                <w:rFonts w:ascii="Arial Unicode MS" w:hAnsi="Arial Unicode MS" w:eastAsia="Arial Unicode MS" w:cs="Arial Unicode MS"/>
+                <w:rFonts w:ascii="Tahoma" w:hAnsi="Tahoma" w:eastAsia="Tahoma" w:cs="Tahoma"/>
                 <w:color w:val="202020"/>
                 <w:sz w:val="17"/>
                 <w:cs/>
@@ -7888,7 +8234,7 @@
             </w:pPr>
             <w:r>
               <w:rPr>
-                <w:rFonts w:ascii="Aptos Mono" w:hAnsi="Aptos Mono" w:eastAsia="Arial Unicode MS" w:cs="Arial Unicode MS"/>
+                <w:rFonts w:ascii="Aptos Mono" w:hAnsi="Aptos Mono" w:eastAsia="Tahoma" w:cs="Tahoma"/>
                 <w:color w:val="1F4E79"/>
                 <w:sz w:val="17"/>
                 <w:cs/>
@@ -7916,7 +8262,7 @@
             </w:pPr>
             <w:r>
               <w:rPr>
-                <w:rFonts w:ascii="Arial Unicode MS" w:hAnsi="Arial Unicode MS" w:eastAsia="Arial Unicode MS" w:cs="Arial Unicode MS"/>
+                <w:rFonts w:ascii="Tahoma" w:hAnsi="Tahoma" w:eastAsia="Tahoma" w:cs="Tahoma"/>
                 <w:color w:val="202020"/>
                 <w:sz w:val="17"/>
                 <w:cs/>
@@ -7944,7 +8290,7 @@
             </w:pPr>
             <w:r>
               <w:rPr>
-                <w:rFonts w:ascii="Arial Unicode MS" w:hAnsi="Arial Unicode MS" w:eastAsia="Arial Unicode MS" w:cs="Arial Unicode MS"/>
+                <w:rFonts w:ascii="Tahoma" w:hAnsi="Tahoma" w:eastAsia="Tahoma" w:cs="Tahoma"/>
                 <w:color w:val="202020"/>
                 <w:sz w:val="17"/>
                 <w:cs/>
@@ -7975,7 +8321,7 @@
             </w:pPr>
             <w:r>
               <w:rPr>
-                <w:rFonts w:ascii="Aptos Mono" w:hAnsi="Aptos Mono" w:eastAsia="Arial Unicode MS" w:cs="Arial Unicode MS"/>
+                <w:rFonts w:ascii="Aptos Mono" w:hAnsi="Aptos Mono" w:eastAsia="Tahoma" w:cs="Tahoma"/>
                 <w:color w:val="1F4E79"/>
                 <w:sz w:val="17"/>
                 <w:cs/>
@@ -8004,7 +8350,7 @@
             </w:pPr>
             <w:r>
               <w:rPr>
-                <w:rFonts w:ascii="Arial Unicode MS" w:hAnsi="Arial Unicode MS" w:eastAsia="Arial Unicode MS" w:cs="Arial Unicode MS"/>
+                <w:rFonts w:ascii="Tahoma" w:hAnsi="Tahoma" w:eastAsia="Tahoma" w:cs="Tahoma"/>
                 <w:color w:val="202020"/>
                 <w:sz w:val="17"/>
                 <w:cs/>
@@ -8033,7 +8379,7 @@
             </w:pPr>
             <w:r>
               <w:rPr>
-                <w:rFonts w:ascii="Arial Unicode MS" w:hAnsi="Arial Unicode MS" w:eastAsia="Arial Unicode MS" w:cs="Arial Unicode MS"/>
+                <w:rFonts w:ascii="Tahoma" w:hAnsi="Tahoma" w:eastAsia="Tahoma" w:cs="Tahoma"/>
                 <w:color w:val="202020"/>
                 <w:sz w:val="17"/>
                 <w:cs/>
@@ -8056,7 +8402,7 @@
       </w:pPr>
       <w:r>
         <w:rPr>
-          <w:rFonts w:ascii="Arial Unicode MS" w:hAnsi="Arial Unicode MS" w:eastAsia="Arial Unicode MS" w:cs="Arial Unicode MS"/>
+          <w:rFonts w:ascii="Tahoma" w:hAnsi="Tahoma" w:eastAsia="Tahoma" w:cs="Tahoma"/>
           <w:color w:val="202020"/>
           <w:cs/>
           <w:lang w:val="th-TH" w:eastAsia="th-TH" w:bidi="th-TH"/>
@@ -8107,7 +8453,7 @@
             </w:pPr>
             <w:r>
               <w:rPr>
-                <w:rFonts w:ascii="Arial Unicode MS" w:hAnsi="Arial Unicode MS" w:eastAsia="Arial Unicode MS" w:cs="Arial Unicode MS"/>
+                <w:rFonts w:ascii="Tahoma" w:hAnsi="Tahoma" w:eastAsia="Tahoma" w:cs="Tahoma"/>
                 <w:b/>
                 <w:color w:val="FFFFFF"/>
                 <w:sz w:val="17"/>
@@ -8137,7 +8483,7 @@
             </w:pPr>
             <w:r>
               <w:rPr>
-                <w:rFonts w:ascii="Arial Unicode MS" w:hAnsi="Arial Unicode MS" w:eastAsia="Arial Unicode MS" w:cs="Arial Unicode MS"/>
+                <w:rFonts w:ascii="Tahoma" w:hAnsi="Tahoma" w:eastAsia="Tahoma" w:cs="Tahoma"/>
                 <w:b/>
                 <w:color w:val="FFFFFF"/>
                 <w:sz w:val="17"/>
@@ -8167,7 +8513,7 @@
             </w:pPr>
             <w:r>
               <w:rPr>
-                <w:rFonts w:ascii="Arial Unicode MS" w:hAnsi="Arial Unicode MS" w:eastAsia="Arial Unicode MS" w:cs="Arial Unicode MS"/>
+                <w:rFonts w:ascii="Tahoma" w:hAnsi="Tahoma" w:eastAsia="Tahoma" w:cs="Tahoma"/>
                 <w:b/>
                 <w:color w:val="FFFFFF"/>
                 <w:sz w:val="17"/>
@@ -8198,7 +8544,7 @@
             </w:pPr>
             <w:r>
               <w:rPr>
-                <w:rFonts w:ascii="Aptos Mono" w:hAnsi="Aptos Mono" w:eastAsia="Arial Unicode MS" w:cs="Arial Unicode MS"/>
+                <w:rFonts w:ascii="Aptos Mono" w:hAnsi="Aptos Mono" w:eastAsia="Tahoma" w:cs="Tahoma"/>
                 <w:color w:val="1F4E79"/>
                 <w:sz w:val="17"/>
                 <w:cs/>
@@ -8226,7 +8572,7 @@
             </w:pPr>
             <w:r>
               <w:rPr>
-                <w:rFonts w:ascii="Arial Unicode MS" w:hAnsi="Arial Unicode MS" w:eastAsia="Arial Unicode MS" w:cs="Arial Unicode MS"/>
+                <w:rFonts w:ascii="Tahoma" w:hAnsi="Tahoma" w:eastAsia="Tahoma" w:cs="Tahoma"/>
                 <w:color w:val="202020"/>
                 <w:sz w:val="17"/>
                 <w:cs/>
@@ -8254,7 +8600,7 @@
             </w:pPr>
             <w:r>
               <w:rPr>
-                <w:rFonts w:ascii="Arial Unicode MS" w:hAnsi="Arial Unicode MS" w:eastAsia="Arial Unicode MS" w:cs="Arial Unicode MS"/>
+                <w:rFonts w:ascii="Tahoma" w:hAnsi="Tahoma" w:eastAsia="Tahoma" w:cs="Tahoma"/>
                 <w:color w:val="202020"/>
                 <w:sz w:val="17"/>
                 <w:cs/>
@@ -8285,7 +8631,7 @@
             </w:pPr>
             <w:r>
               <w:rPr>
-                <w:rFonts w:ascii="Aptos Mono" w:hAnsi="Aptos Mono" w:eastAsia="Arial Unicode MS" w:cs="Arial Unicode MS"/>
+                <w:rFonts w:ascii="Aptos Mono" w:hAnsi="Aptos Mono" w:eastAsia="Tahoma" w:cs="Tahoma"/>
                 <w:color w:val="1F4E79"/>
                 <w:sz w:val="17"/>
                 <w:cs/>
@@ -8314,7 +8660,7 @@
             </w:pPr>
             <w:r>
               <w:rPr>
-                <w:rFonts w:ascii="Arial Unicode MS" w:hAnsi="Arial Unicode MS" w:eastAsia="Arial Unicode MS" w:cs="Arial Unicode MS"/>
+                <w:rFonts w:ascii="Tahoma" w:hAnsi="Tahoma" w:eastAsia="Tahoma" w:cs="Tahoma"/>
                 <w:color w:val="202020"/>
                 <w:sz w:val="17"/>
                 <w:cs/>
@@ -8343,7 +8689,7 @@
             </w:pPr>
             <w:r>
               <w:rPr>
-                <w:rFonts w:ascii="Arial Unicode MS" w:hAnsi="Arial Unicode MS" w:eastAsia="Arial Unicode MS" w:cs="Arial Unicode MS"/>
+                <w:rFonts w:ascii="Tahoma" w:hAnsi="Tahoma" w:eastAsia="Tahoma" w:cs="Tahoma"/>
                 <w:color w:val="202020"/>
                 <w:sz w:val="17"/>
                 <w:cs/>
@@ -8373,7 +8719,7 @@
             </w:pPr>
             <w:r>
               <w:rPr>
-                <w:rFonts w:ascii="Aptos Mono" w:hAnsi="Aptos Mono" w:eastAsia="Arial Unicode MS" w:cs="Arial Unicode MS"/>
+                <w:rFonts w:ascii="Aptos Mono" w:hAnsi="Aptos Mono" w:eastAsia="Tahoma" w:cs="Tahoma"/>
                 <w:color w:val="1F4E79"/>
                 <w:sz w:val="17"/>
                 <w:cs/>
@@ -8401,7 +8747,7 @@
             </w:pPr>
             <w:r>
               <w:rPr>
-                <w:rFonts w:ascii="Arial Unicode MS" w:hAnsi="Arial Unicode MS" w:eastAsia="Arial Unicode MS" w:cs="Arial Unicode MS"/>
+                <w:rFonts w:ascii="Tahoma" w:hAnsi="Tahoma" w:eastAsia="Tahoma" w:cs="Tahoma"/>
                 <w:color w:val="202020"/>
                 <w:sz w:val="17"/>
                 <w:cs/>
@@ -8429,7 +8775,7 @@
             </w:pPr>
             <w:r>
               <w:rPr>
-                <w:rFonts w:ascii="Arial Unicode MS" w:hAnsi="Arial Unicode MS" w:eastAsia="Arial Unicode MS" w:cs="Arial Unicode MS"/>
+                <w:rFonts w:ascii="Tahoma" w:hAnsi="Tahoma" w:eastAsia="Tahoma" w:cs="Tahoma"/>
                 <w:color w:val="202020"/>
                 <w:sz w:val="17"/>
                 <w:cs/>
@@ -8448,11 +8794,44 @@
     </w:p>
     <w:p>
       <w:pPr>
+        <w:widowControl/>
+        <w:spacing w:after="80" w:line="259" w:lineRule="auto"/>
+      </w:pPr>
+      <w:r>
+        <w:rPr>
+          <w:rFonts w:ascii="Tahoma" w:hAnsi="Tahoma" w:eastAsia="Tahoma" w:cs="Tahoma"/>
+          <w:color w:val="202020"/>
+          <w:cs/>
+          <w:lang w:val="th-TH" w:eastAsia="th-TH" w:bidi="th-TH"/>
+        </w:rPr>
+        <w:t xml:space="preserve">ประวัติ Daily ใน D1 ที่แหล่งข้อมูลยืนยันได้เริ่มวันที่ 19 มิ.ย. 2569 สำหรับ Facebook และ YouTube ส่วน Instagram เริ่มวันที่ 30 มิ.ย. และ TikTok เริ่มวันที่ 24 ก.ค. เนื่องจากสองช่องทางหลังไม่มีข้อมูล Daily ย้อนหลังจากแหล่งข้อมูล แต่ข้อมูล Post และ Video ใน </w:t>
+      </w:r>
+      <w:r>
+        <w:rPr>
+          <w:rFonts w:ascii="Aptos Mono" w:hAnsi="Aptos Mono" w:eastAsia="Tahoma" w:cs="Tahoma"/>
+          <w:color w:val="1F4E79"/>
+          <w:cs/>
+          <w:lang w:val="th-TH" w:eastAsia="th-TH" w:bidi="th-TH"/>
+        </w:rPr>
+        <w:t>MKT_Content</w:t>
+      </w:r>
+      <w:r>
+        <w:rPr>
+          <w:rFonts w:ascii="Tahoma" w:hAnsi="Tahoma" w:eastAsia="Tahoma" w:cs="Tahoma"/>
+          <w:color w:val="202020"/>
+          <w:cs/>
+          <w:lang w:val="th-TH" w:eastAsia="th-TH" w:bidi="th-TH"/>
+        </w:rPr>
+        <w:t xml:space="preserve"> ย้อนถึงวันที่ 19 มิ.ย. ครบทุกช่องทาง</w:t>
+      </w:r>
+    </w:p>
+    <w:p>
+      <w:pPr>
         <w:pStyle w:val="Heading2"/>
       </w:pPr>
       <w:r>
         <w:rPr>
-          <w:rFonts w:ascii="Arial Unicode MS" w:hAnsi="Arial Unicode MS" w:eastAsia="Arial Unicode MS" w:cs="Arial Unicode MS"/>
+          <w:rFonts w:ascii="Tahoma" w:hAnsi="Tahoma" w:eastAsia="Tahoma" w:cs="Tahoma"/>
           <w:color w:val="202020"/>
           <w:cs/>
           <w:lang w:val="th-TH" w:eastAsia="th-TH" w:bidi="th-TH"/>
@@ -8503,7 +8882,7 @@
             </w:pPr>
             <w:r>
               <w:rPr>
-                <w:rFonts w:ascii="Arial Unicode MS" w:hAnsi="Arial Unicode MS" w:eastAsia="Arial Unicode MS" w:cs="Arial Unicode MS"/>
+                <w:rFonts w:ascii="Tahoma" w:hAnsi="Tahoma" w:eastAsia="Tahoma" w:cs="Tahoma"/>
                 <w:b/>
                 <w:color w:val="FFFFFF"/>
                 <w:sz w:val="17"/>
@@ -8533,7 +8912,7 @@
             </w:pPr>
             <w:r>
               <w:rPr>
-                <w:rFonts w:ascii="Arial Unicode MS" w:hAnsi="Arial Unicode MS" w:eastAsia="Arial Unicode MS" w:cs="Arial Unicode MS"/>
+                <w:rFonts w:ascii="Tahoma" w:hAnsi="Tahoma" w:eastAsia="Tahoma" w:cs="Tahoma"/>
                 <w:b/>
                 <w:color w:val="FFFFFF"/>
                 <w:sz w:val="17"/>
@@ -8563,7 +8942,7 @@
             </w:pPr>
             <w:r>
               <w:rPr>
-                <w:rFonts w:ascii="Arial Unicode MS" w:hAnsi="Arial Unicode MS" w:eastAsia="Arial Unicode MS" w:cs="Arial Unicode MS"/>
+                <w:rFonts w:ascii="Tahoma" w:hAnsi="Tahoma" w:eastAsia="Tahoma" w:cs="Tahoma"/>
                 <w:b/>
                 <w:color w:val="FFFFFF"/>
                 <w:sz w:val="17"/>
@@ -8594,7 +8973,7 @@
             </w:pPr>
             <w:r>
               <w:rPr>
-                <w:rFonts w:ascii="Aptos Mono" w:hAnsi="Aptos Mono" w:eastAsia="Arial Unicode MS" w:cs="Arial Unicode MS"/>
+                <w:rFonts w:ascii="Aptos Mono" w:hAnsi="Aptos Mono" w:eastAsia="Tahoma" w:cs="Tahoma"/>
                 <w:color w:val="1F4E79"/>
                 <w:sz w:val="17"/>
                 <w:cs/>
@@ -8622,7 +9001,7 @@
             </w:pPr>
             <w:r>
               <w:rPr>
-                <w:rFonts w:ascii="Arial Unicode MS" w:hAnsi="Arial Unicode MS" w:eastAsia="Arial Unicode MS" w:cs="Arial Unicode MS"/>
+                <w:rFonts w:ascii="Tahoma" w:hAnsi="Tahoma" w:eastAsia="Tahoma" w:cs="Tahoma"/>
                 <w:color w:val="202020"/>
                 <w:sz w:val="17"/>
                 <w:cs/>
@@ -8650,7 +9029,7 @@
             </w:pPr>
             <w:r>
               <w:rPr>
-                <w:rFonts w:ascii="Arial Unicode MS" w:hAnsi="Arial Unicode MS" w:eastAsia="Arial Unicode MS" w:cs="Arial Unicode MS"/>
+                <w:rFonts w:ascii="Tahoma" w:hAnsi="Tahoma" w:eastAsia="Tahoma" w:cs="Tahoma"/>
                 <w:color w:val="202020"/>
                 <w:sz w:val="17"/>
                 <w:cs/>
@@ -8681,7 +9060,7 @@
             </w:pPr>
             <w:r>
               <w:rPr>
-                <w:rFonts w:ascii="Aptos Mono" w:hAnsi="Aptos Mono" w:eastAsia="Arial Unicode MS" w:cs="Arial Unicode MS"/>
+                <w:rFonts w:ascii="Aptos Mono" w:hAnsi="Aptos Mono" w:eastAsia="Tahoma" w:cs="Tahoma"/>
                 <w:color w:val="1F4E79"/>
                 <w:sz w:val="17"/>
                 <w:cs/>
@@ -8710,7 +9089,7 @@
             </w:pPr>
             <w:r>
               <w:rPr>
-                <w:rFonts w:ascii="Arial Unicode MS" w:hAnsi="Arial Unicode MS" w:eastAsia="Arial Unicode MS" w:cs="Arial Unicode MS"/>
+                <w:rFonts w:ascii="Tahoma" w:hAnsi="Tahoma" w:eastAsia="Tahoma" w:cs="Tahoma"/>
                 <w:color w:val="202020"/>
                 <w:sz w:val="17"/>
                 <w:cs/>
@@ -8739,7 +9118,7 @@
             </w:pPr>
             <w:r>
               <w:rPr>
-                <w:rFonts w:ascii="Arial Unicode MS" w:hAnsi="Arial Unicode MS" w:eastAsia="Arial Unicode MS" w:cs="Arial Unicode MS"/>
+                <w:rFonts w:ascii="Tahoma" w:hAnsi="Tahoma" w:eastAsia="Tahoma" w:cs="Tahoma"/>
                 <w:color w:val="202020"/>
                 <w:sz w:val="17"/>
                 <w:cs/>
@@ -8769,7 +9148,7 @@
             </w:pPr>
             <w:r>
               <w:rPr>
-                <w:rFonts w:ascii="Aptos Mono" w:hAnsi="Aptos Mono" w:eastAsia="Arial Unicode MS" w:cs="Arial Unicode MS"/>
+                <w:rFonts w:ascii="Aptos Mono" w:hAnsi="Aptos Mono" w:eastAsia="Tahoma" w:cs="Tahoma"/>
                 <w:color w:val="1F4E79"/>
                 <w:sz w:val="17"/>
                 <w:cs/>
@@ -8797,7 +9176,7 @@
             </w:pPr>
             <w:r>
               <w:rPr>
-                <w:rFonts w:ascii="Arial Unicode MS" w:hAnsi="Arial Unicode MS" w:eastAsia="Arial Unicode MS" w:cs="Arial Unicode MS"/>
+                <w:rFonts w:ascii="Tahoma" w:hAnsi="Tahoma" w:eastAsia="Tahoma" w:cs="Tahoma"/>
                 <w:color w:val="202020"/>
                 <w:sz w:val="17"/>
                 <w:cs/>
@@ -8825,7 +9204,7 @@
             </w:pPr>
             <w:r>
               <w:rPr>
-                <w:rFonts w:ascii="Arial Unicode MS" w:hAnsi="Arial Unicode MS" w:eastAsia="Arial Unicode MS" w:cs="Arial Unicode MS"/>
+                <w:rFonts w:ascii="Tahoma" w:hAnsi="Tahoma" w:eastAsia="Tahoma" w:cs="Tahoma"/>
                 <w:color w:val="202020"/>
                 <w:sz w:val="17"/>
                 <w:cs/>
@@ -8856,7 +9235,7 @@
             </w:pPr>
             <w:r>
               <w:rPr>
-                <w:rFonts w:ascii="Aptos Mono" w:hAnsi="Aptos Mono" w:eastAsia="Arial Unicode MS" w:cs="Arial Unicode MS"/>
+                <w:rFonts w:ascii="Aptos Mono" w:hAnsi="Aptos Mono" w:eastAsia="Tahoma" w:cs="Tahoma"/>
                 <w:color w:val="1F4E79"/>
                 <w:sz w:val="17"/>
                 <w:cs/>
@@ -8885,7 +9264,7 @@
             </w:pPr>
             <w:r>
               <w:rPr>
-                <w:rFonts w:ascii="Arial Unicode MS" w:hAnsi="Arial Unicode MS" w:eastAsia="Arial Unicode MS" w:cs="Arial Unicode MS"/>
+                <w:rFonts w:ascii="Tahoma" w:hAnsi="Tahoma" w:eastAsia="Tahoma" w:cs="Tahoma"/>
                 <w:color w:val="202020"/>
                 <w:sz w:val="17"/>
                 <w:cs/>
@@ -8914,7 +9293,7 @@
             </w:pPr>
             <w:r>
               <w:rPr>
-                <w:rFonts w:ascii="Arial Unicode MS" w:hAnsi="Arial Unicode MS" w:eastAsia="Arial Unicode MS" w:cs="Arial Unicode MS"/>
+                <w:rFonts w:ascii="Tahoma" w:hAnsi="Tahoma" w:eastAsia="Tahoma" w:cs="Tahoma"/>
                 <w:color w:val="202020"/>
                 <w:sz w:val="17"/>
                 <w:cs/>
@@ -8944,7 +9323,7 @@
             </w:pPr>
             <w:r>
               <w:rPr>
-                <w:rFonts w:ascii="Aptos Mono" w:hAnsi="Aptos Mono" w:eastAsia="Arial Unicode MS" w:cs="Arial Unicode MS"/>
+                <w:rFonts w:ascii="Aptos Mono" w:hAnsi="Aptos Mono" w:eastAsia="Tahoma" w:cs="Tahoma"/>
                 <w:color w:val="1F4E79"/>
                 <w:sz w:val="17"/>
                 <w:cs/>
@@ -8972,7 +9351,7 @@
             </w:pPr>
             <w:r>
               <w:rPr>
-                <w:rFonts w:ascii="Arial Unicode MS" w:hAnsi="Arial Unicode MS" w:eastAsia="Arial Unicode MS" w:cs="Arial Unicode MS"/>
+                <w:rFonts w:ascii="Tahoma" w:hAnsi="Tahoma" w:eastAsia="Tahoma" w:cs="Tahoma"/>
                 <w:color w:val="202020"/>
                 <w:sz w:val="17"/>
                 <w:cs/>
@@ -9000,7 +9379,7 @@
             </w:pPr>
             <w:r>
               <w:rPr>
-                <w:rFonts w:ascii="Arial Unicode MS" w:hAnsi="Arial Unicode MS" w:eastAsia="Arial Unicode MS" w:cs="Arial Unicode MS"/>
+                <w:rFonts w:ascii="Tahoma" w:hAnsi="Tahoma" w:eastAsia="Tahoma" w:cs="Tahoma"/>
                 <w:color w:val="202020"/>
                 <w:sz w:val="17"/>
                 <w:cs/>
@@ -9031,7 +9410,7 @@
             </w:pPr>
             <w:r>
               <w:rPr>
-                <w:rFonts w:ascii="Aptos Mono" w:hAnsi="Aptos Mono" w:eastAsia="Arial Unicode MS" w:cs="Arial Unicode MS"/>
+                <w:rFonts w:ascii="Aptos Mono" w:hAnsi="Aptos Mono" w:eastAsia="Tahoma" w:cs="Tahoma"/>
                 <w:color w:val="1F4E79"/>
                 <w:sz w:val="17"/>
                 <w:cs/>
@@ -9060,7 +9439,7 @@
             </w:pPr>
             <w:r>
               <w:rPr>
-                <w:rFonts w:ascii="Arial Unicode MS" w:hAnsi="Arial Unicode MS" w:eastAsia="Arial Unicode MS" w:cs="Arial Unicode MS"/>
+                <w:rFonts w:ascii="Tahoma" w:hAnsi="Tahoma" w:eastAsia="Tahoma" w:cs="Tahoma"/>
                 <w:color w:val="202020"/>
                 <w:sz w:val="17"/>
                 <w:cs/>
@@ -9089,7 +9468,7 @@
             </w:pPr>
             <w:r>
               <w:rPr>
-                <w:rFonts w:ascii="Arial Unicode MS" w:hAnsi="Arial Unicode MS" w:eastAsia="Arial Unicode MS" w:cs="Arial Unicode MS"/>
+                <w:rFonts w:ascii="Tahoma" w:hAnsi="Tahoma" w:eastAsia="Tahoma" w:cs="Tahoma"/>
                 <w:color w:val="202020"/>
                 <w:sz w:val="17"/>
                 <w:cs/>
@@ -9119,7 +9498,7 @@
             </w:pPr>
             <w:r>
               <w:rPr>
-                <w:rFonts w:ascii="Aptos Mono" w:hAnsi="Aptos Mono" w:eastAsia="Arial Unicode MS" w:cs="Arial Unicode MS"/>
+                <w:rFonts w:ascii="Aptos Mono" w:hAnsi="Aptos Mono" w:eastAsia="Tahoma" w:cs="Tahoma"/>
                 <w:color w:val="1F4E79"/>
                 <w:sz w:val="17"/>
                 <w:cs/>
@@ -9147,7 +9526,7 @@
             </w:pPr>
             <w:r>
               <w:rPr>
-                <w:rFonts w:ascii="Arial Unicode MS" w:hAnsi="Arial Unicode MS" w:eastAsia="Arial Unicode MS" w:cs="Arial Unicode MS"/>
+                <w:rFonts w:ascii="Tahoma" w:hAnsi="Tahoma" w:eastAsia="Tahoma" w:cs="Tahoma"/>
                 <w:color w:val="202020"/>
                 <w:sz w:val="17"/>
                 <w:cs/>
@@ -9175,7 +9554,7 @@
             </w:pPr>
             <w:r>
               <w:rPr>
-                <w:rFonts w:ascii="Arial Unicode MS" w:hAnsi="Arial Unicode MS" w:eastAsia="Arial Unicode MS" w:cs="Arial Unicode MS"/>
+                <w:rFonts w:ascii="Tahoma" w:hAnsi="Tahoma" w:eastAsia="Tahoma" w:cs="Tahoma"/>
                 <w:color w:val="202020"/>
                 <w:sz w:val="17"/>
                 <w:cs/>
@@ -9206,7 +9585,7 @@
             </w:pPr>
             <w:r>
               <w:rPr>
-                <w:rFonts w:ascii="Aptos Mono" w:hAnsi="Aptos Mono" w:eastAsia="Arial Unicode MS" w:cs="Arial Unicode MS"/>
+                <w:rFonts w:ascii="Aptos Mono" w:hAnsi="Aptos Mono" w:eastAsia="Tahoma" w:cs="Tahoma"/>
                 <w:color w:val="1F4E79"/>
                 <w:sz w:val="17"/>
                 <w:cs/>
@@ -9235,7 +9614,7 @@
             </w:pPr>
             <w:r>
               <w:rPr>
-                <w:rFonts w:ascii="Arial Unicode MS" w:hAnsi="Arial Unicode MS" w:eastAsia="Arial Unicode MS" w:cs="Arial Unicode MS"/>
+                <w:rFonts w:ascii="Tahoma" w:hAnsi="Tahoma" w:eastAsia="Tahoma" w:cs="Tahoma"/>
                 <w:color w:val="202020"/>
                 <w:sz w:val="17"/>
                 <w:cs/>
@@ -9264,7 +9643,7 @@
             </w:pPr>
             <w:r>
               <w:rPr>
-                <w:rFonts w:ascii="Arial Unicode MS" w:hAnsi="Arial Unicode MS" w:eastAsia="Arial Unicode MS" w:cs="Arial Unicode MS"/>
+                <w:rFonts w:ascii="Tahoma" w:hAnsi="Tahoma" w:eastAsia="Tahoma" w:cs="Tahoma"/>
                 <w:color w:val="202020"/>
                 <w:sz w:val="17"/>
                 <w:cs/>
@@ -9287,7 +9666,7 @@
       </w:pPr>
       <w:r>
         <w:rPr>
-          <w:rFonts w:ascii="Arial Unicode MS" w:hAnsi="Arial Unicode MS" w:eastAsia="Arial Unicode MS" w:cs="Arial Unicode MS"/>
+          <w:rFonts w:ascii="Tahoma" w:hAnsi="Tahoma" w:eastAsia="Tahoma" w:cs="Tahoma"/>
           <w:color w:val="202020"/>
           <w:cs/>
           <w:lang w:val="th-TH" w:eastAsia="th-TH" w:bidi="th-TH"/>
@@ -9338,7 +9717,7 @@
             </w:pPr>
             <w:r>
               <w:rPr>
-                <w:rFonts w:ascii="Arial Unicode MS" w:hAnsi="Arial Unicode MS" w:eastAsia="Arial Unicode MS" w:cs="Arial Unicode MS"/>
+                <w:rFonts w:ascii="Tahoma" w:hAnsi="Tahoma" w:eastAsia="Tahoma" w:cs="Tahoma"/>
                 <w:b/>
                 <w:color w:val="FFFFFF"/>
                 <w:sz w:val="17"/>
@@ -9368,7 +9747,7 @@
             </w:pPr>
             <w:r>
               <w:rPr>
-                <w:rFonts w:ascii="Arial Unicode MS" w:hAnsi="Arial Unicode MS" w:eastAsia="Arial Unicode MS" w:cs="Arial Unicode MS"/>
+                <w:rFonts w:ascii="Tahoma" w:hAnsi="Tahoma" w:eastAsia="Tahoma" w:cs="Tahoma"/>
                 <w:b/>
                 <w:color w:val="FFFFFF"/>
                 <w:sz w:val="17"/>
@@ -9398,7 +9777,7 @@
             </w:pPr>
             <w:r>
               <w:rPr>
-                <w:rFonts w:ascii="Arial Unicode MS" w:hAnsi="Arial Unicode MS" w:eastAsia="Arial Unicode MS" w:cs="Arial Unicode MS"/>
+                <w:rFonts w:ascii="Tahoma" w:hAnsi="Tahoma" w:eastAsia="Tahoma" w:cs="Tahoma"/>
                 <w:b/>
                 <w:color w:val="FFFFFF"/>
                 <w:sz w:val="17"/>
@@ -9429,7 +9808,7 @@
             </w:pPr>
             <w:r>
               <w:rPr>
-                <w:rFonts w:ascii="Aptos Mono" w:hAnsi="Aptos Mono" w:eastAsia="Arial Unicode MS" w:cs="Arial Unicode MS"/>
+                <w:rFonts w:ascii="Aptos Mono" w:hAnsi="Aptos Mono" w:eastAsia="Tahoma" w:cs="Tahoma"/>
                 <w:color w:val="1F4E79"/>
                 <w:sz w:val="17"/>
                 <w:cs/>
@@ -9457,7 +9836,7 @@
             </w:pPr>
             <w:r>
               <w:rPr>
-                <w:rFonts w:ascii="Arial Unicode MS" w:hAnsi="Arial Unicode MS" w:eastAsia="Arial Unicode MS" w:cs="Arial Unicode MS"/>
+                <w:rFonts w:ascii="Tahoma" w:hAnsi="Tahoma" w:eastAsia="Tahoma" w:cs="Tahoma"/>
                 <w:color w:val="202020"/>
                 <w:sz w:val="17"/>
                 <w:cs/>
@@ -9485,7 +9864,7 @@
             </w:pPr>
             <w:r>
               <w:rPr>
-                <w:rFonts w:ascii="Arial Unicode MS" w:hAnsi="Arial Unicode MS" w:eastAsia="Arial Unicode MS" w:cs="Arial Unicode MS"/>
+                <w:rFonts w:ascii="Tahoma" w:hAnsi="Tahoma" w:eastAsia="Tahoma" w:cs="Tahoma"/>
                 <w:color w:val="202020"/>
                 <w:sz w:val="17"/>
                 <w:cs/>
@@ -9516,7 +9895,7 @@
             </w:pPr>
             <w:r>
               <w:rPr>
-                <w:rFonts w:ascii="Aptos Mono" w:hAnsi="Aptos Mono" w:eastAsia="Arial Unicode MS" w:cs="Arial Unicode MS"/>
+                <w:rFonts w:ascii="Aptos Mono" w:hAnsi="Aptos Mono" w:eastAsia="Tahoma" w:cs="Tahoma"/>
                 <w:color w:val="1F4E79"/>
                 <w:sz w:val="17"/>
                 <w:cs/>
@@ -9545,7 +9924,7 @@
             </w:pPr>
             <w:r>
               <w:rPr>
-                <w:rFonts w:ascii="Arial Unicode MS" w:hAnsi="Arial Unicode MS" w:eastAsia="Arial Unicode MS" w:cs="Arial Unicode MS"/>
+                <w:rFonts w:ascii="Tahoma" w:hAnsi="Tahoma" w:eastAsia="Tahoma" w:cs="Tahoma"/>
                 <w:color w:val="202020"/>
                 <w:sz w:val="17"/>
                 <w:cs/>
@@ -9574,7 +9953,7 @@
             </w:pPr>
             <w:r>
               <w:rPr>
-                <w:rFonts w:ascii="Arial Unicode MS" w:hAnsi="Arial Unicode MS" w:eastAsia="Arial Unicode MS" w:cs="Arial Unicode MS"/>
+                <w:rFonts w:ascii="Tahoma" w:hAnsi="Tahoma" w:eastAsia="Tahoma" w:cs="Tahoma"/>
                 <w:color w:val="202020"/>
                 <w:sz w:val="17"/>
                 <w:cs/>
@@ -9604,7 +9983,7 @@
             </w:pPr>
             <w:r>
               <w:rPr>
-                <w:rFonts w:ascii="Aptos Mono" w:hAnsi="Aptos Mono" w:eastAsia="Arial Unicode MS" w:cs="Arial Unicode MS"/>
+                <w:rFonts w:ascii="Aptos Mono" w:hAnsi="Aptos Mono" w:eastAsia="Tahoma" w:cs="Tahoma"/>
                 <w:color w:val="1F4E79"/>
                 <w:sz w:val="17"/>
                 <w:cs/>
@@ -9632,7 +10011,7 @@
             </w:pPr>
             <w:r>
               <w:rPr>
-                <w:rFonts w:ascii="Arial Unicode MS" w:hAnsi="Arial Unicode MS" w:eastAsia="Arial Unicode MS" w:cs="Arial Unicode MS"/>
+                <w:rFonts w:ascii="Tahoma" w:hAnsi="Tahoma" w:eastAsia="Tahoma" w:cs="Tahoma"/>
                 <w:color w:val="202020"/>
                 <w:sz w:val="17"/>
                 <w:cs/>
@@ -9660,7 +10039,7 @@
             </w:pPr>
             <w:r>
               <w:rPr>
-                <w:rFonts w:ascii="Arial Unicode MS" w:hAnsi="Arial Unicode MS" w:eastAsia="Arial Unicode MS" w:cs="Arial Unicode MS"/>
+                <w:rFonts w:ascii="Tahoma" w:hAnsi="Tahoma" w:eastAsia="Tahoma" w:cs="Tahoma"/>
                 <w:color w:val="202020"/>
                 <w:sz w:val="17"/>
                 <w:cs/>
@@ -9691,7 +10070,7 @@
             </w:pPr>
             <w:r>
               <w:rPr>
-                <w:rFonts w:ascii="Aptos Mono" w:hAnsi="Aptos Mono" w:eastAsia="Arial Unicode MS" w:cs="Arial Unicode MS"/>
+                <w:rFonts w:ascii="Aptos Mono" w:hAnsi="Aptos Mono" w:eastAsia="Tahoma" w:cs="Tahoma"/>
                 <w:color w:val="1F4E79"/>
                 <w:sz w:val="17"/>
                 <w:cs/>
@@ -9720,7 +10099,7 @@
             </w:pPr>
             <w:r>
               <w:rPr>
-                <w:rFonts w:ascii="Arial Unicode MS" w:hAnsi="Arial Unicode MS" w:eastAsia="Arial Unicode MS" w:cs="Arial Unicode MS"/>
+                <w:rFonts w:ascii="Tahoma" w:hAnsi="Tahoma" w:eastAsia="Tahoma" w:cs="Tahoma"/>
                 <w:color w:val="202020"/>
                 <w:sz w:val="17"/>
                 <w:cs/>
@@ -9749,7 +10128,7 @@
             </w:pPr>
             <w:r>
               <w:rPr>
-                <w:rFonts w:ascii="Arial Unicode MS" w:hAnsi="Arial Unicode MS" w:eastAsia="Arial Unicode MS" w:cs="Arial Unicode MS"/>
+                <w:rFonts w:ascii="Tahoma" w:hAnsi="Tahoma" w:eastAsia="Tahoma" w:cs="Tahoma"/>
                 <w:color w:val="202020"/>
                 <w:sz w:val="17"/>
                 <w:cs/>
@@ -9779,7 +10158,7 @@
             </w:pPr>
             <w:r>
               <w:rPr>
-                <w:rFonts w:ascii="Aptos Mono" w:hAnsi="Aptos Mono" w:eastAsia="Arial Unicode MS" w:cs="Arial Unicode MS"/>
+                <w:rFonts w:ascii="Aptos Mono" w:hAnsi="Aptos Mono" w:eastAsia="Tahoma" w:cs="Tahoma"/>
                 <w:color w:val="1F4E79"/>
                 <w:sz w:val="17"/>
                 <w:cs/>
@@ -9807,7 +10186,7 @@
             </w:pPr>
             <w:r>
               <w:rPr>
-                <w:rFonts w:ascii="Arial Unicode MS" w:hAnsi="Arial Unicode MS" w:eastAsia="Arial Unicode MS" w:cs="Arial Unicode MS"/>
+                <w:rFonts w:ascii="Tahoma" w:hAnsi="Tahoma" w:eastAsia="Tahoma" w:cs="Tahoma"/>
                 <w:color w:val="202020"/>
                 <w:sz w:val="17"/>
                 <w:cs/>
@@ -9835,7 +10214,7 @@
             </w:pPr>
             <w:r>
               <w:rPr>
-                <w:rFonts w:ascii="Arial Unicode MS" w:hAnsi="Arial Unicode MS" w:eastAsia="Arial Unicode MS" w:cs="Arial Unicode MS"/>
+                <w:rFonts w:ascii="Tahoma" w:hAnsi="Tahoma" w:eastAsia="Tahoma" w:cs="Tahoma"/>
                 <w:color w:val="202020"/>
                 <w:sz w:val="17"/>
                 <w:cs/>
@@ -9858,7 +10237,7 @@
       </w:pPr>
       <w:r>
         <w:rPr>
-          <w:rFonts w:ascii="Arial Unicode MS" w:hAnsi="Arial Unicode MS" w:eastAsia="Arial Unicode MS" w:cs="Arial Unicode MS"/>
+          <w:rFonts w:ascii="Tahoma" w:hAnsi="Tahoma" w:eastAsia="Tahoma" w:cs="Tahoma"/>
           <w:color w:val="202020"/>
           <w:cs/>
           <w:lang w:val="th-TH" w:eastAsia="th-TH" w:bidi="th-TH"/>
@@ -9909,7 +10288,7 @@
             </w:pPr>
             <w:r>
               <w:rPr>
-                <w:rFonts w:ascii="Arial Unicode MS" w:hAnsi="Arial Unicode MS" w:eastAsia="Arial Unicode MS" w:cs="Arial Unicode MS"/>
+                <w:rFonts w:ascii="Tahoma" w:hAnsi="Tahoma" w:eastAsia="Tahoma" w:cs="Tahoma"/>
                 <w:b/>
                 <w:color w:val="FFFFFF"/>
                 <w:sz w:val="17"/>
@@ -9939,7 +10318,7 @@
             </w:pPr>
             <w:r>
               <w:rPr>
-                <w:rFonts w:ascii="Arial Unicode MS" w:hAnsi="Arial Unicode MS" w:eastAsia="Arial Unicode MS" w:cs="Arial Unicode MS"/>
+                <w:rFonts w:ascii="Tahoma" w:hAnsi="Tahoma" w:eastAsia="Tahoma" w:cs="Tahoma"/>
                 <w:b/>
                 <w:color w:val="FFFFFF"/>
                 <w:sz w:val="17"/>
@@ -9969,7 +10348,7 @@
             </w:pPr>
             <w:r>
               <w:rPr>
-                <w:rFonts w:ascii="Arial Unicode MS" w:hAnsi="Arial Unicode MS" w:eastAsia="Arial Unicode MS" w:cs="Arial Unicode MS"/>
+                <w:rFonts w:ascii="Tahoma" w:hAnsi="Tahoma" w:eastAsia="Tahoma" w:cs="Tahoma"/>
                 <w:b/>
                 <w:color w:val="FFFFFF"/>
                 <w:sz w:val="17"/>
@@ -10000,7 +10379,7 @@
             </w:pPr>
             <w:r>
               <w:rPr>
-                <w:rFonts w:ascii="Aptos Mono" w:hAnsi="Aptos Mono" w:eastAsia="Arial Unicode MS" w:cs="Arial Unicode MS"/>
+                <w:rFonts w:ascii="Aptos Mono" w:hAnsi="Aptos Mono" w:eastAsia="Tahoma" w:cs="Tahoma"/>
                 <w:color w:val="1F4E79"/>
                 <w:sz w:val="17"/>
                 <w:cs/>
@@ -10028,7 +10407,7 @@
             </w:pPr>
             <w:r>
               <w:rPr>
-                <w:rFonts w:ascii="Arial Unicode MS" w:hAnsi="Arial Unicode MS" w:eastAsia="Arial Unicode MS" w:cs="Arial Unicode MS"/>
+                <w:rFonts w:ascii="Tahoma" w:hAnsi="Tahoma" w:eastAsia="Tahoma" w:cs="Tahoma"/>
                 <w:color w:val="202020"/>
                 <w:sz w:val="17"/>
                 <w:cs/>
@@ -10056,7 +10435,7 @@
             </w:pPr>
             <w:r>
               <w:rPr>
-                <w:rFonts w:ascii="Arial Unicode MS" w:hAnsi="Arial Unicode MS" w:eastAsia="Arial Unicode MS" w:cs="Arial Unicode MS"/>
+                <w:rFonts w:ascii="Tahoma" w:hAnsi="Tahoma" w:eastAsia="Tahoma" w:cs="Tahoma"/>
                 <w:color w:val="202020"/>
                 <w:sz w:val="17"/>
                 <w:cs/>
@@ -10087,7 +10466,7 @@
             </w:pPr>
             <w:r>
               <w:rPr>
-                <w:rFonts w:ascii="Aptos Mono" w:hAnsi="Aptos Mono" w:eastAsia="Arial Unicode MS" w:cs="Arial Unicode MS"/>
+                <w:rFonts w:ascii="Aptos Mono" w:hAnsi="Aptos Mono" w:eastAsia="Tahoma" w:cs="Tahoma"/>
                 <w:color w:val="1F4E79"/>
                 <w:sz w:val="17"/>
                 <w:cs/>
@@ -10116,7 +10495,7 @@
             </w:pPr>
             <w:r>
               <w:rPr>
-                <w:rFonts w:ascii="Arial Unicode MS" w:hAnsi="Arial Unicode MS" w:eastAsia="Arial Unicode MS" w:cs="Arial Unicode MS"/>
+                <w:rFonts w:ascii="Tahoma" w:hAnsi="Tahoma" w:eastAsia="Tahoma" w:cs="Tahoma"/>
                 <w:color w:val="202020"/>
                 <w:sz w:val="17"/>
                 <w:cs/>
@@ -10145,7 +10524,7 @@
             </w:pPr>
             <w:r>
               <w:rPr>
-                <w:rFonts w:ascii="Arial Unicode MS" w:hAnsi="Arial Unicode MS" w:eastAsia="Arial Unicode MS" w:cs="Arial Unicode MS"/>
+                <w:rFonts w:ascii="Tahoma" w:hAnsi="Tahoma" w:eastAsia="Tahoma" w:cs="Tahoma"/>
                 <w:color w:val="202020"/>
                 <w:sz w:val="17"/>
                 <w:cs/>
@@ -10175,7 +10554,7 @@
             </w:pPr>
             <w:r>
               <w:rPr>
-                <w:rFonts w:ascii="Aptos Mono" w:hAnsi="Aptos Mono" w:eastAsia="Arial Unicode MS" w:cs="Arial Unicode MS"/>
+                <w:rFonts w:ascii="Aptos Mono" w:hAnsi="Aptos Mono" w:eastAsia="Tahoma" w:cs="Tahoma"/>
                 <w:color w:val="1F4E79"/>
                 <w:sz w:val="17"/>
                 <w:cs/>
@@ -10203,7 +10582,7 @@
             </w:pPr>
             <w:r>
               <w:rPr>
-                <w:rFonts w:ascii="Arial Unicode MS" w:hAnsi="Arial Unicode MS" w:eastAsia="Arial Unicode MS" w:cs="Arial Unicode MS"/>
+                <w:rFonts w:ascii="Tahoma" w:hAnsi="Tahoma" w:eastAsia="Tahoma" w:cs="Tahoma"/>
                 <w:color w:val="202020"/>
                 <w:sz w:val="17"/>
                 <w:cs/>
@@ -10231,7 +10610,7 @@
             </w:pPr>
             <w:r>
               <w:rPr>
-                <w:rFonts w:ascii="Arial Unicode MS" w:hAnsi="Arial Unicode MS" w:eastAsia="Arial Unicode MS" w:cs="Arial Unicode MS"/>
+                <w:rFonts w:ascii="Tahoma" w:hAnsi="Tahoma" w:eastAsia="Tahoma" w:cs="Tahoma"/>
                 <w:color w:val="202020"/>
                 <w:sz w:val="17"/>
                 <w:cs/>
@@ -10262,7 +10641,7 @@
             </w:pPr>
             <w:r>
               <w:rPr>
-                <w:rFonts w:ascii="Aptos Mono" w:hAnsi="Aptos Mono" w:eastAsia="Arial Unicode MS" w:cs="Arial Unicode MS"/>
+                <w:rFonts w:ascii="Aptos Mono" w:hAnsi="Aptos Mono" w:eastAsia="Tahoma" w:cs="Tahoma"/>
                 <w:color w:val="1F4E79"/>
                 <w:sz w:val="17"/>
                 <w:cs/>
@@ -10291,7 +10670,7 @@
             </w:pPr>
             <w:r>
               <w:rPr>
-                <w:rFonts w:ascii="Arial Unicode MS" w:hAnsi="Arial Unicode MS" w:eastAsia="Arial Unicode MS" w:cs="Arial Unicode MS"/>
+                <w:rFonts w:ascii="Tahoma" w:hAnsi="Tahoma" w:eastAsia="Tahoma" w:cs="Tahoma"/>
                 <w:color w:val="202020"/>
                 <w:sz w:val="17"/>
                 <w:cs/>
@@ -10320,7 +10699,7 @@
             </w:pPr>
             <w:r>
               <w:rPr>
-                <w:rFonts w:ascii="Arial Unicode MS" w:hAnsi="Arial Unicode MS" w:eastAsia="Arial Unicode MS" w:cs="Arial Unicode MS"/>
+                <w:rFonts w:ascii="Tahoma" w:hAnsi="Tahoma" w:eastAsia="Tahoma" w:cs="Tahoma"/>
                 <w:color w:val="202020"/>
                 <w:sz w:val="17"/>
                 <w:cs/>
@@ -10350,7 +10729,7 @@
             </w:pPr>
             <w:r>
               <w:rPr>
-                <w:rFonts w:ascii="Aptos Mono" w:hAnsi="Aptos Mono" w:eastAsia="Arial Unicode MS" w:cs="Arial Unicode MS"/>
+                <w:rFonts w:ascii="Aptos Mono" w:hAnsi="Aptos Mono" w:eastAsia="Tahoma" w:cs="Tahoma"/>
                 <w:color w:val="1F4E79"/>
                 <w:sz w:val="17"/>
                 <w:cs/>
@@ -10378,7 +10757,7 @@
             </w:pPr>
             <w:r>
               <w:rPr>
-                <w:rFonts w:ascii="Arial Unicode MS" w:hAnsi="Arial Unicode MS" w:eastAsia="Arial Unicode MS" w:cs="Arial Unicode MS"/>
+                <w:rFonts w:ascii="Tahoma" w:hAnsi="Tahoma" w:eastAsia="Tahoma" w:cs="Tahoma"/>
                 <w:color w:val="202020"/>
                 <w:sz w:val="17"/>
                 <w:cs/>
@@ -10406,7 +10785,7 @@
             </w:pPr>
             <w:r>
               <w:rPr>
-                <w:rFonts w:ascii="Arial Unicode MS" w:hAnsi="Arial Unicode MS" w:eastAsia="Arial Unicode MS" w:cs="Arial Unicode MS"/>
+                <w:rFonts w:ascii="Tahoma" w:hAnsi="Tahoma" w:eastAsia="Tahoma" w:cs="Tahoma"/>
                 <w:color w:val="202020"/>
                 <w:sz w:val="17"/>
                 <w:cs/>
@@ -10429,7 +10808,7 @@
       </w:pPr>
       <w:r>
         <w:rPr>
-          <w:rFonts w:ascii="Arial Unicode MS" w:hAnsi="Arial Unicode MS" w:eastAsia="Arial Unicode MS" w:cs="Arial Unicode MS"/>
+          <w:rFonts w:ascii="Tahoma" w:hAnsi="Tahoma" w:eastAsia="Tahoma" w:cs="Tahoma"/>
           <w:color w:val="202020"/>
           <w:cs/>
           <w:lang w:val="th-TH" w:eastAsia="th-TH" w:bidi="th-TH"/>
@@ -10480,7 +10859,7 @@
             </w:pPr>
             <w:r>
               <w:rPr>
-                <w:rFonts w:ascii="Arial Unicode MS" w:hAnsi="Arial Unicode MS" w:eastAsia="Arial Unicode MS" w:cs="Arial Unicode MS"/>
+                <w:rFonts w:ascii="Tahoma" w:hAnsi="Tahoma" w:eastAsia="Tahoma" w:cs="Tahoma"/>
                 <w:b/>
                 <w:color w:val="FFFFFF"/>
                 <w:sz w:val="17"/>
@@ -10510,7 +10889,7 @@
             </w:pPr>
             <w:r>
               <w:rPr>
-                <w:rFonts w:ascii="Arial Unicode MS" w:hAnsi="Arial Unicode MS" w:eastAsia="Arial Unicode MS" w:cs="Arial Unicode MS"/>
+                <w:rFonts w:ascii="Tahoma" w:hAnsi="Tahoma" w:eastAsia="Tahoma" w:cs="Tahoma"/>
                 <w:b/>
                 <w:color w:val="FFFFFF"/>
                 <w:sz w:val="17"/>
@@ -10540,7 +10919,7 @@
             </w:pPr>
             <w:r>
               <w:rPr>
-                <w:rFonts w:ascii="Arial Unicode MS" w:hAnsi="Arial Unicode MS" w:eastAsia="Arial Unicode MS" w:cs="Arial Unicode MS"/>
+                <w:rFonts w:ascii="Tahoma" w:hAnsi="Tahoma" w:eastAsia="Tahoma" w:cs="Tahoma"/>
                 <w:b/>
                 <w:color w:val="FFFFFF"/>
                 <w:sz w:val="17"/>
@@ -10571,7 +10950,7 @@
             </w:pPr>
             <w:r>
               <w:rPr>
-                <w:rFonts w:ascii="Aptos Mono" w:hAnsi="Aptos Mono" w:eastAsia="Arial Unicode MS" w:cs="Arial Unicode MS"/>
+                <w:rFonts w:ascii="Aptos Mono" w:hAnsi="Aptos Mono" w:eastAsia="Tahoma" w:cs="Tahoma"/>
                 <w:color w:val="1F4E79"/>
                 <w:sz w:val="17"/>
                 <w:cs/>
@@ -10599,7 +10978,7 @@
             </w:pPr>
             <w:r>
               <w:rPr>
-                <w:rFonts w:ascii="Arial Unicode MS" w:hAnsi="Arial Unicode MS" w:eastAsia="Arial Unicode MS" w:cs="Arial Unicode MS"/>
+                <w:rFonts w:ascii="Tahoma" w:hAnsi="Tahoma" w:eastAsia="Tahoma" w:cs="Tahoma"/>
                 <w:color w:val="202020"/>
                 <w:sz w:val="17"/>
                 <w:cs/>
@@ -10627,7 +11006,7 @@
             </w:pPr>
             <w:r>
               <w:rPr>
-                <w:rFonts w:ascii="Arial Unicode MS" w:hAnsi="Arial Unicode MS" w:eastAsia="Arial Unicode MS" w:cs="Arial Unicode MS"/>
+                <w:rFonts w:ascii="Tahoma" w:hAnsi="Tahoma" w:eastAsia="Tahoma" w:cs="Tahoma"/>
                 <w:color w:val="202020"/>
                 <w:sz w:val="17"/>
                 <w:cs/>
@@ -10658,7 +11037,7 @@
             </w:pPr>
             <w:r>
               <w:rPr>
-                <w:rFonts w:ascii="Aptos Mono" w:hAnsi="Aptos Mono" w:eastAsia="Arial Unicode MS" w:cs="Arial Unicode MS"/>
+                <w:rFonts w:ascii="Aptos Mono" w:hAnsi="Aptos Mono" w:eastAsia="Tahoma" w:cs="Tahoma"/>
                 <w:color w:val="1F4E79"/>
                 <w:sz w:val="17"/>
                 <w:cs/>
@@ -10687,7 +11066,7 @@
             </w:pPr>
             <w:r>
               <w:rPr>
-                <w:rFonts w:ascii="Arial Unicode MS" w:hAnsi="Arial Unicode MS" w:eastAsia="Arial Unicode MS" w:cs="Arial Unicode MS"/>
+                <w:rFonts w:ascii="Tahoma" w:hAnsi="Tahoma" w:eastAsia="Tahoma" w:cs="Tahoma"/>
                 <w:color w:val="202020"/>
                 <w:sz w:val="17"/>
                 <w:cs/>
@@ -10716,7 +11095,7 @@
             </w:pPr>
             <w:r>
               <w:rPr>
-                <w:rFonts w:ascii="Arial Unicode MS" w:hAnsi="Arial Unicode MS" w:eastAsia="Arial Unicode MS" w:cs="Arial Unicode MS"/>
+                <w:rFonts w:ascii="Tahoma" w:hAnsi="Tahoma" w:eastAsia="Tahoma" w:cs="Tahoma"/>
                 <w:color w:val="202020"/>
                 <w:sz w:val="17"/>
                 <w:cs/>
@@ -10746,7 +11125,7 @@
             </w:pPr>
             <w:r>
               <w:rPr>
-                <w:rFonts w:ascii="Aptos Mono" w:hAnsi="Aptos Mono" w:eastAsia="Arial Unicode MS" w:cs="Arial Unicode MS"/>
+                <w:rFonts w:ascii="Aptos Mono" w:hAnsi="Aptos Mono" w:eastAsia="Tahoma" w:cs="Tahoma"/>
                 <w:color w:val="1F4E79"/>
                 <w:sz w:val="17"/>
                 <w:cs/>
@@ -10774,7 +11153,7 @@
             </w:pPr>
             <w:r>
               <w:rPr>
-                <w:rFonts w:ascii="Arial Unicode MS" w:hAnsi="Arial Unicode MS" w:eastAsia="Arial Unicode MS" w:cs="Arial Unicode MS"/>
+                <w:rFonts w:ascii="Tahoma" w:hAnsi="Tahoma" w:eastAsia="Tahoma" w:cs="Tahoma"/>
                 <w:color w:val="202020"/>
                 <w:sz w:val="17"/>
                 <w:cs/>
@@ -10802,7 +11181,7 @@
             </w:pPr>
             <w:r>
               <w:rPr>
-                <w:rFonts w:ascii="Arial Unicode MS" w:hAnsi="Arial Unicode MS" w:eastAsia="Arial Unicode MS" w:cs="Arial Unicode MS"/>
+                <w:rFonts w:ascii="Tahoma" w:hAnsi="Tahoma" w:eastAsia="Tahoma" w:cs="Tahoma"/>
                 <w:color w:val="202020"/>
                 <w:sz w:val="17"/>
                 <w:cs/>
@@ -10812,7 +11191,7 @@
             </w:r>
             <w:r>
               <w:rPr>
-                <w:rFonts w:ascii="Aptos Mono" w:hAnsi="Aptos Mono" w:eastAsia="Arial Unicode MS" w:cs="Arial Unicode MS"/>
+                <w:rFonts w:ascii="Aptos Mono" w:hAnsi="Aptos Mono" w:eastAsia="Tahoma" w:cs="Tahoma"/>
                 <w:color w:val="1F4E79"/>
                 <w:sz w:val="17"/>
                 <w:cs/>
@@ -10822,7 +11201,7 @@
             </w:r>
             <w:r>
               <w:rPr>
-                <w:rFonts w:ascii="Arial Unicode MS" w:hAnsi="Arial Unicode MS" w:eastAsia="Arial Unicode MS" w:cs="Arial Unicode MS"/>
+                <w:rFonts w:ascii="Tahoma" w:hAnsi="Tahoma" w:eastAsia="Tahoma" w:cs="Tahoma"/>
                 <w:color w:val="202020"/>
                 <w:sz w:val="17"/>
                 <w:cs/>
@@ -10853,7 +11232,7 @@
             </w:pPr>
             <w:r>
               <w:rPr>
-                <w:rFonts w:ascii="Aptos Mono" w:hAnsi="Aptos Mono" w:eastAsia="Arial Unicode MS" w:cs="Arial Unicode MS"/>
+                <w:rFonts w:ascii="Aptos Mono" w:hAnsi="Aptos Mono" w:eastAsia="Tahoma" w:cs="Tahoma"/>
                 <w:color w:val="1F4E79"/>
                 <w:sz w:val="17"/>
                 <w:cs/>
@@ -10882,7 +11261,7 @@
             </w:pPr>
             <w:r>
               <w:rPr>
-                <w:rFonts w:ascii="Arial Unicode MS" w:hAnsi="Arial Unicode MS" w:eastAsia="Arial Unicode MS" w:cs="Arial Unicode MS"/>
+                <w:rFonts w:ascii="Tahoma" w:hAnsi="Tahoma" w:eastAsia="Tahoma" w:cs="Tahoma"/>
                 <w:color w:val="202020"/>
                 <w:sz w:val="17"/>
                 <w:cs/>
@@ -10911,7 +11290,7 @@
             </w:pPr>
             <w:r>
               <w:rPr>
-                <w:rFonts w:ascii="Arial Unicode MS" w:hAnsi="Arial Unicode MS" w:eastAsia="Arial Unicode MS" w:cs="Arial Unicode MS"/>
+                <w:rFonts w:ascii="Tahoma" w:hAnsi="Tahoma" w:eastAsia="Tahoma" w:cs="Tahoma"/>
                 <w:color w:val="202020"/>
                 <w:sz w:val="17"/>
                 <w:cs/>
@@ -10941,7 +11320,7 @@
             </w:pPr>
             <w:r>
               <w:rPr>
-                <w:rFonts w:ascii="Aptos Mono" w:hAnsi="Aptos Mono" w:eastAsia="Arial Unicode MS" w:cs="Arial Unicode MS"/>
+                <w:rFonts w:ascii="Aptos Mono" w:hAnsi="Aptos Mono" w:eastAsia="Tahoma" w:cs="Tahoma"/>
                 <w:color w:val="1F4E79"/>
                 <w:sz w:val="17"/>
                 <w:cs/>
@@ -10969,7 +11348,7 @@
             </w:pPr>
             <w:r>
               <w:rPr>
-                <w:rFonts w:ascii="Arial Unicode MS" w:hAnsi="Arial Unicode MS" w:eastAsia="Arial Unicode MS" w:cs="Arial Unicode MS"/>
+                <w:rFonts w:ascii="Tahoma" w:hAnsi="Tahoma" w:eastAsia="Tahoma" w:cs="Tahoma"/>
                 <w:color w:val="202020"/>
                 <w:sz w:val="17"/>
                 <w:cs/>
@@ -10997,7 +11376,7 @@
             </w:pPr>
             <w:r>
               <w:rPr>
-                <w:rFonts w:ascii="Arial Unicode MS" w:hAnsi="Arial Unicode MS" w:eastAsia="Arial Unicode MS" w:cs="Arial Unicode MS"/>
+                <w:rFonts w:ascii="Tahoma" w:hAnsi="Tahoma" w:eastAsia="Tahoma" w:cs="Tahoma"/>
                 <w:color w:val="202020"/>
                 <w:sz w:val="17"/>
                 <w:cs/>
@@ -11028,7 +11407,7 @@
             </w:pPr>
             <w:r>
               <w:rPr>
-                <w:rFonts w:ascii="Aptos Mono" w:hAnsi="Aptos Mono" w:eastAsia="Arial Unicode MS" w:cs="Arial Unicode MS"/>
+                <w:rFonts w:ascii="Aptos Mono" w:hAnsi="Aptos Mono" w:eastAsia="Tahoma" w:cs="Tahoma"/>
                 <w:color w:val="1F4E79"/>
                 <w:sz w:val="17"/>
                 <w:cs/>
@@ -11057,7 +11436,7 @@
             </w:pPr>
             <w:r>
               <w:rPr>
-                <w:rFonts w:ascii="Arial Unicode MS" w:hAnsi="Arial Unicode MS" w:eastAsia="Arial Unicode MS" w:cs="Arial Unicode MS"/>
+                <w:rFonts w:ascii="Tahoma" w:hAnsi="Tahoma" w:eastAsia="Tahoma" w:cs="Tahoma"/>
                 <w:color w:val="202020"/>
                 <w:sz w:val="17"/>
                 <w:cs/>
@@ -11086,7 +11465,7 @@
             </w:pPr>
             <w:r>
               <w:rPr>
-                <w:rFonts w:ascii="Arial Unicode MS" w:hAnsi="Arial Unicode MS" w:eastAsia="Arial Unicode MS" w:cs="Arial Unicode MS"/>
+                <w:rFonts w:ascii="Tahoma" w:hAnsi="Tahoma" w:eastAsia="Tahoma" w:cs="Tahoma"/>
                 <w:color w:val="202020"/>
                 <w:sz w:val="17"/>
                 <w:cs/>
@@ -11116,7 +11495,7 @@
             </w:pPr>
             <w:r>
               <w:rPr>
-                <w:rFonts w:ascii="Aptos Mono" w:hAnsi="Aptos Mono" w:eastAsia="Arial Unicode MS" w:cs="Arial Unicode MS"/>
+                <w:rFonts w:ascii="Aptos Mono" w:hAnsi="Aptos Mono" w:eastAsia="Tahoma" w:cs="Tahoma"/>
                 <w:color w:val="1F4E79"/>
                 <w:sz w:val="17"/>
                 <w:cs/>
@@ -11144,7 +11523,7 @@
             </w:pPr>
             <w:r>
               <w:rPr>
-                <w:rFonts w:ascii="Arial Unicode MS" w:hAnsi="Arial Unicode MS" w:eastAsia="Arial Unicode MS" w:cs="Arial Unicode MS"/>
+                <w:rFonts w:ascii="Tahoma" w:hAnsi="Tahoma" w:eastAsia="Tahoma" w:cs="Tahoma"/>
                 <w:color w:val="202020"/>
                 <w:sz w:val="17"/>
                 <w:cs/>
@@ -11172,7 +11551,7 @@
             </w:pPr>
             <w:r>
               <w:rPr>
-                <w:rFonts w:ascii="Arial Unicode MS" w:hAnsi="Arial Unicode MS" w:eastAsia="Arial Unicode MS" w:cs="Arial Unicode MS"/>
+                <w:rFonts w:ascii="Tahoma" w:hAnsi="Tahoma" w:eastAsia="Tahoma" w:cs="Tahoma"/>
                 <w:color w:val="202020"/>
                 <w:sz w:val="17"/>
                 <w:cs/>
@@ -11195,7 +11574,7 @@
       </w:pPr>
       <w:r>
         <w:rPr>
-          <w:rFonts w:ascii="Arial Unicode MS" w:hAnsi="Arial Unicode MS" w:eastAsia="Arial Unicode MS" w:cs="Arial Unicode MS"/>
+          <w:rFonts w:ascii="Tahoma" w:hAnsi="Tahoma" w:eastAsia="Tahoma" w:cs="Tahoma"/>
           <w:color w:val="202020"/>
           <w:cs/>
           <w:lang w:val="th-TH" w:eastAsia="th-TH" w:bidi="th-TH"/>
@@ -11246,7 +11625,7 @@
             </w:pPr>
             <w:r>
               <w:rPr>
-                <w:rFonts w:ascii="Arial Unicode MS" w:hAnsi="Arial Unicode MS" w:eastAsia="Arial Unicode MS" w:cs="Arial Unicode MS"/>
+                <w:rFonts w:ascii="Tahoma" w:hAnsi="Tahoma" w:eastAsia="Tahoma" w:cs="Tahoma"/>
                 <w:b/>
                 <w:color w:val="FFFFFF"/>
                 <w:sz w:val="17"/>
@@ -11276,7 +11655,7 @@
             </w:pPr>
             <w:r>
               <w:rPr>
-                <w:rFonts w:ascii="Arial Unicode MS" w:hAnsi="Arial Unicode MS" w:eastAsia="Arial Unicode MS" w:cs="Arial Unicode MS"/>
+                <w:rFonts w:ascii="Tahoma" w:hAnsi="Tahoma" w:eastAsia="Tahoma" w:cs="Tahoma"/>
                 <w:b/>
                 <w:color w:val="FFFFFF"/>
                 <w:sz w:val="17"/>
@@ -11306,7 +11685,7 @@
             </w:pPr>
             <w:r>
               <w:rPr>
-                <w:rFonts w:ascii="Arial Unicode MS" w:hAnsi="Arial Unicode MS" w:eastAsia="Arial Unicode MS" w:cs="Arial Unicode MS"/>
+                <w:rFonts w:ascii="Tahoma" w:hAnsi="Tahoma" w:eastAsia="Tahoma" w:cs="Tahoma"/>
                 <w:b/>
                 <w:color w:val="FFFFFF"/>
                 <w:sz w:val="17"/>
@@ -11337,7 +11716,7 @@
             </w:pPr>
             <w:r>
               <w:rPr>
-                <w:rFonts w:ascii="Aptos Mono" w:hAnsi="Aptos Mono" w:eastAsia="Arial Unicode MS" w:cs="Arial Unicode MS"/>
+                <w:rFonts w:ascii="Aptos Mono" w:hAnsi="Aptos Mono" w:eastAsia="Tahoma" w:cs="Tahoma"/>
                 <w:color w:val="1F4E79"/>
                 <w:sz w:val="17"/>
                 <w:cs/>
@@ -11365,7 +11744,7 @@
             </w:pPr>
             <w:r>
               <w:rPr>
-                <w:rFonts w:ascii="Arial Unicode MS" w:hAnsi="Arial Unicode MS" w:eastAsia="Arial Unicode MS" w:cs="Arial Unicode MS"/>
+                <w:rFonts w:ascii="Tahoma" w:hAnsi="Tahoma" w:eastAsia="Tahoma" w:cs="Tahoma"/>
                 <w:color w:val="202020"/>
                 <w:sz w:val="17"/>
                 <w:cs/>
@@ -11393,7 +11772,7 @@
             </w:pPr>
             <w:r>
               <w:rPr>
-                <w:rFonts w:ascii="Arial Unicode MS" w:hAnsi="Arial Unicode MS" w:eastAsia="Arial Unicode MS" w:cs="Arial Unicode MS"/>
+                <w:rFonts w:ascii="Tahoma" w:hAnsi="Tahoma" w:eastAsia="Tahoma" w:cs="Tahoma"/>
                 <w:color w:val="202020"/>
                 <w:sz w:val="17"/>
                 <w:cs/>
@@ -11424,7 +11803,7 @@
             </w:pPr>
             <w:r>
               <w:rPr>
-                <w:rFonts w:ascii="Aptos Mono" w:hAnsi="Aptos Mono" w:eastAsia="Arial Unicode MS" w:cs="Arial Unicode MS"/>
+                <w:rFonts w:ascii="Aptos Mono" w:hAnsi="Aptos Mono" w:eastAsia="Tahoma" w:cs="Tahoma"/>
                 <w:color w:val="1F4E79"/>
                 <w:sz w:val="17"/>
                 <w:cs/>
@@ -11453,7 +11832,7 @@
             </w:pPr>
             <w:r>
               <w:rPr>
-                <w:rFonts w:ascii="Arial Unicode MS" w:hAnsi="Arial Unicode MS" w:eastAsia="Arial Unicode MS" w:cs="Arial Unicode MS"/>
+                <w:rFonts w:ascii="Tahoma" w:hAnsi="Tahoma" w:eastAsia="Tahoma" w:cs="Tahoma"/>
                 <w:color w:val="202020"/>
                 <w:sz w:val="17"/>
                 <w:cs/>
@@ -11482,7 +11861,7 @@
             </w:pPr>
             <w:r>
               <w:rPr>
-                <w:rFonts w:ascii="Arial Unicode MS" w:hAnsi="Arial Unicode MS" w:eastAsia="Arial Unicode MS" w:cs="Arial Unicode MS"/>
+                <w:rFonts w:ascii="Tahoma" w:hAnsi="Tahoma" w:eastAsia="Tahoma" w:cs="Tahoma"/>
                 <w:color w:val="202020"/>
                 <w:sz w:val="17"/>
                 <w:cs/>
@@ -11505,7 +11884,7 @@
       </w:pPr>
       <w:r>
         <w:rPr>
-          <w:rFonts w:ascii="Arial Unicode MS" w:hAnsi="Arial Unicode MS" w:eastAsia="Arial Unicode MS" w:cs="Arial Unicode MS"/>
+          <w:rFonts w:ascii="Tahoma" w:hAnsi="Tahoma" w:eastAsia="Tahoma" w:cs="Tahoma"/>
           <w:color w:val="202020"/>
           <w:cs/>
           <w:lang w:val="th-TH" w:eastAsia="th-TH" w:bidi="th-TH"/>
@@ -11520,7 +11899,7 @@
       </w:pPr>
       <w:r>
         <w:rPr>
-          <w:rFonts w:ascii="Arial Unicode MS" w:hAnsi="Arial Unicode MS" w:eastAsia="Arial Unicode MS" w:cs="Arial Unicode MS"/>
+          <w:rFonts w:ascii="Tahoma" w:hAnsi="Tahoma" w:eastAsia="Tahoma" w:cs="Tahoma"/>
           <w:color w:val="202020"/>
           <w:cs/>
           <w:lang w:val="th-TH" w:eastAsia="th-TH" w:bidi="th-TH"/>
@@ -11571,7 +11950,7 @@
             </w:pPr>
             <w:r>
               <w:rPr>
-                <w:rFonts w:ascii="Arial Unicode MS" w:hAnsi="Arial Unicode MS" w:eastAsia="Arial Unicode MS" w:cs="Arial Unicode MS"/>
+                <w:rFonts w:ascii="Tahoma" w:hAnsi="Tahoma" w:eastAsia="Tahoma" w:cs="Tahoma"/>
                 <w:b/>
                 <w:color w:val="FFFFFF"/>
                 <w:sz w:val="17"/>
@@ -11601,7 +11980,7 @@
             </w:pPr>
             <w:r>
               <w:rPr>
-                <w:rFonts w:ascii="Arial Unicode MS" w:hAnsi="Arial Unicode MS" w:eastAsia="Arial Unicode MS" w:cs="Arial Unicode MS"/>
+                <w:rFonts w:ascii="Tahoma" w:hAnsi="Tahoma" w:eastAsia="Tahoma" w:cs="Tahoma"/>
                 <w:b/>
                 <w:color w:val="FFFFFF"/>
                 <w:sz w:val="17"/>
@@ -11631,7 +12010,7 @@
             </w:pPr>
             <w:r>
               <w:rPr>
-                <w:rFonts w:ascii="Arial Unicode MS" w:hAnsi="Arial Unicode MS" w:eastAsia="Arial Unicode MS" w:cs="Arial Unicode MS"/>
+                <w:rFonts w:ascii="Tahoma" w:hAnsi="Tahoma" w:eastAsia="Tahoma" w:cs="Tahoma"/>
                 <w:b/>
                 <w:color w:val="FFFFFF"/>
                 <w:sz w:val="17"/>
@@ -11662,7 +12041,7 @@
             </w:pPr>
             <w:r>
               <w:rPr>
-                <w:rFonts w:ascii="Arial Unicode MS" w:hAnsi="Arial Unicode MS" w:eastAsia="Arial Unicode MS" w:cs="Arial Unicode MS"/>
+                <w:rFonts w:ascii="Tahoma" w:hAnsi="Tahoma" w:eastAsia="Tahoma" w:cs="Tahoma"/>
                 <w:color w:val="202020"/>
                 <w:sz w:val="17"/>
                 <w:cs/>
@@ -11690,7 +12069,7 @@
             </w:pPr>
             <w:r>
               <w:rPr>
-                <w:rFonts w:ascii="Aptos Mono" w:hAnsi="Aptos Mono" w:eastAsia="Arial Unicode MS" w:cs="Arial Unicode MS"/>
+                <w:rFonts w:ascii="Aptos Mono" w:hAnsi="Aptos Mono" w:eastAsia="Tahoma" w:cs="Tahoma"/>
                 <w:color w:val="1F4E79"/>
                 <w:sz w:val="17"/>
                 <w:cs/>
@@ -11700,7 +12079,7 @@
             </w:r>
             <w:r>
               <w:rPr>
-                <w:rFonts w:ascii="Arial Unicode MS" w:hAnsi="Arial Unicode MS" w:eastAsia="Arial Unicode MS" w:cs="Arial Unicode MS"/>
+                <w:rFonts w:ascii="Tahoma" w:hAnsi="Tahoma" w:eastAsia="Tahoma" w:cs="Tahoma"/>
                 <w:color w:val="202020"/>
                 <w:sz w:val="17"/>
                 <w:cs/>
@@ -11710,7 +12089,7 @@
             </w:r>
             <w:r>
               <w:rPr>
-                <w:rFonts w:ascii="Aptos Mono" w:hAnsi="Aptos Mono" w:eastAsia="Arial Unicode MS" w:cs="Arial Unicode MS"/>
+                <w:rFonts w:ascii="Aptos Mono" w:hAnsi="Aptos Mono" w:eastAsia="Tahoma" w:cs="Tahoma"/>
                 <w:color w:val="1F4E79"/>
                 <w:sz w:val="17"/>
                 <w:cs/>
@@ -11720,7 +12099,7 @@
             </w:r>
             <w:r>
               <w:rPr>
-                <w:rFonts w:ascii="Arial Unicode MS" w:hAnsi="Arial Unicode MS" w:eastAsia="Arial Unicode MS" w:cs="Arial Unicode MS"/>
+                <w:rFonts w:ascii="Tahoma" w:hAnsi="Tahoma" w:eastAsia="Tahoma" w:cs="Tahoma"/>
                 <w:color w:val="202020"/>
                 <w:sz w:val="17"/>
                 <w:cs/>
@@ -11730,7 +12109,7 @@
             </w:r>
             <w:r>
               <w:rPr>
-                <w:rFonts w:ascii="Aptos Mono" w:hAnsi="Aptos Mono" w:eastAsia="Arial Unicode MS" w:cs="Arial Unicode MS"/>
+                <w:rFonts w:ascii="Aptos Mono" w:hAnsi="Aptos Mono" w:eastAsia="Tahoma" w:cs="Tahoma"/>
                 <w:color w:val="1F4E79"/>
                 <w:sz w:val="17"/>
                 <w:cs/>
@@ -11740,7 +12119,7 @@
             </w:r>
             <w:r>
               <w:rPr>
-                <w:rFonts w:ascii="Arial Unicode MS" w:hAnsi="Arial Unicode MS" w:eastAsia="Arial Unicode MS" w:cs="Arial Unicode MS"/>
+                <w:rFonts w:ascii="Tahoma" w:hAnsi="Tahoma" w:eastAsia="Tahoma" w:cs="Tahoma"/>
                 <w:color w:val="202020"/>
                 <w:sz w:val="17"/>
                 <w:cs/>
@@ -11750,7 +12129,7 @@
             </w:r>
             <w:r>
               <w:rPr>
-                <w:rFonts w:ascii="Aptos Mono" w:hAnsi="Aptos Mono" w:eastAsia="Arial Unicode MS" w:cs="Arial Unicode MS"/>
+                <w:rFonts w:ascii="Aptos Mono" w:hAnsi="Aptos Mono" w:eastAsia="Tahoma" w:cs="Tahoma"/>
                 <w:color w:val="1F4E79"/>
                 <w:sz w:val="17"/>
                 <w:cs/>
@@ -11778,7 +12157,7 @@
             </w:pPr>
             <w:r>
               <w:rPr>
-                <w:rFonts w:ascii="Arial Unicode MS" w:hAnsi="Arial Unicode MS" w:eastAsia="Arial Unicode MS" w:cs="Arial Unicode MS"/>
+                <w:rFonts w:ascii="Tahoma" w:hAnsi="Tahoma" w:eastAsia="Tahoma" w:cs="Tahoma"/>
                 <w:color w:val="202020"/>
                 <w:sz w:val="17"/>
                 <w:cs/>
@@ -11809,7 +12188,7 @@
             </w:pPr>
             <w:r>
               <w:rPr>
-                <w:rFonts w:ascii="Arial Unicode MS" w:hAnsi="Arial Unicode MS" w:eastAsia="Arial Unicode MS" w:cs="Arial Unicode MS"/>
+                <w:rFonts w:ascii="Tahoma" w:hAnsi="Tahoma" w:eastAsia="Tahoma" w:cs="Tahoma"/>
                 <w:color w:val="202020"/>
                 <w:sz w:val="17"/>
                 <w:cs/>
@@ -11838,7 +12217,7 @@
             </w:pPr>
             <w:r>
               <w:rPr>
-                <w:rFonts w:ascii="Aptos Mono" w:hAnsi="Aptos Mono" w:eastAsia="Arial Unicode MS" w:cs="Arial Unicode MS"/>
+                <w:rFonts w:ascii="Aptos Mono" w:hAnsi="Aptos Mono" w:eastAsia="Tahoma" w:cs="Tahoma"/>
                 <w:color w:val="1F4E79"/>
                 <w:sz w:val="17"/>
                 <w:cs/>
@@ -11848,7 +12227,7 @@
             </w:r>
             <w:r>
               <w:rPr>
-                <w:rFonts w:ascii="Arial Unicode MS" w:hAnsi="Arial Unicode MS" w:eastAsia="Arial Unicode MS" w:cs="Arial Unicode MS"/>
+                <w:rFonts w:ascii="Tahoma" w:hAnsi="Tahoma" w:eastAsia="Tahoma" w:cs="Tahoma"/>
                 <w:color w:val="202020"/>
                 <w:sz w:val="17"/>
                 <w:cs/>
@@ -11858,7 +12237,7 @@
             </w:r>
             <w:r>
               <w:rPr>
-                <w:rFonts w:ascii="Aptos Mono" w:hAnsi="Aptos Mono" w:eastAsia="Arial Unicode MS" w:cs="Arial Unicode MS"/>
+                <w:rFonts w:ascii="Aptos Mono" w:hAnsi="Aptos Mono" w:eastAsia="Tahoma" w:cs="Tahoma"/>
                 <w:color w:val="1F4E79"/>
                 <w:sz w:val="17"/>
                 <w:cs/>
@@ -11868,7 +12247,7 @@
             </w:r>
             <w:r>
               <w:rPr>
-                <w:rFonts w:ascii="Arial Unicode MS" w:hAnsi="Arial Unicode MS" w:eastAsia="Arial Unicode MS" w:cs="Arial Unicode MS"/>
+                <w:rFonts w:ascii="Tahoma" w:hAnsi="Tahoma" w:eastAsia="Tahoma" w:cs="Tahoma"/>
                 <w:color w:val="202020"/>
                 <w:sz w:val="17"/>
                 <w:cs/>
@@ -11878,7 +12257,7 @@
             </w:r>
             <w:r>
               <w:rPr>
-                <w:rFonts w:ascii="Aptos Mono" w:hAnsi="Aptos Mono" w:eastAsia="Arial Unicode MS" w:cs="Arial Unicode MS"/>
+                <w:rFonts w:ascii="Aptos Mono" w:hAnsi="Aptos Mono" w:eastAsia="Tahoma" w:cs="Tahoma"/>
                 <w:color w:val="1F4E79"/>
                 <w:sz w:val="17"/>
                 <w:cs/>
@@ -11907,7 +12286,7 @@
             </w:pPr>
             <w:r>
               <w:rPr>
-                <w:rFonts w:ascii="Arial Unicode MS" w:hAnsi="Arial Unicode MS" w:eastAsia="Arial Unicode MS" w:cs="Arial Unicode MS"/>
+                <w:rFonts w:ascii="Tahoma" w:hAnsi="Tahoma" w:eastAsia="Tahoma" w:cs="Tahoma"/>
                 <w:color w:val="202020"/>
                 <w:sz w:val="17"/>
                 <w:cs/>
@@ -11937,7 +12316,7 @@
             </w:pPr>
             <w:r>
               <w:rPr>
-                <w:rFonts w:ascii="Arial Unicode MS" w:hAnsi="Arial Unicode MS" w:eastAsia="Arial Unicode MS" w:cs="Arial Unicode MS"/>
+                <w:rFonts w:ascii="Tahoma" w:hAnsi="Tahoma" w:eastAsia="Tahoma" w:cs="Tahoma"/>
                 <w:color w:val="202020"/>
                 <w:sz w:val="17"/>
                 <w:cs/>
@@ -11965,7 +12344,7 @@
             </w:pPr>
             <w:r>
               <w:rPr>
-                <w:rFonts w:ascii="Aptos Mono" w:hAnsi="Aptos Mono" w:eastAsia="Arial Unicode MS" w:cs="Arial Unicode MS"/>
+                <w:rFonts w:ascii="Aptos Mono" w:hAnsi="Aptos Mono" w:eastAsia="Tahoma" w:cs="Tahoma"/>
                 <w:color w:val="1F4E79"/>
                 <w:sz w:val="17"/>
                 <w:cs/>
@@ -11975,7 +12354,7 @@
             </w:r>
             <w:r>
               <w:rPr>
-                <w:rFonts w:ascii="Arial Unicode MS" w:hAnsi="Arial Unicode MS" w:eastAsia="Arial Unicode MS" w:cs="Arial Unicode MS"/>
+                <w:rFonts w:ascii="Tahoma" w:hAnsi="Tahoma" w:eastAsia="Tahoma" w:cs="Tahoma"/>
                 <w:color w:val="202020"/>
                 <w:sz w:val="17"/>
                 <w:cs/>
@@ -11985,7 +12364,7 @@
             </w:r>
             <w:r>
               <w:rPr>
-                <w:rFonts w:ascii="Aptos Mono" w:hAnsi="Aptos Mono" w:eastAsia="Arial Unicode MS" w:cs="Arial Unicode MS"/>
+                <w:rFonts w:ascii="Aptos Mono" w:hAnsi="Aptos Mono" w:eastAsia="Tahoma" w:cs="Tahoma"/>
                 <w:color w:val="1F4E79"/>
                 <w:sz w:val="17"/>
                 <w:cs/>
@@ -12013,7 +12392,7 @@
             </w:pPr>
             <w:r>
               <w:rPr>
-                <w:rFonts w:ascii="Arial Unicode MS" w:hAnsi="Arial Unicode MS" w:eastAsia="Arial Unicode MS" w:cs="Arial Unicode MS"/>
+                <w:rFonts w:ascii="Tahoma" w:hAnsi="Tahoma" w:eastAsia="Tahoma" w:cs="Tahoma"/>
                 <w:color w:val="202020"/>
                 <w:sz w:val="17"/>
                 <w:cs/>
@@ -12044,7 +12423,7 @@
             </w:pPr>
             <w:r>
               <w:rPr>
-                <w:rFonts w:ascii="Arial Unicode MS" w:hAnsi="Arial Unicode MS" w:eastAsia="Arial Unicode MS" w:cs="Arial Unicode MS"/>
+                <w:rFonts w:ascii="Tahoma" w:hAnsi="Tahoma" w:eastAsia="Tahoma" w:cs="Tahoma"/>
                 <w:color w:val="202020"/>
                 <w:sz w:val="17"/>
                 <w:cs/>
@@ -12073,7 +12452,7 @@
             </w:pPr>
             <w:r>
               <w:rPr>
-                <w:rFonts w:ascii="Aptos Mono" w:hAnsi="Aptos Mono" w:eastAsia="Arial Unicode MS" w:cs="Arial Unicode MS"/>
+                <w:rFonts w:ascii="Aptos Mono" w:hAnsi="Aptos Mono" w:eastAsia="Tahoma" w:cs="Tahoma"/>
                 <w:color w:val="1F4E79"/>
                 <w:sz w:val="17"/>
                 <w:cs/>
@@ -12083,7 +12462,7 @@
             </w:r>
             <w:r>
               <w:rPr>
-                <w:rFonts w:ascii="Arial Unicode MS" w:hAnsi="Arial Unicode MS" w:eastAsia="Arial Unicode MS" w:cs="Arial Unicode MS"/>
+                <w:rFonts w:ascii="Tahoma" w:hAnsi="Tahoma" w:eastAsia="Tahoma" w:cs="Tahoma"/>
                 <w:color w:val="202020"/>
                 <w:sz w:val="17"/>
                 <w:cs/>
@@ -12093,7 +12472,7 @@
             </w:r>
             <w:r>
               <w:rPr>
-                <w:rFonts w:ascii="Aptos Mono" w:hAnsi="Aptos Mono" w:eastAsia="Arial Unicode MS" w:cs="Arial Unicode MS"/>
+                <w:rFonts w:ascii="Aptos Mono" w:hAnsi="Aptos Mono" w:eastAsia="Tahoma" w:cs="Tahoma"/>
                 <w:color w:val="1F4E79"/>
                 <w:sz w:val="17"/>
                 <w:cs/>
@@ -12103,7 +12482,7 @@
             </w:r>
             <w:r>
               <w:rPr>
-                <w:rFonts w:ascii="Arial Unicode MS" w:hAnsi="Arial Unicode MS" w:eastAsia="Arial Unicode MS" w:cs="Arial Unicode MS"/>
+                <w:rFonts w:ascii="Tahoma" w:hAnsi="Tahoma" w:eastAsia="Tahoma" w:cs="Tahoma"/>
                 <w:color w:val="202020"/>
                 <w:sz w:val="17"/>
                 <w:cs/>
@@ -12113,7 +12492,7 @@
             </w:r>
             <w:r>
               <w:rPr>
-                <w:rFonts w:ascii="Aptos Mono" w:hAnsi="Aptos Mono" w:eastAsia="Arial Unicode MS" w:cs="Arial Unicode MS"/>
+                <w:rFonts w:ascii="Aptos Mono" w:hAnsi="Aptos Mono" w:eastAsia="Tahoma" w:cs="Tahoma"/>
                 <w:color w:val="1F4E79"/>
                 <w:sz w:val="17"/>
                 <w:cs/>
@@ -12142,7 +12521,7 @@
             </w:pPr>
             <w:r>
               <w:rPr>
-                <w:rFonts w:ascii="Arial Unicode MS" w:hAnsi="Arial Unicode MS" w:eastAsia="Arial Unicode MS" w:cs="Arial Unicode MS"/>
+                <w:rFonts w:ascii="Tahoma" w:hAnsi="Tahoma" w:eastAsia="Tahoma" w:cs="Tahoma"/>
                 <w:color w:val="202020"/>
                 <w:sz w:val="17"/>
                 <w:cs/>
@@ -12172,7 +12551,7 @@
             </w:pPr>
             <w:r>
               <w:rPr>
-                <w:rFonts w:ascii="Arial Unicode MS" w:hAnsi="Arial Unicode MS" w:eastAsia="Arial Unicode MS" w:cs="Arial Unicode MS"/>
+                <w:rFonts w:ascii="Tahoma" w:hAnsi="Tahoma" w:eastAsia="Tahoma" w:cs="Tahoma"/>
                 <w:color w:val="202020"/>
                 <w:sz w:val="17"/>
                 <w:cs/>
@@ -12200,7 +12579,7 @@
             </w:pPr>
             <w:r>
               <w:rPr>
-                <w:rFonts w:ascii="Aptos Mono" w:hAnsi="Aptos Mono" w:eastAsia="Arial Unicode MS" w:cs="Arial Unicode MS"/>
+                <w:rFonts w:ascii="Aptos Mono" w:hAnsi="Aptos Mono" w:eastAsia="Tahoma" w:cs="Tahoma"/>
                 <w:color w:val="1F4E79"/>
                 <w:sz w:val="17"/>
                 <w:cs/>
@@ -12210,7 +12589,7 @@
             </w:r>
             <w:r>
               <w:rPr>
-                <w:rFonts w:ascii="Arial Unicode MS" w:hAnsi="Arial Unicode MS" w:eastAsia="Arial Unicode MS" w:cs="Arial Unicode MS"/>
+                <w:rFonts w:ascii="Tahoma" w:hAnsi="Tahoma" w:eastAsia="Tahoma" w:cs="Tahoma"/>
                 <w:color w:val="202020"/>
                 <w:sz w:val="17"/>
                 <w:cs/>
@@ -12220,7 +12599,7 @@
             </w:r>
             <w:r>
               <w:rPr>
-                <w:rFonts w:ascii="Aptos Mono" w:hAnsi="Aptos Mono" w:eastAsia="Arial Unicode MS" w:cs="Arial Unicode MS"/>
+                <w:rFonts w:ascii="Aptos Mono" w:hAnsi="Aptos Mono" w:eastAsia="Tahoma" w:cs="Tahoma"/>
                 <w:color w:val="1F4E79"/>
                 <w:sz w:val="17"/>
                 <w:cs/>
@@ -12248,7 +12627,7 @@
             </w:pPr>
             <w:r>
               <w:rPr>
-                <w:rFonts w:ascii="Arial Unicode MS" w:hAnsi="Arial Unicode MS" w:eastAsia="Arial Unicode MS" w:cs="Arial Unicode MS"/>
+                <w:rFonts w:ascii="Tahoma" w:hAnsi="Tahoma" w:eastAsia="Tahoma" w:cs="Tahoma"/>
                 <w:color w:val="202020"/>
                 <w:sz w:val="17"/>
                 <w:cs/>
@@ -12279,7 +12658,7 @@
             </w:pPr>
             <w:r>
               <w:rPr>
-                <w:rFonts w:ascii="Arial Unicode MS" w:hAnsi="Arial Unicode MS" w:eastAsia="Arial Unicode MS" w:cs="Arial Unicode MS"/>
+                <w:rFonts w:ascii="Tahoma" w:hAnsi="Tahoma" w:eastAsia="Tahoma" w:cs="Tahoma"/>
                 <w:color w:val="202020"/>
                 <w:sz w:val="17"/>
                 <w:cs/>
@@ -12308,7 +12687,7 @@
             </w:pPr>
             <w:r>
               <w:rPr>
-                <w:rFonts w:ascii="Aptos Mono" w:hAnsi="Aptos Mono" w:eastAsia="Arial Unicode MS" w:cs="Arial Unicode MS"/>
+                <w:rFonts w:ascii="Aptos Mono" w:hAnsi="Aptos Mono" w:eastAsia="Tahoma" w:cs="Tahoma"/>
                 <w:color w:val="1F4E79"/>
                 <w:sz w:val="17"/>
                 <w:cs/>
@@ -12337,7 +12716,7 @@
             </w:pPr>
             <w:r>
               <w:rPr>
-                <w:rFonts w:ascii="Arial Unicode MS" w:hAnsi="Arial Unicode MS" w:eastAsia="Arial Unicode MS" w:cs="Arial Unicode MS"/>
+                <w:rFonts w:ascii="Tahoma" w:hAnsi="Tahoma" w:eastAsia="Tahoma" w:cs="Tahoma"/>
                 <w:color w:val="202020"/>
                 <w:sz w:val="17"/>
                 <w:cs/>
@@ -12367,7 +12746,7 @@
             </w:pPr>
             <w:r>
               <w:rPr>
-                <w:rFonts w:ascii="Arial Unicode MS" w:hAnsi="Arial Unicode MS" w:eastAsia="Arial Unicode MS" w:cs="Arial Unicode MS"/>
+                <w:rFonts w:ascii="Tahoma" w:hAnsi="Tahoma" w:eastAsia="Tahoma" w:cs="Tahoma"/>
                 <w:color w:val="202020"/>
                 <w:sz w:val="17"/>
                 <w:cs/>
@@ -12395,7 +12774,7 @@
             </w:pPr>
             <w:r>
               <w:rPr>
-                <w:rFonts w:ascii="Aptos Mono" w:hAnsi="Aptos Mono" w:eastAsia="Arial Unicode MS" w:cs="Arial Unicode MS"/>
+                <w:rFonts w:ascii="Aptos Mono" w:hAnsi="Aptos Mono" w:eastAsia="Tahoma" w:cs="Tahoma"/>
                 <w:color w:val="1F4E79"/>
                 <w:sz w:val="17"/>
                 <w:cs/>
@@ -12405,7 +12784,7 @@
             </w:r>
             <w:r>
               <w:rPr>
-                <w:rFonts w:ascii="Arial Unicode MS" w:hAnsi="Arial Unicode MS" w:eastAsia="Arial Unicode MS" w:cs="Arial Unicode MS"/>
+                <w:rFonts w:ascii="Tahoma" w:hAnsi="Tahoma" w:eastAsia="Tahoma" w:cs="Tahoma"/>
                 <w:color w:val="202020"/>
                 <w:sz w:val="17"/>
                 <w:cs/>
@@ -12415,7 +12794,7 @@
             </w:r>
             <w:r>
               <w:rPr>
-                <w:rFonts w:ascii="Aptos Mono" w:hAnsi="Aptos Mono" w:eastAsia="Arial Unicode MS" w:cs="Arial Unicode MS"/>
+                <w:rFonts w:ascii="Aptos Mono" w:hAnsi="Aptos Mono" w:eastAsia="Tahoma" w:cs="Tahoma"/>
                 <w:color w:val="1F4E79"/>
                 <w:sz w:val="17"/>
                 <w:cs/>
@@ -12443,7 +12822,7 @@
             </w:pPr>
             <w:r>
               <w:rPr>
-                <w:rFonts w:ascii="Arial Unicode MS" w:hAnsi="Arial Unicode MS" w:eastAsia="Arial Unicode MS" w:cs="Arial Unicode MS"/>
+                <w:rFonts w:ascii="Tahoma" w:hAnsi="Tahoma" w:eastAsia="Tahoma" w:cs="Tahoma"/>
                 <w:color w:val="202020"/>
                 <w:sz w:val="17"/>
                 <w:cs/>
@@ -12474,7 +12853,7 @@
             </w:pPr>
             <w:r>
               <w:rPr>
-                <w:rFonts w:ascii="Arial Unicode MS" w:hAnsi="Arial Unicode MS" w:eastAsia="Arial Unicode MS" w:cs="Arial Unicode MS"/>
+                <w:rFonts w:ascii="Tahoma" w:hAnsi="Tahoma" w:eastAsia="Tahoma" w:cs="Tahoma"/>
                 <w:color w:val="202020"/>
                 <w:sz w:val="17"/>
                 <w:cs/>
@@ -12503,7 +12882,7 @@
             </w:pPr>
             <w:r>
               <w:rPr>
-                <w:rFonts w:ascii="Aptos Mono" w:hAnsi="Aptos Mono" w:eastAsia="Arial Unicode MS" w:cs="Arial Unicode MS"/>
+                <w:rFonts w:ascii="Aptos Mono" w:hAnsi="Aptos Mono" w:eastAsia="Tahoma" w:cs="Tahoma"/>
                 <w:color w:val="1F4E79"/>
                 <w:sz w:val="17"/>
                 <w:cs/>
@@ -12513,7 +12892,7 @@
             </w:r>
             <w:r>
               <w:rPr>
-                <w:rFonts w:ascii="Arial Unicode MS" w:hAnsi="Arial Unicode MS" w:eastAsia="Arial Unicode MS" w:cs="Arial Unicode MS"/>
+                <w:rFonts w:ascii="Tahoma" w:hAnsi="Tahoma" w:eastAsia="Tahoma" w:cs="Tahoma"/>
                 <w:color w:val="202020"/>
                 <w:sz w:val="17"/>
                 <w:cs/>
@@ -12523,7 +12902,7 @@
             </w:r>
             <w:r>
               <w:rPr>
-                <w:rFonts w:ascii="Aptos Mono" w:hAnsi="Aptos Mono" w:eastAsia="Arial Unicode MS" w:cs="Arial Unicode MS"/>
+                <w:rFonts w:ascii="Aptos Mono" w:hAnsi="Aptos Mono" w:eastAsia="Tahoma" w:cs="Tahoma"/>
                 <w:color w:val="1F4E79"/>
                 <w:sz w:val="17"/>
                 <w:cs/>
@@ -12533,7 +12912,7 @@
             </w:r>
             <w:r>
               <w:rPr>
-                <w:rFonts w:ascii="Arial Unicode MS" w:hAnsi="Arial Unicode MS" w:eastAsia="Arial Unicode MS" w:cs="Arial Unicode MS"/>
+                <w:rFonts w:ascii="Tahoma" w:hAnsi="Tahoma" w:eastAsia="Tahoma" w:cs="Tahoma"/>
                 <w:color w:val="202020"/>
                 <w:sz w:val="17"/>
                 <w:cs/>
@@ -12543,7 +12922,7 @@
             </w:r>
             <w:r>
               <w:rPr>
-                <w:rFonts w:ascii="Aptos Mono" w:hAnsi="Aptos Mono" w:eastAsia="Arial Unicode MS" w:cs="Arial Unicode MS"/>
+                <w:rFonts w:ascii="Aptos Mono" w:hAnsi="Aptos Mono" w:eastAsia="Tahoma" w:cs="Tahoma"/>
                 <w:color w:val="1F4E79"/>
                 <w:sz w:val="17"/>
                 <w:cs/>
@@ -12553,7 +12932,7 @@
             </w:r>
             <w:r>
               <w:rPr>
-                <w:rFonts w:ascii="Arial Unicode MS" w:hAnsi="Arial Unicode MS" w:eastAsia="Arial Unicode MS" w:cs="Arial Unicode MS"/>
+                <w:rFonts w:ascii="Tahoma" w:hAnsi="Tahoma" w:eastAsia="Tahoma" w:cs="Tahoma"/>
                 <w:color w:val="202020"/>
                 <w:sz w:val="17"/>
                 <w:cs/>
@@ -12563,7 +12942,7 @@
             </w:r>
             <w:r>
               <w:rPr>
-                <w:rFonts w:ascii="Aptos Mono" w:hAnsi="Aptos Mono" w:eastAsia="Arial Unicode MS" w:cs="Arial Unicode MS"/>
+                <w:rFonts w:ascii="Aptos Mono" w:hAnsi="Aptos Mono" w:eastAsia="Tahoma" w:cs="Tahoma"/>
                 <w:color w:val="1F4E79"/>
                 <w:sz w:val="17"/>
                 <w:cs/>
@@ -12573,7 +12952,7 @@
             </w:r>
             <w:r>
               <w:rPr>
-                <w:rFonts w:ascii="Arial Unicode MS" w:hAnsi="Arial Unicode MS" w:eastAsia="Arial Unicode MS" w:cs="Arial Unicode MS"/>
+                <w:rFonts w:ascii="Tahoma" w:hAnsi="Tahoma" w:eastAsia="Tahoma" w:cs="Tahoma"/>
                 <w:color w:val="202020"/>
                 <w:sz w:val="17"/>
                 <w:cs/>
@@ -12583,7 +12962,7 @@
             </w:r>
             <w:r>
               <w:rPr>
-                <w:rFonts w:ascii="Aptos Mono" w:hAnsi="Aptos Mono" w:eastAsia="Arial Unicode MS" w:cs="Arial Unicode MS"/>
+                <w:rFonts w:ascii="Aptos Mono" w:hAnsi="Aptos Mono" w:eastAsia="Tahoma" w:cs="Tahoma"/>
                 <w:color w:val="1F4E79"/>
                 <w:sz w:val="17"/>
                 <w:cs/>
@@ -12593,7 +12972,7 @@
             </w:r>
             <w:r>
               <w:rPr>
-                <w:rFonts w:ascii="Arial Unicode MS" w:hAnsi="Arial Unicode MS" w:eastAsia="Arial Unicode MS" w:cs="Arial Unicode MS"/>
+                <w:rFonts w:ascii="Tahoma" w:hAnsi="Tahoma" w:eastAsia="Tahoma" w:cs="Tahoma"/>
                 <w:color w:val="202020"/>
                 <w:sz w:val="17"/>
                 <w:cs/>
@@ -12603,7 +12982,7 @@
             </w:r>
             <w:r>
               <w:rPr>
-                <w:rFonts w:ascii="Aptos Mono" w:hAnsi="Aptos Mono" w:eastAsia="Arial Unicode MS" w:cs="Arial Unicode MS"/>
+                <w:rFonts w:ascii="Aptos Mono" w:hAnsi="Aptos Mono" w:eastAsia="Tahoma" w:cs="Tahoma"/>
                 <w:color w:val="1F4E79"/>
                 <w:sz w:val="17"/>
                 <w:cs/>
@@ -12613,7 +12992,7 @@
             </w:r>
             <w:r>
               <w:rPr>
-                <w:rFonts w:ascii="Arial Unicode MS" w:hAnsi="Arial Unicode MS" w:eastAsia="Arial Unicode MS" w:cs="Arial Unicode MS"/>
+                <w:rFonts w:ascii="Tahoma" w:hAnsi="Tahoma" w:eastAsia="Tahoma" w:cs="Tahoma"/>
                 <w:color w:val="202020"/>
                 <w:sz w:val="17"/>
                 <w:cs/>
@@ -12623,7 +13002,7 @@
             </w:r>
             <w:r>
               <w:rPr>
-                <w:rFonts w:ascii="Aptos Mono" w:hAnsi="Aptos Mono" w:eastAsia="Arial Unicode MS" w:cs="Arial Unicode MS"/>
+                <w:rFonts w:ascii="Aptos Mono" w:hAnsi="Aptos Mono" w:eastAsia="Tahoma" w:cs="Tahoma"/>
                 <w:color w:val="1F4E79"/>
                 <w:sz w:val="17"/>
                 <w:cs/>
@@ -12652,7 +13031,7 @@
             </w:pPr>
             <w:r>
               <w:rPr>
-                <w:rFonts w:ascii="Arial Unicode MS" w:hAnsi="Arial Unicode MS" w:eastAsia="Arial Unicode MS" w:cs="Arial Unicode MS"/>
+                <w:rFonts w:ascii="Tahoma" w:hAnsi="Tahoma" w:eastAsia="Tahoma" w:cs="Tahoma"/>
                 <w:color w:val="202020"/>
                 <w:sz w:val="17"/>
                 <w:cs/>
@@ -12682,7 +13061,7 @@
             </w:pPr>
             <w:r>
               <w:rPr>
-                <w:rFonts w:ascii="Arial Unicode MS" w:hAnsi="Arial Unicode MS" w:eastAsia="Arial Unicode MS" w:cs="Arial Unicode MS"/>
+                <w:rFonts w:ascii="Tahoma" w:hAnsi="Tahoma" w:eastAsia="Tahoma" w:cs="Tahoma"/>
                 <w:color w:val="202020"/>
                 <w:sz w:val="17"/>
                 <w:cs/>
@@ -12710,7 +13089,7 @@
             </w:pPr>
             <w:r>
               <w:rPr>
-                <w:rFonts w:ascii="Aptos Mono" w:hAnsi="Aptos Mono" w:eastAsia="Arial Unicode MS" w:cs="Arial Unicode MS"/>
+                <w:rFonts w:ascii="Aptos Mono" w:hAnsi="Aptos Mono" w:eastAsia="Tahoma" w:cs="Tahoma"/>
                 <w:color w:val="1F4E79"/>
                 <w:sz w:val="17"/>
                 <w:cs/>
@@ -12720,7 +13099,7 @@
             </w:r>
             <w:r>
               <w:rPr>
-                <w:rFonts w:ascii="Arial Unicode MS" w:hAnsi="Arial Unicode MS" w:eastAsia="Arial Unicode MS" w:cs="Arial Unicode MS"/>
+                <w:rFonts w:ascii="Tahoma" w:hAnsi="Tahoma" w:eastAsia="Tahoma" w:cs="Tahoma"/>
                 <w:color w:val="202020"/>
                 <w:sz w:val="17"/>
                 <w:cs/>
@@ -12730,7 +13109,7 @@
             </w:r>
             <w:r>
               <w:rPr>
-                <w:rFonts w:ascii="Aptos Mono" w:hAnsi="Aptos Mono" w:eastAsia="Arial Unicode MS" w:cs="Arial Unicode MS"/>
+                <w:rFonts w:ascii="Aptos Mono" w:hAnsi="Aptos Mono" w:eastAsia="Tahoma" w:cs="Tahoma"/>
                 <w:color w:val="1F4E79"/>
                 <w:sz w:val="17"/>
                 <w:cs/>
@@ -12740,7 +13119,7 @@
             </w:r>
             <w:r>
               <w:rPr>
-                <w:rFonts w:ascii="Arial Unicode MS" w:hAnsi="Arial Unicode MS" w:eastAsia="Arial Unicode MS" w:cs="Arial Unicode MS"/>
+                <w:rFonts w:ascii="Tahoma" w:hAnsi="Tahoma" w:eastAsia="Tahoma" w:cs="Tahoma"/>
                 <w:color w:val="202020"/>
                 <w:sz w:val="17"/>
                 <w:cs/>
@@ -12750,7 +13129,7 @@
             </w:r>
             <w:r>
               <w:rPr>
-                <w:rFonts w:ascii="Aptos Mono" w:hAnsi="Aptos Mono" w:eastAsia="Arial Unicode MS" w:cs="Arial Unicode MS"/>
+                <w:rFonts w:ascii="Aptos Mono" w:hAnsi="Aptos Mono" w:eastAsia="Tahoma" w:cs="Tahoma"/>
                 <w:color w:val="1F4E79"/>
                 <w:sz w:val="17"/>
                 <w:cs/>
@@ -12760,7 +13139,7 @@
             </w:r>
             <w:r>
               <w:rPr>
-                <w:rFonts w:ascii="Arial Unicode MS" w:hAnsi="Arial Unicode MS" w:eastAsia="Arial Unicode MS" w:cs="Arial Unicode MS"/>
+                <w:rFonts w:ascii="Tahoma" w:hAnsi="Tahoma" w:eastAsia="Tahoma" w:cs="Tahoma"/>
                 <w:color w:val="202020"/>
                 <w:sz w:val="17"/>
                 <w:cs/>
@@ -12770,7 +13149,7 @@
             </w:r>
             <w:r>
               <w:rPr>
-                <w:rFonts w:ascii="Aptos Mono" w:hAnsi="Aptos Mono" w:eastAsia="Arial Unicode MS" w:cs="Arial Unicode MS"/>
+                <w:rFonts w:ascii="Aptos Mono" w:hAnsi="Aptos Mono" w:eastAsia="Tahoma" w:cs="Tahoma"/>
                 <w:color w:val="1F4E79"/>
                 <w:sz w:val="17"/>
                 <w:cs/>
@@ -12780,7 +13159,7 @@
             </w:r>
             <w:r>
               <w:rPr>
-                <w:rFonts w:ascii="Arial Unicode MS" w:hAnsi="Arial Unicode MS" w:eastAsia="Arial Unicode MS" w:cs="Arial Unicode MS"/>
+                <w:rFonts w:ascii="Tahoma" w:hAnsi="Tahoma" w:eastAsia="Tahoma" w:cs="Tahoma"/>
                 <w:color w:val="202020"/>
                 <w:sz w:val="17"/>
                 <w:cs/>
@@ -12790,7 +13169,7 @@
             </w:r>
             <w:r>
               <w:rPr>
-                <w:rFonts w:ascii="Aptos Mono" w:hAnsi="Aptos Mono" w:eastAsia="Arial Unicode MS" w:cs="Arial Unicode MS"/>
+                <w:rFonts w:ascii="Aptos Mono" w:hAnsi="Aptos Mono" w:eastAsia="Tahoma" w:cs="Tahoma"/>
                 <w:color w:val="1F4E79"/>
                 <w:sz w:val="17"/>
                 <w:cs/>
@@ -12818,7 +13197,7 @@
             </w:pPr>
             <w:r>
               <w:rPr>
-                <w:rFonts w:ascii="Arial Unicode MS" w:hAnsi="Arial Unicode MS" w:eastAsia="Arial Unicode MS" w:cs="Arial Unicode MS"/>
+                <w:rFonts w:ascii="Tahoma" w:hAnsi="Tahoma" w:eastAsia="Tahoma" w:cs="Tahoma"/>
                 <w:color w:val="202020"/>
                 <w:sz w:val="17"/>
                 <w:cs/>
@@ -12849,7 +13228,7 @@
             </w:pPr>
             <w:r>
               <w:rPr>
-                <w:rFonts w:ascii="Arial Unicode MS" w:hAnsi="Arial Unicode MS" w:eastAsia="Arial Unicode MS" w:cs="Arial Unicode MS"/>
+                <w:rFonts w:ascii="Tahoma" w:hAnsi="Tahoma" w:eastAsia="Tahoma" w:cs="Tahoma"/>
                 <w:color w:val="202020"/>
                 <w:sz w:val="17"/>
                 <w:cs/>
@@ -12878,7 +13257,7 @@
             </w:pPr>
             <w:r>
               <w:rPr>
-                <w:rFonts w:ascii="Aptos Mono" w:hAnsi="Aptos Mono" w:eastAsia="Arial Unicode MS" w:cs="Arial Unicode MS"/>
+                <w:rFonts w:ascii="Aptos Mono" w:hAnsi="Aptos Mono" w:eastAsia="Tahoma" w:cs="Tahoma"/>
                 <w:color w:val="1F4E79"/>
                 <w:sz w:val="17"/>
                 <w:cs/>
@@ -12888,7 +13267,7 @@
             </w:r>
             <w:r>
               <w:rPr>
-                <w:rFonts w:ascii="Arial Unicode MS" w:hAnsi="Arial Unicode MS" w:eastAsia="Arial Unicode MS" w:cs="Arial Unicode MS"/>
+                <w:rFonts w:ascii="Tahoma" w:hAnsi="Tahoma" w:eastAsia="Tahoma" w:cs="Tahoma"/>
                 <w:color w:val="202020"/>
                 <w:sz w:val="17"/>
                 <w:cs/>
@@ -12898,7 +13277,7 @@
             </w:r>
             <w:r>
               <w:rPr>
-                <w:rFonts w:ascii="Aptos Mono" w:hAnsi="Aptos Mono" w:eastAsia="Arial Unicode MS" w:cs="Arial Unicode MS"/>
+                <w:rFonts w:ascii="Aptos Mono" w:hAnsi="Aptos Mono" w:eastAsia="Tahoma" w:cs="Tahoma"/>
                 <w:color w:val="1F4E79"/>
                 <w:sz w:val="17"/>
                 <w:cs/>
@@ -12908,7 +13287,7 @@
             </w:r>
             <w:r>
               <w:rPr>
-                <w:rFonts w:ascii="Arial Unicode MS" w:hAnsi="Arial Unicode MS" w:eastAsia="Arial Unicode MS" w:cs="Arial Unicode MS"/>
+                <w:rFonts w:ascii="Tahoma" w:hAnsi="Tahoma" w:eastAsia="Tahoma" w:cs="Tahoma"/>
                 <w:color w:val="202020"/>
                 <w:sz w:val="17"/>
                 <w:cs/>
@@ -12918,7 +13297,7 @@
             </w:r>
             <w:r>
               <w:rPr>
-                <w:rFonts w:ascii="Aptos Mono" w:hAnsi="Aptos Mono" w:eastAsia="Arial Unicode MS" w:cs="Arial Unicode MS"/>
+                <w:rFonts w:ascii="Aptos Mono" w:hAnsi="Aptos Mono" w:eastAsia="Tahoma" w:cs="Tahoma"/>
                 <w:color w:val="1F4E79"/>
                 <w:sz w:val="17"/>
                 <w:cs/>
@@ -12928,7 +13307,7 @@
             </w:r>
             <w:r>
               <w:rPr>
-                <w:rFonts w:ascii="Arial Unicode MS" w:hAnsi="Arial Unicode MS" w:eastAsia="Arial Unicode MS" w:cs="Arial Unicode MS"/>
+                <w:rFonts w:ascii="Tahoma" w:hAnsi="Tahoma" w:eastAsia="Tahoma" w:cs="Tahoma"/>
                 <w:color w:val="202020"/>
                 <w:sz w:val="17"/>
                 <w:cs/>
@@ -12938,7 +13317,7 @@
             </w:r>
             <w:r>
               <w:rPr>
-                <w:rFonts w:ascii="Aptos Mono" w:hAnsi="Aptos Mono" w:eastAsia="Arial Unicode MS" w:cs="Arial Unicode MS"/>
+                <w:rFonts w:ascii="Aptos Mono" w:hAnsi="Aptos Mono" w:eastAsia="Tahoma" w:cs="Tahoma"/>
                 <w:color w:val="1F4E79"/>
                 <w:sz w:val="17"/>
                 <w:cs/>
@@ -12948,7 +13327,7 @@
             </w:r>
             <w:r>
               <w:rPr>
-                <w:rFonts w:ascii="Arial Unicode MS" w:hAnsi="Arial Unicode MS" w:eastAsia="Arial Unicode MS" w:cs="Arial Unicode MS"/>
+                <w:rFonts w:ascii="Tahoma" w:hAnsi="Tahoma" w:eastAsia="Tahoma" w:cs="Tahoma"/>
                 <w:color w:val="202020"/>
                 <w:sz w:val="17"/>
                 <w:cs/>
@@ -12958,7 +13337,7 @@
             </w:r>
             <w:r>
               <w:rPr>
-                <w:rFonts w:ascii="Aptos Mono" w:hAnsi="Aptos Mono" w:eastAsia="Arial Unicode MS" w:cs="Arial Unicode MS"/>
+                <w:rFonts w:ascii="Aptos Mono" w:hAnsi="Aptos Mono" w:eastAsia="Tahoma" w:cs="Tahoma"/>
                 <w:color w:val="1F4E79"/>
                 <w:sz w:val="17"/>
                 <w:cs/>
@@ -12987,7 +13366,7 @@
             </w:pPr>
             <w:r>
               <w:rPr>
-                <w:rFonts w:ascii="Arial Unicode MS" w:hAnsi="Arial Unicode MS" w:eastAsia="Arial Unicode MS" w:cs="Arial Unicode MS"/>
+                <w:rFonts w:ascii="Tahoma" w:hAnsi="Tahoma" w:eastAsia="Tahoma" w:cs="Tahoma"/>
                 <w:color w:val="202020"/>
                 <w:sz w:val="17"/>
                 <w:cs/>
@@ -13017,7 +13396,7 @@
             </w:pPr>
             <w:r>
               <w:rPr>
-                <w:rFonts w:ascii="Arial Unicode MS" w:hAnsi="Arial Unicode MS" w:eastAsia="Arial Unicode MS" w:cs="Arial Unicode MS"/>
+                <w:rFonts w:ascii="Tahoma" w:hAnsi="Tahoma" w:eastAsia="Tahoma" w:cs="Tahoma"/>
                 <w:color w:val="202020"/>
                 <w:sz w:val="17"/>
                 <w:cs/>
@@ -13045,7 +13424,7 @@
             </w:pPr>
             <w:r>
               <w:rPr>
-                <w:rFonts w:ascii="Aptos Mono" w:hAnsi="Aptos Mono" w:eastAsia="Arial Unicode MS" w:cs="Arial Unicode MS"/>
+                <w:rFonts w:ascii="Aptos Mono" w:hAnsi="Aptos Mono" w:eastAsia="Tahoma" w:cs="Tahoma"/>
                 <w:color w:val="1F4E79"/>
                 <w:sz w:val="17"/>
                 <w:cs/>
@@ -13055,7 +13434,7 @@
             </w:r>
             <w:r>
               <w:rPr>
-                <w:rFonts w:ascii="Arial Unicode MS" w:hAnsi="Arial Unicode MS" w:eastAsia="Arial Unicode MS" w:cs="Arial Unicode MS"/>
+                <w:rFonts w:ascii="Tahoma" w:hAnsi="Tahoma" w:eastAsia="Tahoma" w:cs="Tahoma"/>
                 <w:color w:val="202020"/>
                 <w:sz w:val="17"/>
                 <w:cs/>
@@ -13065,7 +13444,7 @@
             </w:r>
             <w:r>
               <w:rPr>
-                <w:rFonts w:ascii="Aptos Mono" w:hAnsi="Aptos Mono" w:eastAsia="Arial Unicode MS" w:cs="Arial Unicode MS"/>
+                <w:rFonts w:ascii="Aptos Mono" w:hAnsi="Aptos Mono" w:eastAsia="Tahoma" w:cs="Tahoma"/>
                 <w:color w:val="1F4E79"/>
                 <w:sz w:val="17"/>
                 <w:cs/>
@@ -13075,7 +13454,7 @@
             </w:r>
             <w:r>
               <w:rPr>
-                <w:rFonts w:ascii="Arial Unicode MS" w:hAnsi="Arial Unicode MS" w:eastAsia="Arial Unicode MS" w:cs="Arial Unicode MS"/>
+                <w:rFonts w:ascii="Tahoma" w:hAnsi="Tahoma" w:eastAsia="Tahoma" w:cs="Tahoma"/>
                 <w:color w:val="202020"/>
                 <w:sz w:val="17"/>
                 <w:cs/>
@@ -13085,7 +13464,7 @@
             </w:r>
             <w:r>
               <w:rPr>
-                <w:rFonts w:ascii="Aptos Mono" w:hAnsi="Aptos Mono" w:eastAsia="Arial Unicode MS" w:cs="Arial Unicode MS"/>
+                <w:rFonts w:ascii="Aptos Mono" w:hAnsi="Aptos Mono" w:eastAsia="Tahoma" w:cs="Tahoma"/>
                 <w:color w:val="1F4E79"/>
                 <w:sz w:val="17"/>
                 <w:cs/>
@@ -13113,7 +13492,7 @@
             </w:pPr>
             <w:r>
               <w:rPr>
-                <w:rFonts w:ascii="Arial Unicode MS" w:hAnsi="Arial Unicode MS" w:eastAsia="Arial Unicode MS" w:cs="Arial Unicode MS"/>
+                <w:rFonts w:ascii="Tahoma" w:hAnsi="Tahoma" w:eastAsia="Tahoma" w:cs="Tahoma"/>
                 <w:color w:val="202020"/>
                 <w:sz w:val="17"/>
                 <w:cs/>
@@ -13136,7 +13515,7 @@
       </w:pPr>
       <w:r>
         <w:rPr>
-          <w:rFonts w:ascii="Arial Unicode MS" w:hAnsi="Arial Unicode MS" w:eastAsia="Arial Unicode MS" w:cs="Arial Unicode MS"/>
+          <w:rFonts w:ascii="Tahoma" w:hAnsi="Tahoma" w:eastAsia="Tahoma" w:cs="Tahoma"/>
           <w:color w:val="202020"/>
           <w:cs/>
           <w:lang w:val="th-TH" w:eastAsia="th-TH" w:bidi="th-TH"/>
@@ -13152,7 +13531,7 @@
       </w:pPr>
       <w:r>
         <w:rPr>
-          <w:rFonts w:ascii="Arial Unicode MS" w:hAnsi="Arial Unicode MS" w:eastAsia="Arial Unicode MS" w:cs="Arial Unicode MS"/>
+          <w:rFonts w:ascii="Tahoma" w:hAnsi="Tahoma" w:eastAsia="Tahoma" w:cs="Tahoma"/>
           <w:color w:val="202020"/>
           <w:sz w:val="19"/>
           <w:cs/>
@@ -13169,7 +13548,7 @@
       </w:pPr>
       <w:r>
         <w:rPr>
-          <w:rFonts w:ascii="Arial Unicode MS" w:hAnsi="Arial Unicode MS" w:eastAsia="Arial Unicode MS" w:cs="Arial Unicode MS"/>
+          <w:rFonts w:ascii="Tahoma" w:hAnsi="Tahoma" w:eastAsia="Tahoma" w:cs="Tahoma"/>
           <w:color w:val="202020"/>
           <w:sz w:val="19"/>
           <w:cs/>
@@ -13186,7 +13565,7 @@
       </w:pPr>
       <w:r>
         <w:rPr>
-          <w:rFonts w:ascii="Arial Unicode MS" w:hAnsi="Arial Unicode MS" w:eastAsia="Arial Unicode MS" w:cs="Arial Unicode MS"/>
+          <w:rFonts w:ascii="Tahoma" w:hAnsi="Tahoma" w:eastAsia="Tahoma" w:cs="Tahoma"/>
           <w:color w:val="202020"/>
           <w:sz w:val="19"/>
           <w:cs/>
@@ -13196,7 +13575,7 @@
       </w:r>
       <w:r>
         <w:rPr>
-          <w:rFonts w:ascii="Aptos Mono" w:hAnsi="Aptos Mono" w:eastAsia="Arial Unicode MS" w:cs="Arial Unicode MS"/>
+          <w:rFonts w:ascii="Aptos Mono" w:hAnsi="Aptos Mono" w:eastAsia="Tahoma" w:cs="Tahoma"/>
           <w:color w:val="1F4E79"/>
           <w:sz w:val="19"/>
           <w:cs/>
@@ -13206,7 +13585,7 @@
       </w:r>
       <w:r>
         <w:rPr>
-          <w:rFonts w:ascii="Arial Unicode MS" w:hAnsi="Arial Unicode MS" w:eastAsia="Arial Unicode MS" w:cs="Arial Unicode MS"/>
+          <w:rFonts w:ascii="Tahoma" w:hAnsi="Tahoma" w:eastAsia="Tahoma" w:cs="Tahoma"/>
           <w:color w:val="202020"/>
           <w:sz w:val="19"/>
           <w:cs/>
@@ -13216,7 +13595,7 @@
       </w:r>
       <w:r>
         <w:rPr>
-          <w:rFonts w:ascii="Aptos Mono" w:hAnsi="Aptos Mono" w:eastAsia="Arial Unicode MS" w:cs="Arial Unicode MS"/>
+          <w:rFonts w:ascii="Aptos Mono" w:hAnsi="Aptos Mono" w:eastAsia="Tahoma" w:cs="Tahoma"/>
           <w:color w:val="1F4E79"/>
           <w:sz w:val="19"/>
           <w:cs/>
@@ -13226,7 +13605,7 @@
       </w:r>
       <w:r>
         <w:rPr>
-          <w:rFonts w:ascii="Arial Unicode MS" w:hAnsi="Arial Unicode MS" w:eastAsia="Arial Unicode MS" w:cs="Arial Unicode MS"/>
+          <w:rFonts w:ascii="Tahoma" w:hAnsi="Tahoma" w:eastAsia="Tahoma" w:cs="Tahoma"/>
           <w:color w:val="202020"/>
           <w:sz w:val="19"/>
           <w:cs/>
@@ -13236,7 +13615,7 @@
       </w:r>
       <w:r>
         <w:rPr>
-          <w:rFonts w:ascii="Aptos Mono" w:hAnsi="Aptos Mono" w:eastAsia="Arial Unicode MS" w:cs="Arial Unicode MS"/>
+          <w:rFonts w:ascii="Aptos Mono" w:hAnsi="Aptos Mono" w:eastAsia="Tahoma" w:cs="Tahoma"/>
           <w:color w:val="1F4E79"/>
           <w:sz w:val="19"/>
           <w:cs/>
@@ -13246,7 +13625,7 @@
       </w:r>
       <w:r>
         <w:rPr>
-          <w:rFonts w:ascii="Arial Unicode MS" w:hAnsi="Arial Unicode MS" w:eastAsia="Arial Unicode MS" w:cs="Arial Unicode MS"/>
+          <w:rFonts w:ascii="Tahoma" w:hAnsi="Tahoma" w:eastAsia="Tahoma" w:cs="Tahoma"/>
           <w:color w:val="202020"/>
           <w:sz w:val="19"/>
           <w:cs/>
@@ -13275,7 +13654,7 @@
     </w:pPr>
     <w:r>
       <w:rPr>
-        <w:rFonts w:ascii="Arial Unicode MS" w:hAnsi="Arial Unicode MS" w:eastAsia="Arial Unicode MS" w:cs="Arial Unicode MS"/>
+        <w:rFonts w:ascii="Tahoma" w:hAnsi="Tahoma" w:eastAsia="Tahoma" w:cs="Tahoma"/>
         <w:color w:val="5B6573"/>
         <w:sz w:val="17"/>
         <w:cs/>
@@ -13656,7 +14035,7 @@
     <w:qFormat/>
     <w:rsid w:val="00FC693F"/>
     <w:rPr>
-      <w:rFonts w:ascii="Arial Unicode MS" w:hAnsi="Arial Unicode MS" w:eastAsia="Arial Unicode MS" w:cs="Arial Unicode MS"/>
+      <w:rFonts w:ascii="Tahoma" w:hAnsi="Tahoma" w:eastAsia="Tahoma" w:cs="Tahoma"/>
       <w:color w:val="202020"/>
       <w:sz w:val="20"/>
       <w:cs/>
@@ -13721,7 +14100,7 @@
       <w:outlineLvl w:val="0"/>
     </w:pPr>
     <w:rPr>
-      <w:rFonts w:asciiTheme="majorHAnsi" w:eastAsiaTheme="majorEastAsia" w:hAnsiTheme="majorHAnsi" w:cstheme="majorBidi" w:ascii="Arial Unicode MS" w:hAnsi="Arial Unicode MS" w:eastAsia="Arial Unicode MS" w:cs="Arial Unicode MS"/>
+      <w:rFonts w:asciiTheme="majorHAnsi" w:eastAsiaTheme="majorEastAsia" w:hAnsiTheme="majorHAnsi" w:cstheme="majorBidi" w:ascii="Tahoma" w:hAnsi="Tahoma" w:eastAsia="Tahoma" w:cs="Tahoma"/>
       <w:b/>
       <w:bCs/>
       <w:color w:val="000000"/>
@@ -13746,7 +14125,7 @@
       <w:outlineLvl w:val="1"/>
     </w:pPr>
     <w:rPr>
-      <w:rFonts w:asciiTheme="majorHAnsi" w:eastAsiaTheme="majorEastAsia" w:hAnsiTheme="majorHAnsi" w:cstheme="majorBidi" w:ascii="Arial Unicode MS" w:hAnsi="Arial Unicode MS" w:eastAsia="Arial Unicode MS" w:cs="Arial Unicode MS"/>
+      <w:rFonts w:asciiTheme="majorHAnsi" w:eastAsiaTheme="majorEastAsia" w:hAnsiTheme="majorHAnsi" w:cstheme="majorBidi" w:ascii="Tahoma" w:hAnsi="Tahoma" w:eastAsia="Tahoma" w:cs="Tahoma"/>
       <w:b/>
       <w:bCs/>
       <w:color w:val="000000"/>
@@ -13771,7 +14150,7 @@
       <w:outlineLvl w:val="2"/>
     </w:pPr>
     <w:rPr>
-      <w:rFonts w:asciiTheme="majorHAnsi" w:eastAsiaTheme="majorEastAsia" w:hAnsiTheme="majorHAnsi" w:cstheme="majorBidi" w:ascii="Arial Unicode MS" w:hAnsi="Arial Unicode MS" w:eastAsia="Arial Unicode MS" w:cs="Arial Unicode MS"/>
+      <w:rFonts w:asciiTheme="majorHAnsi" w:eastAsiaTheme="majorEastAsia" w:hAnsiTheme="majorHAnsi" w:cstheme="majorBidi" w:ascii="Tahoma" w:hAnsi="Tahoma" w:eastAsia="Tahoma" w:cs="Tahoma"/>
       <w:b/>
       <w:bCs/>
       <w:color w:val="000000"/>
@@ -14014,7 +14393,7 @@
       <w:contextualSpacing/>
     </w:pPr>
     <w:rPr>
-      <w:rFonts w:asciiTheme="majorHAnsi" w:eastAsiaTheme="majorEastAsia" w:hAnsiTheme="majorHAnsi" w:cstheme="majorBidi" w:ascii="Arial Unicode MS" w:hAnsi="Arial Unicode MS" w:eastAsia="Arial Unicode MS" w:cs="Arial Unicode MS"/>
+      <w:rFonts w:asciiTheme="majorHAnsi" w:eastAsiaTheme="majorEastAsia" w:hAnsiTheme="majorHAnsi" w:cstheme="majorBidi" w:ascii="Tahoma" w:hAnsi="Tahoma" w:eastAsia="Tahoma" w:cs="Tahoma"/>
       <w:b/>
       <w:color w:val="000000"/>
       <w:spacing w:val="5"/>
